--- a/db_normalization_2/Отчёт_Ветеринарная_клиника.docx
+++ b/db_normalization_2/Отчёт_Ветеринарная_клиника.docx
@@ -219,13 +219,23 @@
         </w:rPr>
         <w:t>1. Таблица </w:t>
       </w:r>
-      <w:r>
-        <w:rPr>
-          <w:rFonts w:ascii="Times New Roman" w:hAnsi="Times New Roman" w:cs="Times New Roman"/>
-          <w:sz w:val="28"/>
-          <w:szCs w:val="28"/>
-        </w:rPr>
-        <w:t>owners (</w:t>
+      <w:proofErr w:type="spellStart"/>
+      <w:r>
+        <w:rPr>
+          <w:rFonts w:ascii="Times New Roman" w:hAnsi="Times New Roman" w:cs="Times New Roman"/>
+          <w:sz w:val="28"/>
+          <w:szCs w:val="28"/>
+        </w:rPr>
+        <w:t>owners</w:t>
+      </w:r>
+      <w:proofErr w:type="spellEnd"/>
+      <w:r>
+        <w:rPr>
+          <w:rFonts w:ascii="Times New Roman" w:hAnsi="Times New Roman" w:cs="Times New Roman"/>
+          <w:sz w:val="28"/>
+          <w:szCs w:val="28"/>
+        </w:rPr>
+        <w:t> (</w:t>
       </w:r>
       <w:r>
         <w:rPr>
@@ -461,6 +471,7 @@
                 <w:lang w:eastAsia="ru-BY"/>
               </w:rPr>
             </w:pPr>
+            <w:proofErr w:type="spellStart"/>
             <w:r>
               <w:rPr>
                 <w:rFonts w:ascii="Times New Roman" w:hAnsi="Times New Roman" w:cs="Times New Roman"/>
@@ -470,6 +481,7 @@
               </w:rPr>
               <w:t>owner_id</w:t>
             </w:r>
+            <w:proofErr w:type="spellEnd"/>
           </w:p>
         </w:tc>
         <w:tc>
@@ -591,6 +603,7 @@
                 <w:lang w:eastAsia="ru-BY"/>
               </w:rPr>
             </w:pPr>
+            <w:proofErr w:type="spellStart"/>
             <w:r>
               <w:rPr>
                 <w:rFonts w:ascii="Times New Roman" w:hAnsi="Times New Roman" w:cs="Times New Roman"/>
@@ -600,6 +613,7 @@
               </w:rPr>
               <w:t>first_name</w:t>
             </w:r>
+            <w:proofErr w:type="spellEnd"/>
           </w:p>
         </w:tc>
         <w:tc>
@@ -732,6 +746,7 @@
                 <w:lang w:eastAsia="ru-BY"/>
               </w:rPr>
             </w:pPr>
+            <w:proofErr w:type="spellStart"/>
             <w:r>
               <w:rPr>
                 <w:rFonts w:ascii="Times New Roman" w:hAnsi="Times New Roman" w:cs="Times New Roman"/>
@@ -741,6 +756,7 @@
               </w:rPr>
               <w:t>last_name</w:t>
             </w:r>
+            <w:proofErr w:type="spellEnd"/>
           </w:p>
         </w:tc>
         <w:tc>
@@ -873,6 +889,7 @@
                 <w:lang w:eastAsia="ru-BY"/>
               </w:rPr>
             </w:pPr>
+            <w:proofErr w:type="spellStart"/>
             <w:r>
               <w:rPr>
                 <w:rFonts w:ascii="Times New Roman" w:hAnsi="Times New Roman" w:cs="Times New Roman"/>
@@ -882,6 +899,7 @@
               </w:rPr>
               <w:t>phone</w:t>
             </w:r>
+            <w:proofErr w:type="spellEnd"/>
           </w:p>
         </w:tc>
         <w:tc>
@@ -1014,6 +1032,7 @@
                 <w:lang w:eastAsia="ru-BY"/>
               </w:rPr>
             </w:pPr>
+            <w:proofErr w:type="spellStart"/>
             <w:r>
               <w:rPr>
                 <w:rFonts w:ascii="Times New Roman" w:hAnsi="Times New Roman" w:cs="Times New Roman"/>
@@ -1023,6 +1042,7 @@
               </w:rPr>
               <w:t>email</w:t>
             </w:r>
+            <w:proofErr w:type="spellEnd"/>
           </w:p>
         </w:tc>
         <w:tc>
@@ -1121,14 +1141,25 @@
                 <w:lang w:eastAsia="ru-BY"/>
               </w:rPr>
             </w:pPr>
-            <w:r>
-              <w:rPr>
-                <w:rFonts w:ascii="Times New Roman" w:hAnsi="Times New Roman" w:cs="Times New Roman"/>
-                <w:sz w:val="28"/>
-                <w:szCs w:val="28"/>
-                <w:lang w:eastAsia="ru-BY"/>
-              </w:rPr>
-              <w:t>Email (может быть NULL)</w:t>
+            <w:proofErr w:type="spellStart"/>
+            <w:r>
+              <w:rPr>
+                <w:rFonts w:ascii="Times New Roman" w:hAnsi="Times New Roman" w:cs="Times New Roman"/>
+                <w:sz w:val="28"/>
+                <w:szCs w:val="28"/>
+                <w:lang w:eastAsia="ru-BY"/>
+              </w:rPr>
+              <w:t>Email</w:t>
+            </w:r>
+            <w:proofErr w:type="spellEnd"/>
+            <w:r>
+              <w:rPr>
+                <w:rFonts w:ascii="Times New Roman" w:hAnsi="Times New Roman" w:cs="Times New Roman"/>
+                <w:sz w:val="28"/>
+                <w:szCs w:val="28"/>
+                <w:lang w:eastAsia="ru-BY"/>
+              </w:rPr>
+              <w:t xml:space="preserve"> (может быть NULL)</w:t>
             </w:r>
           </w:p>
         </w:tc>
@@ -1159,7 +1190,25 @@
           <w:sz w:val="28"/>
           <w:szCs w:val="28"/>
         </w:rPr>
-        <w:t>Таблица pets (Питомцы</w:t>
+        <w:t>Таблица </w:t>
+      </w:r>
+      <w:proofErr w:type="spellStart"/>
+      <w:r>
+        <w:rPr>
+          <w:rFonts w:ascii="Times New Roman" w:hAnsi="Times New Roman" w:cs="Times New Roman"/>
+          <w:sz w:val="28"/>
+          <w:szCs w:val="28"/>
+        </w:rPr>
+        <w:t>pets</w:t>
+      </w:r>
+      <w:proofErr w:type="spellEnd"/>
+      <w:r>
+        <w:rPr>
+          <w:rFonts w:ascii="Times New Roman" w:hAnsi="Times New Roman" w:cs="Times New Roman"/>
+          <w:sz w:val="28"/>
+          <w:szCs w:val="28"/>
+        </w:rPr>
+        <w:t> (Питомцы</w:t>
       </w:r>
       <w:r>
         <w:rPr>
@@ -1223,10 +1272,10 @@
         <w:tblLook w:val="04A0" w:firstRow="1" w:lastRow="0" w:firstColumn="1" w:lastColumn="0" w:noHBand="0" w:noVBand="1"/>
       </w:tblPr>
       <w:tblGrid>
-        <w:gridCol w:w="1376"/>
+        <w:gridCol w:w="1407"/>
         <w:gridCol w:w="2316"/>
-        <w:gridCol w:w="3533"/>
-        <w:gridCol w:w="2130"/>
+        <w:gridCol w:w="3687"/>
+        <w:gridCol w:w="1945"/>
       </w:tblGrid>
       <w:tr>
         <w:trPr>
@@ -1396,6 +1445,7 @@
                 <w:lang w:eastAsia="ru-BY"/>
               </w:rPr>
             </w:pPr>
+            <w:proofErr w:type="spellStart"/>
             <w:r>
               <w:rPr>
                 <w:rFonts w:ascii="Times New Roman" w:hAnsi="Times New Roman" w:cs="Times New Roman"/>
@@ -1405,6 +1455,7 @@
               </w:rPr>
               <w:t>pet_id</w:t>
             </w:r>
+            <w:proofErr w:type="spellEnd"/>
           </w:p>
         </w:tc>
         <w:tc>
@@ -1526,6 +1577,7 @@
                 <w:lang w:eastAsia="ru-BY"/>
               </w:rPr>
             </w:pPr>
+            <w:proofErr w:type="spellStart"/>
             <w:r>
               <w:rPr>
                 <w:rFonts w:ascii="Times New Roman" w:hAnsi="Times New Roman" w:cs="Times New Roman"/>
@@ -1535,6 +1587,7 @@
               </w:rPr>
               <w:t>name</w:t>
             </w:r>
+            <w:proofErr w:type="spellEnd"/>
           </w:p>
         </w:tc>
         <w:tc>
@@ -1664,50 +1717,130 @@
                 <w:rFonts w:ascii="Times New Roman" w:hAnsi="Times New Roman" w:cs="Times New Roman"/>
                 <w:sz w:val="28"/>
                 <w:szCs w:val="28"/>
-                <w:lang w:eastAsia="ru-BY"/>
-              </w:rPr>
-            </w:pPr>
-            <w:r>
-              <w:rPr>
-                <w:rFonts w:ascii="Times New Roman" w:hAnsi="Times New Roman" w:cs="Times New Roman"/>
-                <w:sz w:val="28"/>
-                <w:szCs w:val="28"/>
-                <w:lang w:eastAsia="ru-BY"/>
-              </w:rPr>
-              <w:t>species</w:t>
-            </w:r>
-          </w:p>
-        </w:tc>
-        <w:tc>
-          <w:tcPr>
-            <w:tcW w:w="0" w:type="auto"/>
-            <w:tcMar>
-              <w:top w:w="150" w:type="dxa"/>
-              <w:left w:w="240" w:type="dxa"/>
-              <w:bottom w:w="150" w:type="dxa"/>
-              <w:right w:w="240" w:type="dxa"/>
-            </w:tcMar>
-            <w:vAlign w:val="center"/>
-            <w:hideMark/>
-          </w:tcPr>
-          <w:p>
-            <w:pPr>
-              <w:rPr>
-                <w:rFonts w:ascii="Times New Roman" w:hAnsi="Times New Roman" w:cs="Times New Roman"/>
-                <w:sz w:val="28"/>
-                <w:szCs w:val="28"/>
-                <w:lang w:eastAsia="ru-BY"/>
-              </w:rPr>
-            </w:pPr>
+                <w:lang w:val="en-US" w:eastAsia="ru-BY"/>
+              </w:rPr>
+            </w:pPr>
+            <w:r>
+              <w:rPr>
+                <w:rFonts w:ascii="Times New Roman" w:hAnsi="Times New Roman" w:cs="Times New Roman"/>
+                <w:sz w:val="28"/>
+                <w:szCs w:val="28"/>
+                <w:lang w:val="en-US" w:eastAsia="ru-BY"/>
+              </w:rPr>
+              <w:t>s</w:t>
+            </w:r>
+            <w:proofErr w:type="spellStart"/>
+            <w:r>
+              <w:rPr>
+                <w:rFonts w:ascii="Times New Roman" w:hAnsi="Times New Roman" w:cs="Times New Roman"/>
+                <w:sz w:val="28"/>
+                <w:szCs w:val="28"/>
+                <w:lang w:eastAsia="ru-BY"/>
+              </w:rPr>
+              <w:t>pecies</w:t>
+            </w:r>
+            <w:proofErr w:type="spellEnd"/>
+            <w:r>
+              <w:rPr>
+                <w:rFonts w:ascii="Times New Roman" w:hAnsi="Times New Roman" w:cs="Times New Roman"/>
+                <w:sz w:val="28"/>
+                <w:szCs w:val="28"/>
+                <w:lang w:val="ru-RU" w:eastAsia="ru-BY"/>
+              </w:rPr>
+              <w:t>_</w:t>
+            </w:r>
+            <w:r>
+              <w:rPr>
+                <w:rFonts w:ascii="Times New Roman" w:hAnsi="Times New Roman" w:cs="Times New Roman"/>
+                <w:sz w:val="28"/>
+                <w:szCs w:val="28"/>
+                <w:lang w:val="en-US" w:eastAsia="ru-BY"/>
+              </w:rPr>
+              <w:t>id</w:t>
+            </w:r>
+          </w:p>
+        </w:tc>
+        <w:tc>
+          <w:tcPr>
+            <w:tcW w:w="0" w:type="auto"/>
+            <w:tcMar>
+              <w:top w:w="150" w:type="dxa"/>
+              <w:left w:w="240" w:type="dxa"/>
+              <w:bottom w:w="150" w:type="dxa"/>
+              <w:right w:w="240" w:type="dxa"/>
+            </w:tcMar>
+            <w:vAlign w:val="center"/>
+            <w:hideMark/>
+          </w:tcPr>
+          <w:p>
+            <w:pPr>
+              <w:rPr>
+                <w:rFonts w:ascii="Times New Roman" w:hAnsi="Times New Roman" w:cs="Times New Roman"/>
+                <w:sz w:val="28"/>
+                <w:szCs w:val="28"/>
+                <w:lang w:val="en-US" w:eastAsia="ru-BY"/>
+              </w:rPr>
+            </w:pPr>
+            <w:r>
+              <w:rPr>
+                <w:rFonts w:ascii="Times New Roman" w:hAnsi="Times New Roman" w:cs="Times New Roman"/>
+                <w:sz w:val="28"/>
+                <w:szCs w:val="28"/>
+                <w:lang w:val="en-US" w:eastAsia="ru-BY"/>
+              </w:rPr>
+              <w:t>INTEGER</w:t>
+            </w:r>
+          </w:p>
+        </w:tc>
+        <w:tc>
+          <w:tcPr>
+            <w:tcW w:w="0" w:type="auto"/>
+            <w:tcMar>
+              <w:top w:w="150" w:type="dxa"/>
+              <w:left w:w="240" w:type="dxa"/>
+              <w:bottom w:w="150" w:type="dxa"/>
+              <w:right w:w="240" w:type="dxa"/>
+            </w:tcMar>
+            <w:vAlign w:val="center"/>
+            <w:hideMark/>
+          </w:tcPr>
+          <w:p>
+            <w:pPr>
+              <w:rPr>
+                <w:rFonts w:ascii="Times New Roman" w:hAnsi="Times New Roman" w:cs="Times New Roman"/>
+                <w:sz w:val="28"/>
+                <w:szCs w:val="28"/>
+                <w:lang w:eastAsia="ru-BY"/>
+              </w:rPr>
+            </w:pPr>
+            <w:r>
+              <w:rPr>
+                <w:rFonts w:ascii="Times New Roman" w:hAnsi="Times New Roman" w:cs="Times New Roman"/>
+                <w:sz w:val="28"/>
+                <w:szCs w:val="28"/>
+                <w:lang w:val="en-US" w:eastAsia="ru-BY"/>
+              </w:rPr>
+              <w:t xml:space="preserve">FOREIGN KEY (REFERENCES </w:t>
+            </w:r>
+            <w:proofErr w:type="spellStart"/>
+            <w:r>
+              <w:rPr>
+                <w:rFonts w:ascii="Times New Roman" w:hAnsi="Times New Roman" w:cs="Times New Roman"/>
+                <w:sz w:val="28"/>
+                <w:szCs w:val="28"/>
+                <w:lang w:val="en-US" w:eastAsia="ru-BY"/>
+              </w:rPr>
+              <w:t>ref_</w:t>
+            </w:r>
             <w:proofErr w:type="gramStart"/>
             <w:r>
               <w:rPr>
                 <w:rFonts w:ascii="Times New Roman" w:hAnsi="Times New Roman" w:cs="Times New Roman"/>
                 <w:sz w:val="28"/>
                 <w:szCs w:val="28"/>
-                <w:lang w:eastAsia="ru-BY"/>
-              </w:rPr>
-              <w:t>VARCHAR(</w:t>
+                <w:lang w:val="en-US" w:eastAsia="ru-BY"/>
+              </w:rPr>
+              <w:t>species.species</w:t>
             </w:r>
             <w:proofErr w:type="gramEnd"/>
             <w:r>
@@ -1715,41 +1848,19 @@
                 <w:rFonts w:ascii="Times New Roman" w:hAnsi="Times New Roman" w:cs="Times New Roman"/>
                 <w:sz w:val="28"/>
                 <w:szCs w:val="28"/>
-                <w:lang w:eastAsia="ru-BY"/>
-              </w:rPr>
-              <w:t>50)</w:t>
-            </w:r>
-          </w:p>
-        </w:tc>
-        <w:tc>
-          <w:tcPr>
-            <w:tcW w:w="0" w:type="auto"/>
-            <w:tcMar>
-              <w:top w:w="150" w:type="dxa"/>
-              <w:left w:w="240" w:type="dxa"/>
-              <w:bottom w:w="150" w:type="dxa"/>
-              <w:right w:w="240" w:type="dxa"/>
-            </w:tcMar>
-            <w:vAlign w:val="center"/>
-            <w:hideMark/>
-          </w:tcPr>
-          <w:p>
-            <w:pPr>
-              <w:rPr>
-                <w:rFonts w:ascii="Times New Roman" w:hAnsi="Times New Roman" w:cs="Times New Roman"/>
-                <w:sz w:val="28"/>
-                <w:szCs w:val="28"/>
-                <w:lang w:eastAsia="ru-BY"/>
-              </w:rPr>
-            </w:pPr>
-            <w:r>
-              <w:rPr>
-                <w:rFonts w:ascii="Times New Roman" w:hAnsi="Times New Roman" w:cs="Times New Roman"/>
-                <w:sz w:val="28"/>
-                <w:szCs w:val="28"/>
-                <w:lang w:eastAsia="ru-BY"/>
-              </w:rPr>
-              <w:t>NOT NULL</w:t>
+                <w:lang w:val="en-US" w:eastAsia="ru-BY"/>
+              </w:rPr>
+              <w:t>_id</w:t>
+            </w:r>
+            <w:proofErr w:type="spellEnd"/>
+            <w:r>
+              <w:rPr>
+                <w:rFonts w:ascii="Times New Roman" w:hAnsi="Times New Roman" w:cs="Times New Roman"/>
+                <w:sz w:val="28"/>
+                <w:szCs w:val="28"/>
+                <w:lang w:val="en-US" w:eastAsia="ru-BY"/>
+              </w:rPr>
+              <w:t>), NOT NULL</w:t>
             </w:r>
           </w:p>
         </w:tc>
@@ -1805,50 +1916,121 @@
                 <w:rFonts w:ascii="Times New Roman" w:hAnsi="Times New Roman" w:cs="Times New Roman"/>
                 <w:sz w:val="28"/>
                 <w:szCs w:val="28"/>
-                <w:lang w:eastAsia="ru-BY"/>
-              </w:rPr>
-            </w:pPr>
-            <w:r>
-              <w:rPr>
-                <w:rFonts w:ascii="Times New Roman" w:hAnsi="Times New Roman" w:cs="Times New Roman"/>
-                <w:sz w:val="28"/>
-                <w:szCs w:val="28"/>
-                <w:lang w:eastAsia="ru-BY"/>
-              </w:rPr>
-              <w:t>breed</w:t>
-            </w:r>
-          </w:p>
-        </w:tc>
-        <w:tc>
-          <w:tcPr>
-            <w:tcW w:w="0" w:type="auto"/>
-            <w:tcMar>
-              <w:top w:w="150" w:type="dxa"/>
-              <w:left w:w="240" w:type="dxa"/>
-              <w:bottom w:w="150" w:type="dxa"/>
-              <w:right w:w="240" w:type="dxa"/>
-            </w:tcMar>
-            <w:vAlign w:val="center"/>
-            <w:hideMark/>
-          </w:tcPr>
-          <w:p>
-            <w:pPr>
-              <w:rPr>
-                <w:rFonts w:ascii="Times New Roman" w:hAnsi="Times New Roman" w:cs="Times New Roman"/>
-                <w:sz w:val="28"/>
-                <w:szCs w:val="28"/>
-                <w:lang w:eastAsia="ru-BY"/>
-              </w:rPr>
-            </w:pPr>
+                <w:lang w:val="ru-RU" w:eastAsia="ru-BY"/>
+              </w:rPr>
+            </w:pPr>
+            <w:r>
+              <w:rPr>
+                <w:rFonts w:ascii="Times New Roman" w:hAnsi="Times New Roman" w:cs="Times New Roman"/>
+                <w:sz w:val="28"/>
+                <w:szCs w:val="28"/>
+                <w:lang w:val="en-US" w:eastAsia="ru-BY"/>
+              </w:rPr>
+              <w:t>b</w:t>
+            </w:r>
+            <w:proofErr w:type="spellStart"/>
+            <w:r>
+              <w:rPr>
+                <w:rFonts w:ascii="Times New Roman" w:hAnsi="Times New Roman" w:cs="Times New Roman"/>
+                <w:sz w:val="28"/>
+                <w:szCs w:val="28"/>
+                <w:lang w:eastAsia="ru-BY"/>
+              </w:rPr>
+              <w:t>reed</w:t>
+            </w:r>
+            <w:proofErr w:type="spellEnd"/>
+            <w:r>
+              <w:rPr>
+                <w:rFonts w:ascii="Times New Roman" w:hAnsi="Times New Roman" w:cs="Times New Roman"/>
+                <w:sz w:val="28"/>
+                <w:szCs w:val="28"/>
+                <w:lang w:val="en-US" w:eastAsia="ru-BY"/>
+              </w:rPr>
+              <w:t>_id</w:t>
+            </w:r>
+          </w:p>
+        </w:tc>
+        <w:tc>
+          <w:tcPr>
+            <w:tcW w:w="0" w:type="auto"/>
+            <w:tcMar>
+              <w:top w:w="150" w:type="dxa"/>
+              <w:left w:w="240" w:type="dxa"/>
+              <w:bottom w:w="150" w:type="dxa"/>
+              <w:right w:w="240" w:type="dxa"/>
+            </w:tcMar>
+            <w:vAlign w:val="center"/>
+            <w:hideMark/>
+          </w:tcPr>
+          <w:p>
+            <w:pPr>
+              <w:rPr>
+                <w:rFonts w:ascii="Times New Roman" w:hAnsi="Times New Roman" w:cs="Times New Roman"/>
+                <w:sz w:val="28"/>
+                <w:szCs w:val="28"/>
+                <w:lang w:val="en-US" w:eastAsia="ru-BY"/>
+              </w:rPr>
+            </w:pPr>
+            <w:r>
+              <w:rPr>
+                <w:rFonts w:ascii="Times New Roman" w:hAnsi="Times New Roman" w:cs="Times New Roman"/>
+                <w:sz w:val="28"/>
+                <w:szCs w:val="28"/>
+                <w:lang w:val="en-US" w:eastAsia="ru-BY"/>
+              </w:rPr>
+              <w:t>INTEGER</w:t>
+            </w:r>
+          </w:p>
+        </w:tc>
+        <w:tc>
+          <w:tcPr>
+            <w:tcW w:w="0" w:type="auto"/>
+            <w:tcMar>
+              <w:top w:w="150" w:type="dxa"/>
+              <w:left w:w="240" w:type="dxa"/>
+              <w:bottom w:w="150" w:type="dxa"/>
+              <w:right w:w="240" w:type="dxa"/>
+            </w:tcMar>
+            <w:vAlign w:val="center"/>
+            <w:hideMark/>
+          </w:tcPr>
+          <w:p>
+            <w:pPr>
+              <w:rPr>
+                <w:rFonts w:ascii="Times New Roman" w:hAnsi="Times New Roman" w:cs="Times New Roman"/>
+                <w:sz w:val="28"/>
+                <w:szCs w:val="28"/>
+                <w:lang w:eastAsia="ru-BY"/>
+              </w:rPr>
+            </w:pPr>
+            <w:r>
+              <w:rPr>
+                <w:rFonts w:ascii="Times New Roman" w:hAnsi="Times New Roman" w:cs="Times New Roman"/>
+                <w:sz w:val="28"/>
+                <w:szCs w:val="28"/>
+                <w:lang w:val="en-US" w:eastAsia="ru-BY"/>
+              </w:rPr>
+              <w:t xml:space="preserve">FOREIGN KEY (REFERENCES </w:t>
+            </w:r>
+            <w:proofErr w:type="spellStart"/>
+            <w:r>
+              <w:rPr>
+                <w:rFonts w:ascii="Times New Roman" w:hAnsi="Times New Roman" w:cs="Times New Roman"/>
+                <w:sz w:val="28"/>
+                <w:szCs w:val="28"/>
+                <w:lang w:val="en-US" w:eastAsia="ru-BY"/>
+              </w:rPr>
+              <w:t>ref_</w:t>
+            </w:r>
             <w:proofErr w:type="gramStart"/>
             <w:r>
               <w:rPr>
                 <w:rFonts w:ascii="Times New Roman" w:hAnsi="Times New Roman" w:cs="Times New Roman"/>
                 <w:sz w:val="28"/>
                 <w:szCs w:val="28"/>
-                <w:lang w:eastAsia="ru-BY"/>
-              </w:rPr>
-              <w:t>VARCHAR(</w:t>
+                <w:lang w:val="en-US" w:eastAsia="ru-BY"/>
+              </w:rPr>
+              <w:t>breeds.breed</w:t>
             </w:r>
             <w:proofErr w:type="gramEnd"/>
             <w:r>
@@ -1856,41 +2038,19 @@
                 <w:rFonts w:ascii="Times New Roman" w:hAnsi="Times New Roman" w:cs="Times New Roman"/>
                 <w:sz w:val="28"/>
                 <w:szCs w:val="28"/>
-                <w:lang w:eastAsia="ru-BY"/>
-              </w:rPr>
-              <w:t>50)</w:t>
-            </w:r>
-          </w:p>
-        </w:tc>
-        <w:tc>
-          <w:tcPr>
-            <w:tcW w:w="0" w:type="auto"/>
-            <w:tcMar>
-              <w:top w:w="150" w:type="dxa"/>
-              <w:left w:w="240" w:type="dxa"/>
-              <w:bottom w:w="150" w:type="dxa"/>
-              <w:right w:w="240" w:type="dxa"/>
-            </w:tcMar>
-            <w:vAlign w:val="center"/>
-            <w:hideMark/>
-          </w:tcPr>
-          <w:p>
-            <w:pPr>
-              <w:rPr>
-                <w:rFonts w:ascii="Times New Roman" w:hAnsi="Times New Roman" w:cs="Times New Roman"/>
-                <w:sz w:val="28"/>
-                <w:szCs w:val="28"/>
-                <w:lang w:eastAsia="ru-BY"/>
-              </w:rPr>
-            </w:pPr>
-            <w:r>
-              <w:rPr>
-                <w:rFonts w:ascii="Times New Roman" w:hAnsi="Times New Roman" w:cs="Times New Roman"/>
-                <w:sz w:val="28"/>
-                <w:szCs w:val="28"/>
-                <w:lang w:eastAsia="ru-BY"/>
-              </w:rPr>
-              <w:t>-</w:t>
+                <w:lang w:val="en-US" w:eastAsia="ru-BY"/>
+              </w:rPr>
+              <w:t>_id</w:t>
+            </w:r>
+            <w:proofErr w:type="spellEnd"/>
+            <w:r>
+              <w:rPr>
+                <w:rFonts w:ascii="Times New Roman" w:hAnsi="Times New Roman" w:cs="Times New Roman"/>
+                <w:sz w:val="28"/>
+                <w:szCs w:val="28"/>
+                <w:lang w:val="en-US" w:eastAsia="ru-BY"/>
+              </w:rPr>
+              <w:t>)</w:t>
             </w:r>
           </w:p>
         </w:tc>
@@ -1949,6 +2109,7 @@
                 <w:lang w:eastAsia="ru-BY"/>
               </w:rPr>
             </w:pPr>
+            <w:proofErr w:type="spellStart"/>
             <w:r>
               <w:rPr>
                 <w:rFonts w:ascii="Times New Roman" w:hAnsi="Times New Roman" w:cs="Times New Roman"/>
@@ -1958,6 +2119,7 @@
               </w:rPr>
               <w:t>birth_date</w:t>
             </w:r>
+            <w:proofErr w:type="spellEnd"/>
           </w:p>
         </w:tc>
         <w:tc>
@@ -2079,6 +2241,7 @@
                 <w:lang w:eastAsia="ru-BY"/>
               </w:rPr>
             </w:pPr>
+            <w:proofErr w:type="spellStart"/>
             <w:r>
               <w:rPr>
                 <w:rFonts w:ascii="Times New Roman" w:hAnsi="Times New Roman" w:cs="Times New Roman"/>
@@ -2088,6 +2251,7 @@
               </w:rPr>
               <w:t>owner_id</w:t>
             </w:r>
+            <w:proofErr w:type="spellEnd"/>
           </w:p>
         </w:tc>
         <w:tc>
@@ -2150,8 +2314,29 @@
                 <w:szCs w:val="28"/>
                 <w:lang w:eastAsia="ru-BY"/>
               </w:rPr>
-              <w:t xml:space="preserve">FOREIGN KEY (references </w:t>
-            </w:r>
+              <w:t>FOREIGN KEY (</w:t>
+            </w:r>
+            <w:proofErr w:type="spellStart"/>
+            <w:r>
+              <w:rPr>
+                <w:rFonts w:ascii="Times New Roman" w:hAnsi="Times New Roman" w:cs="Times New Roman"/>
+                <w:sz w:val="28"/>
+                <w:szCs w:val="28"/>
+                <w:lang w:eastAsia="ru-BY"/>
+              </w:rPr>
+              <w:t>references</w:t>
+            </w:r>
+            <w:proofErr w:type="spellEnd"/>
+            <w:r>
+              <w:rPr>
+                <w:rFonts w:ascii="Times New Roman" w:hAnsi="Times New Roman" w:cs="Times New Roman"/>
+                <w:sz w:val="28"/>
+                <w:szCs w:val="28"/>
+                <w:lang w:eastAsia="ru-BY"/>
+              </w:rPr>
+              <w:t xml:space="preserve"> </w:t>
+            </w:r>
+            <w:proofErr w:type="spellStart"/>
             <w:proofErr w:type="gramStart"/>
             <w:r>
               <w:rPr>
@@ -2170,7 +2355,17 @@
                 <w:szCs w:val="28"/>
                 <w:lang w:eastAsia="ru-BY"/>
               </w:rPr>
-              <w:t>_id), NOT NULL</w:t>
+              <w:t>_id</w:t>
+            </w:r>
+            <w:proofErr w:type="spellEnd"/>
+            <w:r>
+              <w:rPr>
+                <w:rFonts w:ascii="Times New Roman" w:hAnsi="Times New Roman" w:cs="Times New Roman"/>
+                <w:sz w:val="28"/>
+                <w:szCs w:val="28"/>
+                <w:lang w:eastAsia="ru-BY"/>
+              </w:rPr>
+              <w:t>), NOT NULL</w:t>
             </w:r>
           </w:p>
         </w:tc>
@@ -2233,7 +2428,25 @@
           <w:sz w:val="28"/>
           <w:szCs w:val="28"/>
         </w:rPr>
-        <w:t>Таблица veterinarians (Ветеринары)</w:t>
+        <w:t>Таблица </w:t>
+      </w:r>
+      <w:proofErr w:type="spellStart"/>
+      <w:r>
+        <w:rPr>
+          <w:rFonts w:ascii="Times New Roman" w:hAnsi="Times New Roman" w:cs="Times New Roman"/>
+          <w:sz w:val="28"/>
+          <w:szCs w:val="28"/>
+        </w:rPr>
+        <w:t>veterinarians</w:t>
+      </w:r>
+      <w:proofErr w:type="spellEnd"/>
+      <w:r>
+        <w:rPr>
+          <w:rFonts w:ascii="Times New Roman" w:hAnsi="Times New Roman" w:cs="Times New Roman"/>
+          <w:sz w:val="28"/>
+          <w:szCs w:val="28"/>
+        </w:rPr>
+        <w:t> (Ветеринары)</w:t>
       </w:r>
       <w:r>
         <w:rPr>
@@ -2288,10 +2501,10 @@
         <w:tblLook w:val="04A0" w:firstRow="1" w:lastRow="0" w:firstColumn="1" w:lastColumn="0" w:noHBand="0" w:noVBand="1"/>
       </w:tblPr>
       <w:tblGrid>
-        <w:gridCol w:w="1780"/>
-        <w:gridCol w:w="2456"/>
-        <w:gridCol w:w="2754"/>
-        <w:gridCol w:w="2365"/>
+        <w:gridCol w:w="1438"/>
+        <w:gridCol w:w="2316"/>
+        <w:gridCol w:w="3186"/>
+        <w:gridCol w:w="2415"/>
       </w:tblGrid>
       <w:tr>
         <w:trPr>
@@ -2460,6 +2673,7 @@
                 <w:lang w:eastAsia="ru-BY"/>
               </w:rPr>
             </w:pPr>
+            <w:proofErr w:type="spellStart"/>
             <w:r>
               <w:rPr>
                 <w:rFonts w:ascii="Times New Roman" w:hAnsi="Times New Roman" w:cs="Times New Roman"/>
@@ -2469,6 +2683,7 @@
               </w:rPr>
               <w:t>vet_id</w:t>
             </w:r>
+            <w:proofErr w:type="spellEnd"/>
           </w:p>
         </w:tc>
         <w:tc>
@@ -2590,6 +2805,7 @@
                 <w:lang w:eastAsia="ru-BY"/>
               </w:rPr>
             </w:pPr>
+            <w:proofErr w:type="spellStart"/>
             <w:r>
               <w:rPr>
                 <w:rFonts w:ascii="Times New Roman" w:hAnsi="Times New Roman" w:cs="Times New Roman"/>
@@ -2599,6 +2815,7 @@
               </w:rPr>
               <w:t>first_name</w:t>
             </w:r>
+            <w:proofErr w:type="spellEnd"/>
           </w:p>
         </w:tc>
         <w:tc>
@@ -2731,6 +2948,7 @@
                 <w:lang w:eastAsia="ru-BY"/>
               </w:rPr>
             </w:pPr>
+            <w:proofErr w:type="spellStart"/>
             <w:r>
               <w:rPr>
                 <w:rFonts w:ascii="Times New Roman" w:hAnsi="Times New Roman" w:cs="Times New Roman"/>
@@ -2740,6 +2958,7 @@
               </w:rPr>
               <w:t>last_name</w:t>
             </w:r>
+            <w:proofErr w:type="spellEnd"/>
           </w:p>
         </w:tc>
         <w:tc>
@@ -2872,147 +3091,7 @@
                 <w:lang w:eastAsia="ru-BY"/>
               </w:rPr>
             </w:pPr>
-            <w:r>
-              <w:rPr>
-                <w:rFonts w:ascii="Times New Roman" w:hAnsi="Times New Roman" w:cs="Times New Roman"/>
-                <w:sz w:val="28"/>
-                <w:szCs w:val="28"/>
-                <w:lang w:eastAsia="ru-BY"/>
-              </w:rPr>
-              <w:t>specialization</w:t>
-            </w:r>
-          </w:p>
-        </w:tc>
-        <w:tc>
-          <w:tcPr>
-            <w:tcW w:w="0" w:type="auto"/>
-            <w:tcMar>
-              <w:top w:w="150" w:type="dxa"/>
-              <w:left w:w="240" w:type="dxa"/>
-              <w:bottom w:w="150" w:type="dxa"/>
-              <w:right w:w="240" w:type="dxa"/>
-            </w:tcMar>
-            <w:vAlign w:val="center"/>
-            <w:hideMark/>
-          </w:tcPr>
-          <w:p>
-            <w:pPr>
-              <w:rPr>
-                <w:rFonts w:ascii="Times New Roman" w:hAnsi="Times New Roman" w:cs="Times New Roman"/>
-                <w:sz w:val="28"/>
-                <w:szCs w:val="28"/>
-                <w:lang w:eastAsia="ru-BY"/>
-              </w:rPr>
-            </w:pPr>
-            <w:proofErr w:type="gramStart"/>
-            <w:r>
-              <w:rPr>
-                <w:rFonts w:ascii="Times New Roman" w:hAnsi="Times New Roman" w:cs="Times New Roman"/>
-                <w:sz w:val="28"/>
-                <w:szCs w:val="28"/>
-                <w:lang w:eastAsia="ru-BY"/>
-              </w:rPr>
-              <w:t>VARCHAR(</w:t>
-            </w:r>
-            <w:proofErr w:type="gramEnd"/>
-            <w:r>
-              <w:rPr>
-                <w:rFonts w:ascii="Times New Roman" w:hAnsi="Times New Roman" w:cs="Times New Roman"/>
-                <w:sz w:val="28"/>
-                <w:szCs w:val="28"/>
-                <w:lang w:eastAsia="ru-BY"/>
-              </w:rPr>
-              <w:t>100)</w:t>
-            </w:r>
-          </w:p>
-        </w:tc>
-        <w:tc>
-          <w:tcPr>
-            <w:tcW w:w="0" w:type="auto"/>
-            <w:tcMar>
-              <w:top w:w="150" w:type="dxa"/>
-              <w:left w:w="240" w:type="dxa"/>
-              <w:bottom w:w="150" w:type="dxa"/>
-              <w:right w:w="240" w:type="dxa"/>
-            </w:tcMar>
-            <w:vAlign w:val="center"/>
-            <w:hideMark/>
-          </w:tcPr>
-          <w:p>
-            <w:pPr>
-              <w:rPr>
-                <w:rFonts w:ascii="Times New Roman" w:hAnsi="Times New Roman" w:cs="Times New Roman"/>
-                <w:sz w:val="28"/>
-                <w:szCs w:val="28"/>
-                <w:lang w:eastAsia="ru-BY"/>
-              </w:rPr>
-            </w:pPr>
-            <w:r>
-              <w:rPr>
-                <w:rFonts w:ascii="Times New Roman" w:hAnsi="Times New Roman" w:cs="Times New Roman"/>
-                <w:sz w:val="28"/>
-                <w:szCs w:val="28"/>
-                <w:lang w:eastAsia="ru-BY"/>
-              </w:rPr>
-              <w:t>-</w:t>
-            </w:r>
-          </w:p>
-        </w:tc>
-        <w:tc>
-          <w:tcPr>
-            <w:tcW w:w="0" w:type="auto"/>
-            <w:tcMar>
-              <w:top w:w="150" w:type="dxa"/>
-              <w:left w:w="240" w:type="dxa"/>
-              <w:bottom w:w="150" w:type="dxa"/>
-              <w:right w:w="0" w:type="dxa"/>
-            </w:tcMar>
-            <w:vAlign w:val="center"/>
-            <w:hideMark/>
-          </w:tcPr>
-          <w:p>
-            <w:pPr>
-              <w:rPr>
-                <w:rFonts w:ascii="Times New Roman" w:hAnsi="Times New Roman" w:cs="Times New Roman"/>
-                <w:sz w:val="28"/>
-                <w:szCs w:val="28"/>
-                <w:lang w:eastAsia="ru-BY"/>
-              </w:rPr>
-            </w:pPr>
-            <w:r>
-              <w:rPr>
-                <w:rFonts w:ascii="Times New Roman" w:hAnsi="Times New Roman" w:cs="Times New Roman"/>
-                <w:sz w:val="28"/>
-                <w:szCs w:val="28"/>
-                <w:lang w:eastAsia="ru-BY"/>
-              </w:rPr>
-              <w:t>Специализация</w:t>
-            </w:r>
-          </w:p>
-        </w:tc>
-      </w:tr>
-      <w:tr>
-        <w:tc>
-          <w:tcPr>
-            <w:tcW w:w="0" w:type="auto"/>
-            <w:tcMar>
-              <w:top w:w="150" w:type="dxa"/>
-              <w:left w:w="0" w:type="dxa"/>
-              <w:bottom w:w="150" w:type="dxa"/>
-              <w:right w:w="240" w:type="dxa"/>
-            </w:tcMar>
-            <w:vAlign w:val="center"/>
-            <w:hideMark/>
-          </w:tcPr>
-          <w:p>
-            <w:pPr>
-              <w:rPr>
-                <w:rFonts w:ascii="Times New Roman" w:hAnsi="Times New Roman" w:cs="Times New Roman"/>
-                <w:sz w:val="28"/>
-                <w:szCs w:val="28"/>
-                <w:lang w:eastAsia="ru-BY"/>
-              </w:rPr>
-            </w:pPr>
+            <w:proofErr w:type="spellStart"/>
             <w:r>
               <w:rPr>
                 <w:rFonts w:ascii="Times New Roman" w:hAnsi="Times New Roman" w:cs="Times New Roman"/>
@@ -3022,6 +3101,7 @@
               </w:rPr>
               <w:t>phone</w:t>
             </w:r>
+            <w:proofErr w:type="spellEnd"/>
           </w:p>
         </w:tc>
         <w:tc>
@@ -3159,7 +3239,25 @@
           <w:sz w:val="28"/>
           <w:szCs w:val="28"/>
         </w:rPr>
-        <w:t>Таблица appointments (Приёмы)</w:t>
+        <w:t>Таблица </w:t>
+      </w:r>
+      <w:proofErr w:type="spellStart"/>
+      <w:r>
+        <w:rPr>
+          <w:rFonts w:ascii="Times New Roman" w:hAnsi="Times New Roman" w:cs="Times New Roman"/>
+          <w:sz w:val="28"/>
+          <w:szCs w:val="28"/>
+        </w:rPr>
+        <w:t>appointments</w:t>
+      </w:r>
+      <w:proofErr w:type="spellEnd"/>
+      <w:r>
+        <w:rPr>
+          <w:rFonts w:ascii="Times New Roman" w:hAnsi="Times New Roman" w:cs="Times New Roman"/>
+          <w:sz w:val="28"/>
+          <w:szCs w:val="28"/>
+        </w:rPr>
+        <w:t> (Приёмы)</w:t>
       </w:r>
       <w:r>
         <w:rPr>
@@ -3215,9 +3313,9 @@
       </w:tblPr>
       <w:tblGrid>
         <w:gridCol w:w="2247"/>
-        <w:gridCol w:w="2098"/>
-        <w:gridCol w:w="3170"/>
-        <w:gridCol w:w="1840"/>
+        <w:gridCol w:w="2316"/>
+        <w:gridCol w:w="3018"/>
+        <w:gridCol w:w="1774"/>
       </w:tblGrid>
       <w:tr>
         <w:trPr>
@@ -3386,6 +3484,7 @@
                 <w:lang w:eastAsia="ru-BY"/>
               </w:rPr>
             </w:pPr>
+            <w:proofErr w:type="spellStart"/>
             <w:r>
               <w:rPr>
                 <w:rFonts w:ascii="Times New Roman" w:hAnsi="Times New Roman" w:cs="Times New Roman"/>
@@ -3395,6 +3494,7 @@
               </w:rPr>
               <w:t>appointment_id</w:t>
             </w:r>
+            <w:proofErr w:type="spellEnd"/>
           </w:p>
         </w:tc>
         <w:tc>
@@ -3516,6 +3616,7 @@
                 <w:lang w:eastAsia="ru-BY"/>
               </w:rPr>
             </w:pPr>
+            <w:proofErr w:type="spellStart"/>
             <w:r>
               <w:rPr>
                 <w:rFonts w:ascii="Times New Roman" w:hAnsi="Times New Roman" w:cs="Times New Roman"/>
@@ -3525,6 +3626,7 @@
               </w:rPr>
               <w:t>appointment_date</w:t>
             </w:r>
+            <w:proofErr w:type="spellEnd"/>
           </w:p>
         </w:tc>
         <w:tc>
@@ -3646,6 +3748,7 @@
                 <w:lang w:eastAsia="ru-BY"/>
               </w:rPr>
             </w:pPr>
+            <w:proofErr w:type="spellStart"/>
             <w:r>
               <w:rPr>
                 <w:rFonts w:ascii="Times New Roman" w:hAnsi="Times New Roman" w:cs="Times New Roman"/>
@@ -3655,6 +3758,7 @@
               </w:rPr>
               <w:t>notes</w:t>
             </w:r>
+            <w:proofErr w:type="spellEnd"/>
           </w:p>
         </w:tc>
         <w:tc>
@@ -3776,6 +3880,7 @@
                 <w:lang w:eastAsia="ru-BY"/>
               </w:rPr>
             </w:pPr>
+            <w:proofErr w:type="spellStart"/>
             <w:r>
               <w:rPr>
                 <w:rFonts w:ascii="Times New Roman" w:hAnsi="Times New Roman" w:cs="Times New Roman"/>
@@ -3785,6 +3890,7 @@
               </w:rPr>
               <w:t>pet_id</w:t>
             </w:r>
+            <w:proofErr w:type="spellEnd"/>
           </w:p>
         </w:tc>
         <w:tc>
@@ -3847,7 +3953,47 @@
                 <w:szCs w:val="28"/>
                 <w:lang w:eastAsia="ru-BY"/>
               </w:rPr>
-              <w:t>FOREIGN KEY (references pets.pet_id), NOT NULL</w:t>
+              <w:t>FOREIGN KEY (</w:t>
+            </w:r>
+            <w:proofErr w:type="spellStart"/>
+            <w:r>
+              <w:rPr>
+                <w:rFonts w:ascii="Times New Roman" w:hAnsi="Times New Roman" w:cs="Times New Roman"/>
+                <w:sz w:val="28"/>
+                <w:szCs w:val="28"/>
+                <w:lang w:eastAsia="ru-BY"/>
+              </w:rPr>
+              <w:t>references</w:t>
+            </w:r>
+            <w:proofErr w:type="spellEnd"/>
+            <w:r>
+              <w:rPr>
+                <w:rFonts w:ascii="Times New Roman" w:hAnsi="Times New Roman" w:cs="Times New Roman"/>
+                <w:sz w:val="28"/>
+                <w:szCs w:val="28"/>
+                <w:lang w:eastAsia="ru-BY"/>
+              </w:rPr>
+              <w:t xml:space="preserve"> </w:t>
+            </w:r>
+            <w:proofErr w:type="spellStart"/>
+            <w:r>
+              <w:rPr>
+                <w:rFonts w:ascii="Times New Roman" w:hAnsi="Times New Roman" w:cs="Times New Roman"/>
+                <w:sz w:val="28"/>
+                <w:szCs w:val="28"/>
+                <w:lang w:eastAsia="ru-BY"/>
+              </w:rPr>
+              <w:t>pets.pet_id</w:t>
+            </w:r>
+            <w:proofErr w:type="spellEnd"/>
+            <w:r>
+              <w:rPr>
+                <w:rFonts w:ascii="Times New Roman" w:hAnsi="Times New Roman" w:cs="Times New Roman"/>
+                <w:sz w:val="28"/>
+                <w:szCs w:val="28"/>
+                <w:lang w:eastAsia="ru-BY"/>
+              </w:rPr>
+              <w:t>), NOT NULL</w:t>
             </w:r>
           </w:p>
         </w:tc>
@@ -3906,6 +4052,7 @@
                 <w:lang w:eastAsia="ru-BY"/>
               </w:rPr>
             </w:pPr>
+            <w:proofErr w:type="spellStart"/>
             <w:r>
               <w:rPr>
                 <w:rFonts w:ascii="Times New Roman" w:hAnsi="Times New Roman" w:cs="Times New Roman"/>
@@ -3915,6 +4062,7 @@
               </w:rPr>
               <w:t>vet_id</w:t>
             </w:r>
+            <w:proofErr w:type="spellEnd"/>
           </w:p>
         </w:tc>
         <w:tc>
@@ -3977,7 +4125,47 @@
                 <w:szCs w:val="28"/>
                 <w:lang w:eastAsia="ru-BY"/>
               </w:rPr>
-              <w:t>FOREIGN KEY (references veterinarians.vet_id), NOT NULL</w:t>
+              <w:t>FOREIGN KEY (</w:t>
+            </w:r>
+            <w:proofErr w:type="spellStart"/>
+            <w:r>
+              <w:rPr>
+                <w:rFonts w:ascii="Times New Roman" w:hAnsi="Times New Roman" w:cs="Times New Roman"/>
+                <w:sz w:val="28"/>
+                <w:szCs w:val="28"/>
+                <w:lang w:eastAsia="ru-BY"/>
+              </w:rPr>
+              <w:t>references</w:t>
+            </w:r>
+            <w:proofErr w:type="spellEnd"/>
+            <w:r>
+              <w:rPr>
+                <w:rFonts w:ascii="Times New Roman" w:hAnsi="Times New Roman" w:cs="Times New Roman"/>
+                <w:sz w:val="28"/>
+                <w:szCs w:val="28"/>
+                <w:lang w:eastAsia="ru-BY"/>
+              </w:rPr>
+              <w:t xml:space="preserve"> </w:t>
+            </w:r>
+            <w:proofErr w:type="spellStart"/>
+            <w:r>
+              <w:rPr>
+                <w:rFonts w:ascii="Times New Roman" w:hAnsi="Times New Roman" w:cs="Times New Roman"/>
+                <w:sz w:val="28"/>
+                <w:szCs w:val="28"/>
+                <w:lang w:eastAsia="ru-BY"/>
+              </w:rPr>
+              <w:t>veterinarians.vet_id</w:t>
+            </w:r>
+            <w:proofErr w:type="spellEnd"/>
+            <w:r>
+              <w:rPr>
+                <w:rFonts w:ascii="Times New Roman" w:hAnsi="Times New Roman" w:cs="Times New Roman"/>
+                <w:sz w:val="28"/>
+                <w:szCs w:val="28"/>
+                <w:lang w:eastAsia="ru-BY"/>
+              </w:rPr>
+              <w:t>), NOT NULL</w:t>
             </w:r>
           </w:p>
         </w:tc>
@@ -4011,6 +4199,134 @@
               </w:rPr>
               <w:t>Какой врач принимал</w:t>
             </w:r>
+          </w:p>
+        </w:tc>
+      </w:tr>
+      <w:tr>
+        <w:tc>
+          <w:tcPr>
+            <w:tcW w:w="0" w:type="auto"/>
+            <w:tcMar>
+              <w:top w:w="150" w:type="dxa"/>
+              <w:left w:w="0" w:type="dxa"/>
+              <w:bottom w:w="150" w:type="dxa"/>
+              <w:right w:w="240" w:type="dxa"/>
+            </w:tcMar>
+            <w:vAlign w:val="center"/>
+          </w:tcPr>
+          <w:p>
+            <w:pPr>
+              <w:rPr>
+                <w:rFonts w:ascii="Times New Roman" w:hAnsi="Times New Roman" w:cs="Times New Roman"/>
+                <w:sz w:val="28"/>
+                <w:szCs w:val="28"/>
+                <w:lang w:val="en-US" w:eastAsia="ru-BY"/>
+              </w:rPr>
+            </w:pPr>
+            <w:r>
+              <w:rPr>
+                <w:rFonts w:ascii="Times New Roman" w:hAnsi="Times New Roman" w:cs="Times New Roman"/>
+                <w:sz w:val="28"/>
+                <w:szCs w:val="28"/>
+                <w:lang w:val="en-US" w:eastAsia="ru-BY"/>
+              </w:rPr>
+              <w:t>status</w:t>
+            </w:r>
+          </w:p>
+        </w:tc>
+        <w:tc>
+          <w:tcPr>
+            <w:tcW w:w="0" w:type="auto"/>
+            <w:tcMar>
+              <w:top w:w="150" w:type="dxa"/>
+              <w:left w:w="240" w:type="dxa"/>
+              <w:bottom w:w="150" w:type="dxa"/>
+              <w:right w:w="240" w:type="dxa"/>
+            </w:tcMar>
+            <w:vAlign w:val="center"/>
+          </w:tcPr>
+          <w:p>
+            <w:pPr>
+              <w:rPr>
+                <w:rFonts w:ascii="Times New Roman" w:hAnsi="Times New Roman" w:cs="Times New Roman"/>
+                <w:sz w:val="28"/>
+                <w:szCs w:val="28"/>
+                <w:lang w:val="en-US" w:eastAsia="ru-BY"/>
+              </w:rPr>
+            </w:pPr>
+            <w:proofErr w:type="gramStart"/>
+            <w:r>
+              <w:rPr>
+                <w:rFonts w:ascii="Times New Roman" w:hAnsi="Times New Roman" w:cs="Times New Roman"/>
+                <w:sz w:val="28"/>
+                <w:szCs w:val="28"/>
+                <w:lang w:val="en-US" w:eastAsia="ru-BY"/>
+              </w:rPr>
+              <w:t>VARCHAR(</w:t>
+            </w:r>
+            <w:proofErr w:type="gramEnd"/>
+            <w:r>
+              <w:rPr>
+                <w:rFonts w:ascii="Times New Roman" w:hAnsi="Times New Roman" w:cs="Times New Roman"/>
+                <w:sz w:val="28"/>
+                <w:szCs w:val="28"/>
+                <w:lang w:val="en-US" w:eastAsia="ru-BY"/>
+              </w:rPr>
+              <w:t>20)</w:t>
+            </w:r>
+          </w:p>
+        </w:tc>
+        <w:tc>
+          <w:tcPr>
+            <w:tcW w:w="0" w:type="auto"/>
+            <w:tcMar>
+              <w:top w:w="150" w:type="dxa"/>
+              <w:left w:w="240" w:type="dxa"/>
+              <w:bottom w:w="150" w:type="dxa"/>
+              <w:right w:w="240" w:type="dxa"/>
+            </w:tcMar>
+            <w:vAlign w:val="center"/>
+          </w:tcPr>
+          <w:p>
+            <w:pPr>
+              <w:rPr>
+                <w:rFonts w:ascii="Times New Roman" w:hAnsi="Times New Roman" w:cs="Times New Roman"/>
+                <w:sz w:val="28"/>
+                <w:szCs w:val="28"/>
+                <w:lang w:val="en-US" w:eastAsia="ru-BY"/>
+              </w:rPr>
+            </w:pPr>
+            <w:r>
+              <w:rPr>
+                <w:rFonts w:ascii="Times New Roman" w:hAnsi="Times New Roman" w:cs="Times New Roman"/>
+                <w:sz w:val="28"/>
+                <w:szCs w:val="28"/>
+                <w:lang w:val="en-US" w:eastAsia="ru-BY"/>
+              </w:rPr>
+              <w:t>DEFAULT ‘Scheduled’, NOT NULL, CHECK (status IN (‘Scheduled’, ‘Completed’, ‘Canceled’, ‘No-show’))</w:t>
+            </w:r>
+          </w:p>
+        </w:tc>
+        <w:tc>
+          <w:tcPr>
+            <w:tcW w:w="0" w:type="auto"/>
+            <w:tcMar>
+              <w:top w:w="150" w:type="dxa"/>
+              <w:left w:w="240" w:type="dxa"/>
+              <w:bottom w:w="150" w:type="dxa"/>
+              <w:right w:w="0" w:type="dxa"/>
+            </w:tcMar>
+            <w:vAlign w:val="center"/>
+          </w:tcPr>
+          <w:p>
+            <w:pPr>
+              <w:rPr>
+                <w:rFonts w:ascii="Times New Roman" w:hAnsi="Times New Roman" w:cs="Times New Roman"/>
+                <w:sz w:val="28"/>
+                <w:szCs w:val="28"/>
+                <w:lang w:eastAsia="ru-BY"/>
+              </w:rPr>
+            </w:pPr>
           </w:p>
         </w:tc>
       </w:tr>
@@ -4040,7 +4356,25 @@
           <w:sz w:val="28"/>
           <w:szCs w:val="28"/>
         </w:rPr>
-        <w:t>Таблица treatments (Процедуры/Лечение</w:t>
+        <w:t>Таблица </w:t>
+      </w:r>
+      <w:proofErr w:type="spellStart"/>
+      <w:r>
+        <w:rPr>
+          <w:rFonts w:ascii="Times New Roman" w:hAnsi="Times New Roman" w:cs="Times New Roman"/>
+          <w:sz w:val="28"/>
+          <w:szCs w:val="28"/>
+        </w:rPr>
+        <w:t>treatments</w:t>
+      </w:r>
+      <w:proofErr w:type="spellEnd"/>
+      <w:r>
+        <w:rPr>
+          <w:rFonts w:ascii="Times New Roman" w:hAnsi="Times New Roman" w:cs="Times New Roman"/>
+          <w:sz w:val="28"/>
+          <w:szCs w:val="28"/>
+        </w:rPr>
+        <w:t> (Процедуры/Лечение</w:t>
       </w:r>
       <w:r>
         <w:rPr>
@@ -4124,6 +4458,7 @@
                 <w:szCs w:val="28"/>
                 <w:lang w:eastAsia="ru-BY"/>
               </w:rPr>
+              <w:lastRenderedPageBreak/>
               <w:t>Колонка</w:t>
             </w:r>
           </w:p>
@@ -4256,6 +4591,7 @@
                 <w:lang w:eastAsia="ru-BY"/>
               </w:rPr>
             </w:pPr>
+            <w:proofErr w:type="spellStart"/>
             <w:r>
               <w:rPr>
                 <w:rFonts w:ascii="Times New Roman" w:hAnsi="Times New Roman" w:cs="Times New Roman"/>
@@ -4265,6 +4601,7 @@
               </w:rPr>
               <w:t>treatment_id</w:t>
             </w:r>
+            <w:proofErr w:type="spellEnd"/>
           </w:p>
         </w:tc>
         <w:tc>
@@ -4386,6 +4723,7 @@
                 <w:lang w:eastAsia="ru-BY"/>
               </w:rPr>
             </w:pPr>
+            <w:proofErr w:type="spellStart"/>
             <w:r>
               <w:rPr>
                 <w:rFonts w:ascii="Times New Roman" w:hAnsi="Times New Roman" w:cs="Times New Roman"/>
@@ -4395,6 +4733,7 @@
               </w:rPr>
               <w:t>name</w:t>
             </w:r>
+            <w:proofErr w:type="spellEnd"/>
           </w:p>
         </w:tc>
         <w:tc>
@@ -4527,6 +4866,7 @@
                 <w:lang w:eastAsia="ru-BY"/>
               </w:rPr>
             </w:pPr>
+            <w:proofErr w:type="spellStart"/>
             <w:r>
               <w:rPr>
                 <w:rFonts w:ascii="Times New Roman" w:hAnsi="Times New Roman" w:cs="Times New Roman"/>
@@ -4536,6 +4876,7 @@
               </w:rPr>
               <w:t>cost</w:t>
             </w:r>
+            <w:proofErr w:type="spellEnd"/>
           </w:p>
         </w:tc>
         <w:tc>
@@ -4611,6 +4952,7 @@
               </w:rPr>
               <w:t>CHECK (</w:t>
             </w:r>
+            <w:proofErr w:type="spellStart"/>
             <w:proofErr w:type="gramStart"/>
             <w:r>
               <w:rPr>
@@ -4619,7 +4961,17 @@
                 <w:szCs w:val="28"/>
                 <w:lang w:eastAsia="ru-BY"/>
               </w:rPr>
-              <w:t>cost &gt;</w:t>
+              <w:t>cost</w:t>
+            </w:r>
+            <w:proofErr w:type="spellEnd"/>
+            <w:r>
+              <w:rPr>
+                <w:rFonts w:ascii="Times New Roman" w:hAnsi="Times New Roman" w:cs="Times New Roman"/>
+                <w:sz w:val="28"/>
+                <w:szCs w:val="28"/>
+                <w:lang w:eastAsia="ru-BY"/>
+              </w:rPr>
+              <w:t xml:space="preserve"> &gt;</w:t>
             </w:r>
             <w:proofErr w:type="gramEnd"/>
             <w:r>
@@ -4673,7 +5025,7 @@
           <w:rFonts w:ascii="Times New Roman" w:hAnsi="Times New Roman" w:cs="Times New Roman"/>
           <w:sz w:val="28"/>
           <w:szCs w:val="28"/>
-          <w:lang w:eastAsia="ru-BY"/>
+          <w:lang w:val="ru-RU" w:eastAsia="ru-BY"/>
         </w:rPr>
       </w:pPr>
       <w:r>
@@ -4681,46 +5033,120 @@
           <w:rFonts w:ascii="Times New Roman" w:hAnsi="Times New Roman" w:cs="Times New Roman"/>
           <w:sz w:val="28"/>
           <w:szCs w:val="28"/>
-          <w:lang w:eastAsia="ru-BY"/>
-        </w:rPr>
-        <w:lastRenderedPageBreak/>
-        <w:t>6. Таблица </w:t>
-      </w:r>
-      <w:r>
-        <w:rPr>
-          <w:rFonts w:ascii="Times New Roman" w:hAnsi="Times New Roman" w:cs="Times New Roman"/>
-          <w:sz w:val="28"/>
-          <w:szCs w:val="28"/>
-        </w:rPr>
-        <w:t>appointment_treatments</w:t>
-      </w:r>
-      <w:r>
-        <w:rPr>
-          <w:rFonts w:ascii="Times New Roman" w:hAnsi="Times New Roman" w:cs="Times New Roman"/>
-          <w:sz w:val="28"/>
-          <w:szCs w:val="28"/>
-          <w:lang w:eastAsia="ru-BY"/>
-        </w:rPr>
-        <w:t> (Назначенные процедуры)</w:t>
-      </w:r>
-      <w:r>
-        <w:rPr>
-          <w:rFonts w:ascii="Times New Roman" w:hAnsi="Times New Roman" w:cs="Times New Roman"/>
-          <w:sz w:val="28"/>
-          <w:szCs w:val="28"/>
-          <w:lang w:eastAsia="ru-BY"/>
-        </w:rPr>
-        <w:br/>
-        <w:t>Описание: Связующая таблица для реализации связи многие-ко-многим между приёмами и процедурами.</w:t>
-      </w:r>
-      <w:r>
-        <w:rPr>
-          <w:rFonts w:ascii="Times New Roman" w:hAnsi="Times New Roman" w:cs="Times New Roman"/>
-          <w:sz w:val="28"/>
-          <w:szCs w:val="28"/>
-          <w:lang w:eastAsia="ru-BY"/>
-        </w:rPr>
-        <w:br/>
+          <w:lang w:val="ru-RU" w:eastAsia="ru-BY"/>
+        </w:rPr>
+        <w:t>6.Таблица</w:t>
+      </w:r>
+      <w:r>
+        <w:rPr>
+          <w:rFonts w:ascii="Times New Roman" w:hAnsi="Times New Roman" w:cs="Times New Roman"/>
+          <w:sz w:val="28"/>
+          <w:szCs w:val="28"/>
+          <w:lang w:val="ru-RU" w:eastAsia="ru-BY"/>
+        </w:rPr>
+        <w:t xml:space="preserve"> </w:t>
+      </w:r>
+      <w:r>
+        <w:rPr>
+          <w:rFonts w:ascii="Times New Roman" w:hAnsi="Times New Roman" w:cs="Times New Roman"/>
+          <w:sz w:val="28"/>
+          <w:szCs w:val="28"/>
+          <w:lang w:val="en-US" w:eastAsia="ru-BY"/>
+        </w:rPr>
+        <w:t>ref</w:t>
+      </w:r>
+      <w:r>
+        <w:rPr>
+          <w:rFonts w:ascii="Times New Roman" w:hAnsi="Times New Roman" w:cs="Times New Roman"/>
+          <w:sz w:val="28"/>
+          <w:szCs w:val="28"/>
+          <w:lang w:val="ru-RU" w:eastAsia="ru-BY"/>
+        </w:rPr>
+        <w:t>-</w:t>
+      </w:r>
+      <w:r>
+        <w:rPr>
+          <w:rFonts w:ascii="Times New Roman" w:hAnsi="Times New Roman" w:cs="Times New Roman"/>
+          <w:sz w:val="28"/>
+          <w:szCs w:val="28"/>
+          <w:lang w:val="en-US" w:eastAsia="ru-BY"/>
+        </w:rPr>
+        <w:t>species</w:t>
+      </w:r>
+      <w:r>
+        <w:rPr>
+          <w:rFonts w:ascii="Times New Roman" w:hAnsi="Times New Roman" w:cs="Times New Roman"/>
+          <w:sz w:val="28"/>
+          <w:szCs w:val="28"/>
+          <w:lang w:val="ru-RU" w:eastAsia="ru-BY"/>
+        </w:rPr>
+        <w:t xml:space="preserve"> (Справочник видов животных)</w:t>
+      </w:r>
+    </w:p>
+    <w:p>
+      <w:pPr>
+        <w:rPr>
+          <w:rFonts w:ascii="Times New Roman" w:hAnsi="Times New Roman" w:cs="Times New Roman"/>
+          <w:sz w:val="28"/>
+          <w:szCs w:val="28"/>
+          <w:lang w:val="ru-RU" w:eastAsia="ru-BY"/>
+        </w:rPr>
+      </w:pPr>
+      <w:r>
+        <w:rPr>
+          <w:rFonts w:ascii="Times New Roman" w:hAnsi="Times New Roman" w:cs="Times New Roman"/>
+          <w:sz w:val="28"/>
+          <w:szCs w:val="28"/>
+          <w:lang w:val="ru-RU" w:eastAsia="ru-BY"/>
+        </w:rPr>
+        <w:t>Описание</w:t>
+      </w:r>
+      <w:proofErr w:type="gramStart"/>
+      <w:r>
+        <w:rPr>
+          <w:rFonts w:ascii="Times New Roman" w:hAnsi="Times New Roman" w:cs="Times New Roman"/>
+          <w:sz w:val="28"/>
+          <w:szCs w:val="28"/>
+          <w:lang w:val="ru-RU" w:eastAsia="ru-BY"/>
+        </w:rPr>
+        <w:t xml:space="preserve">: </w:t>
+      </w:r>
+      <w:r>
+        <w:rPr>
+          <w:rFonts w:ascii="Times New Roman" w:hAnsi="Times New Roman" w:cs="Times New Roman"/>
+          <w:sz w:val="28"/>
+          <w:szCs w:val="28"/>
+          <w:lang w:val="ru-RU" w:eastAsia="ru-BY"/>
+        </w:rPr>
+        <w:t>Хранит</w:t>
+      </w:r>
+      <w:proofErr w:type="gramEnd"/>
+      <w:r>
+        <w:rPr>
+          <w:rFonts w:ascii="Times New Roman" w:hAnsi="Times New Roman" w:cs="Times New Roman"/>
+          <w:sz w:val="28"/>
+          <w:szCs w:val="28"/>
+          <w:lang w:val="ru-RU" w:eastAsia="ru-BY"/>
+        </w:rPr>
+        <w:t xml:space="preserve"> допустимые виды животных.</w:t>
+      </w:r>
+    </w:p>
+    <w:p>
+      <w:pPr>
+        <w:rPr>
+          <w:rFonts w:ascii="Times New Roman" w:hAnsi="Times New Roman" w:cs="Times New Roman"/>
+          <w:sz w:val="28"/>
+          <w:szCs w:val="28"/>
+          <w:lang w:eastAsia="ru-BY"/>
+        </w:rPr>
+      </w:pPr>
+      <w:r>
+        <w:rPr>
+          <w:rFonts w:ascii="Times New Roman" w:hAnsi="Times New Roman" w:cs="Times New Roman"/>
+          <w:sz w:val="28"/>
+          <w:szCs w:val="28"/>
+          <w:lang w:eastAsia="ru-BY"/>
+        </w:rPr>
         <w:t>Атрибуты:</w:t>
       </w:r>
     </w:p>
@@ -4736,10 +5162,10 @@
         <w:tblLook w:val="04A0" w:firstRow="1" w:lastRow="0" w:firstColumn="1" w:lastColumn="0" w:noHBand="0" w:noVBand="1"/>
       </w:tblPr>
       <w:tblGrid>
-        <w:gridCol w:w="1986"/>
-        <w:gridCol w:w="1669"/>
-        <w:gridCol w:w="3955"/>
-        <w:gridCol w:w="1745"/>
+        <w:gridCol w:w="1407"/>
+        <w:gridCol w:w="2316"/>
+        <w:gridCol w:w="2768"/>
+        <w:gridCol w:w="2864"/>
       </w:tblGrid>
       <w:tr>
         <w:trPr>
@@ -4905,18 +5331,20 @@
                 <w:rFonts w:ascii="Times New Roman" w:hAnsi="Times New Roman" w:cs="Times New Roman"/>
                 <w:sz w:val="28"/>
                 <w:szCs w:val="28"/>
-                <w:lang w:eastAsia="ru-BY"/>
-              </w:rPr>
-            </w:pPr>
-            <w:r>
-              <w:rPr>
-                <w:rFonts w:ascii="Times New Roman" w:hAnsi="Times New Roman" w:cs="Times New Roman"/>
-                <w:sz w:val="28"/>
-                <w:szCs w:val="28"/>
-                <w:lang w:eastAsia="ru-BY"/>
-              </w:rPr>
-              <w:t>app_trt_id</w:t>
-            </w:r>
+                <w:lang w:val="en-US" w:eastAsia="ru-BY"/>
+              </w:rPr>
+            </w:pPr>
+            <w:proofErr w:type="spellStart"/>
+            <w:r>
+              <w:rPr>
+                <w:rFonts w:ascii="Times New Roman" w:hAnsi="Times New Roman" w:cs="Times New Roman"/>
+                <w:sz w:val="28"/>
+                <w:szCs w:val="28"/>
+                <w:lang w:val="en-US" w:eastAsia="ru-BY"/>
+              </w:rPr>
+              <w:t>species_id</w:t>
+            </w:r>
+            <w:proofErr w:type="spellEnd"/>
           </w:p>
         </w:tc>
         <w:tc>
@@ -5001,17 +5429,26 @@
                 <w:rFonts w:ascii="Times New Roman" w:hAnsi="Times New Roman" w:cs="Times New Roman"/>
                 <w:sz w:val="28"/>
                 <w:szCs w:val="28"/>
-                <w:lang w:eastAsia="ru-BY"/>
-              </w:rPr>
-            </w:pPr>
-            <w:r>
-              <w:rPr>
-                <w:rFonts w:ascii="Times New Roman" w:hAnsi="Times New Roman" w:cs="Times New Roman"/>
-                <w:sz w:val="28"/>
-                <w:szCs w:val="28"/>
-                <w:lang w:eastAsia="ru-BY"/>
-              </w:rPr>
-              <w:t>Уникальный ID записи</w:t>
+                <w:lang w:val="ru-RU" w:eastAsia="ru-BY"/>
+              </w:rPr>
+            </w:pPr>
+            <w:r>
+              <w:rPr>
+                <w:rFonts w:ascii="Times New Roman" w:hAnsi="Times New Roman" w:cs="Times New Roman"/>
+                <w:sz w:val="28"/>
+                <w:szCs w:val="28"/>
+                <w:lang w:eastAsia="ru-BY"/>
+              </w:rPr>
+              <w:t xml:space="preserve">Уникальный ID </w:t>
+            </w:r>
+            <w:r>
+              <w:rPr>
+                <w:rFonts w:ascii="Times New Roman" w:hAnsi="Times New Roman" w:cs="Times New Roman"/>
+                <w:sz w:val="28"/>
+                <w:szCs w:val="28"/>
+                <w:lang w:val="ru-RU" w:eastAsia="ru-BY"/>
+              </w:rPr>
+              <w:t>вида</w:t>
             </w:r>
           </w:p>
         </w:tc>
@@ -5035,91 +5472,50 @@
                 <w:rFonts w:ascii="Times New Roman" w:hAnsi="Times New Roman" w:cs="Times New Roman"/>
                 <w:sz w:val="28"/>
                 <w:szCs w:val="28"/>
-                <w:lang w:eastAsia="ru-BY"/>
-              </w:rPr>
-            </w:pPr>
-            <w:r>
-              <w:rPr>
-                <w:rFonts w:ascii="Times New Roman" w:hAnsi="Times New Roman" w:cs="Times New Roman"/>
-                <w:sz w:val="28"/>
-                <w:szCs w:val="28"/>
-                <w:lang w:eastAsia="ru-BY"/>
-              </w:rPr>
-              <w:t>appointment_id</w:t>
-            </w:r>
-          </w:p>
-        </w:tc>
-        <w:tc>
-          <w:tcPr>
-            <w:tcW w:w="0" w:type="auto"/>
-            <w:tcMar>
-              <w:top w:w="150" w:type="dxa"/>
-              <w:left w:w="240" w:type="dxa"/>
-              <w:bottom w:w="150" w:type="dxa"/>
-              <w:right w:w="240" w:type="dxa"/>
-            </w:tcMar>
-            <w:vAlign w:val="center"/>
-            <w:hideMark/>
-          </w:tcPr>
-          <w:p>
-            <w:pPr>
-              <w:rPr>
-                <w:rFonts w:ascii="Times New Roman" w:hAnsi="Times New Roman" w:cs="Times New Roman"/>
-                <w:sz w:val="28"/>
-                <w:szCs w:val="28"/>
-                <w:lang w:eastAsia="ru-BY"/>
-              </w:rPr>
-            </w:pPr>
-            <w:r>
-              <w:rPr>
-                <w:rFonts w:ascii="Times New Roman" w:hAnsi="Times New Roman" w:cs="Times New Roman"/>
-                <w:sz w:val="28"/>
-                <w:szCs w:val="28"/>
-                <w:lang w:eastAsia="ru-BY"/>
-              </w:rPr>
-              <w:t>INTEGER</w:t>
-            </w:r>
-          </w:p>
-        </w:tc>
-        <w:tc>
-          <w:tcPr>
-            <w:tcW w:w="0" w:type="auto"/>
-            <w:tcMar>
-              <w:top w:w="150" w:type="dxa"/>
-              <w:left w:w="240" w:type="dxa"/>
-              <w:bottom w:w="150" w:type="dxa"/>
-              <w:right w:w="240" w:type="dxa"/>
-            </w:tcMar>
-            <w:vAlign w:val="center"/>
-            <w:hideMark/>
-          </w:tcPr>
-          <w:p>
-            <w:pPr>
-              <w:rPr>
-                <w:rFonts w:ascii="Times New Roman" w:hAnsi="Times New Roman" w:cs="Times New Roman"/>
-                <w:sz w:val="28"/>
-                <w:szCs w:val="28"/>
-                <w:lang w:eastAsia="ru-BY"/>
-              </w:rPr>
-            </w:pPr>
-            <w:r>
-              <w:rPr>
-                <w:rFonts w:ascii="Times New Roman" w:hAnsi="Times New Roman" w:cs="Times New Roman"/>
-                <w:sz w:val="28"/>
-                <w:szCs w:val="28"/>
-                <w:lang w:eastAsia="ru-BY"/>
-              </w:rPr>
-              <w:t xml:space="preserve">FOREIGN KEY (references </w:t>
-            </w:r>
+                <w:lang w:val="en-US" w:eastAsia="ru-BY"/>
+              </w:rPr>
+            </w:pPr>
+            <w:r>
+              <w:rPr>
+                <w:rFonts w:ascii="Times New Roman" w:hAnsi="Times New Roman" w:cs="Times New Roman"/>
+                <w:sz w:val="28"/>
+                <w:szCs w:val="28"/>
+                <w:lang w:val="en-US" w:eastAsia="ru-BY"/>
+              </w:rPr>
+              <w:t>name</w:t>
+            </w:r>
+          </w:p>
+        </w:tc>
+        <w:tc>
+          <w:tcPr>
+            <w:tcW w:w="0" w:type="auto"/>
+            <w:tcMar>
+              <w:top w:w="150" w:type="dxa"/>
+              <w:left w:w="240" w:type="dxa"/>
+              <w:bottom w:w="150" w:type="dxa"/>
+              <w:right w:w="240" w:type="dxa"/>
+            </w:tcMar>
+            <w:vAlign w:val="center"/>
+            <w:hideMark/>
+          </w:tcPr>
+          <w:p>
+            <w:pPr>
+              <w:rPr>
+                <w:rFonts w:ascii="Times New Roman" w:hAnsi="Times New Roman" w:cs="Times New Roman"/>
+                <w:sz w:val="28"/>
+                <w:szCs w:val="28"/>
+                <w:lang w:val="ru-RU" w:eastAsia="ru-BY"/>
+              </w:rPr>
+            </w:pPr>
             <w:proofErr w:type="gramStart"/>
             <w:r>
               <w:rPr>
                 <w:rFonts w:ascii="Times New Roman" w:hAnsi="Times New Roman" w:cs="Times New Roman"/>
                 <w:sz w:val="28"/>
                 <w:szCs w:val="28"/>
-                <w:lang w:eastAsia="ru-BY"/>
-              </w:rPr>
-              <w:t>appointments.appointment</w:t>
+                <w:lang w:val="en-US" w:eastAsia="ru-BY"/>
+              </w:rPr>
+              <w:t>VARCHAR(</w:t>
             </w:r>
             <w:proofErr w:type="gramEnd"/>
             <w:r>
@@ -5127,9 +5523,50 @@
                 <w:rFonts w:ascii="Times New Roman" w:hAnsi="Times New Roman" w:cs="Times New Roman"/>
                 <w:sz w:val="28"/>
                 <w:szCs w:val="28"/>
-                <w:lang w:eastAsia="ru-BY"/>
-              </w:rPr>
-              <w:t>_id), NOT NULL</w:t>
+                <w:lang w:val="en-US" w:eastAsia="ru-BY"/>
+              </w:rPr>
+              <w:t>50)</w:t>
+            </w:r>
+          </w:p>
+        </w:tc>
+        <w:tc>
+          <w:tcPr>
+            <w:tcW w:w="0" w:type="auto"/>
+            <w:tcMar>
+              <w:top w:w="150" w:type="dxa"/>
+              <w:left w:w="240" w:type="dxa"/>
+              <w:bottom w:w="150" w:type="dxa"/>
+              <w:right w:w="240" w:type="dxa"/>
+            </w:tcMar>
+            <w:vAlign w:val="center"/>
+            <w:hideMark/>
+          </w:tcPr>
+          <w:p>
+            <w:pPr>
+              <w:rPr>
+                <w:rFonts w:ascii="Times New Roman" w:hAnsi="Times New Roman" w:cs="Times New Roman"/>
+                <w:sz w:val="28"/>
+                <w:szCs w:val="28"/>
+                <w:lang w:eastAsia="ru-BY"/>
+              </w:rPr>
+            </w:pPr>
+            <w:r>
+              <w:rPr>
+                <w:rFonts w:ascii="Times New Roman" w:hAnsi="Times New Roman" w:cs="Times New Roman"/>
+                <w:sz w:val="28"/>
+                <w:szCs w:val="28"/>
+                <w:lang w:eastAsia="ru-BY"/>
+              </w:rPr>
+              <w:t>UNIQUE</w:t>
+            </w:r>
+            <w:r>
+              <w:rPr>
+                <w:rFonts w:ascii="Times New Roman" w:hAnsi="Times New Roman" w:cs="Times New Roman"/>
+                <w:sz w:val="28"/>
+                <w:szCs w:val="28"/>
+                <w:lang w:eastAsia="ru-BY"/>
+              </w:rPr>
+              <w:t>, NOT NULL</w:t>
             </w:r>
           </w:p>
         </w:tc>
@@ -5151,25 +5588,391 @@
                 <w:rFonts w:ascii="Times New Roman" w:hAnsi="Times New Roman" w:cs="Times New Roman"/>
                 <w:sz w:val="28"/>
                 <w:szCs w:val="28"/>
-                <w:lang w:eastAsia="ru-BY"/>
-              </w:rPr>
-            </w:pPr>
-            <w:r>
-              <w:rPr>
-                <w:rFonts w:ascii="Times New Roman" w:hAnsi="Times New Roman" w:cs="Times New Roman"/>
-                <w:sz w:val="28"/>
-                <w:szCs w:val="28"/>
-                <w:lang w:eastAsia="ru-BY"/>
-              </w:rPr>
-              <w:t>Ссылка на приём</w:t>
+                <w:lang w:val="ru-RU" w:eastAsia="ru-BY"/>
+              </w:rPr>
+            </w:pPr>
+            <w:r>
+              <w:rPr>
+                <w:rFonts w:ascii="Times New Roman" w:hAnsi="Times New Roman" w:cs="Times New Roman"/>
+                <w:sz w:val="28"/>
+                <w:szCs w:val="28"/>
+                <w:lang w:val="ru-RU" w:eastAsia="ru-BY"/>
+              </w:rPr>
+              <w:t>Название вида (собака</w:t>
+            </w:r>
+            <w:r>
+              <w:rPr>
+                <w:rFonts w:ascii="Times New Roman" w:hAnsi="Times New Roman" w:cs="Times New Roman"/>
+                <w:sz w:val="28"/>
+                <w:szCs w:val="28"/>
+                <w:lang w:val="ru-RU" w:eastAsia="ru-BY"/>
+              </w:rPr>
+              <w:t>,</w:t>
+            </w:r>
+            <w:r>
+              <w:rPr>
+                <w:rFonts w:ascii="Times New Roman" w:hAnsi="Times New Roman" w:cs="Times New Roman"/>
+                <w:sz w:val="28"/>
+                <w:szCs w:val="28"/>
+                <w:lang w:val="ru-RU" w:eastAsia="ru-BY"/>
+              </w:rPr>
+              <w:t xml:space="preserve"> кошка</w:t>
+            </w:r>
+            <w:r>
+              <w:rPr>
+                <w:rFonts w:ascii="Times New Roman" w:hAnsi="Times New Roman" w:cs="Times New Roman"/>
+                <w:sz w:val="28"/>
+                <w:szCs w:val="28"/>
+                <w:lang w:val="ru-RU" w:eastAsia="ru-BY"/>
+              </w:rPr>
+              <w:t xml:space="preserve">, </w:t>
+            </w:r>
+            <w:r>
+              <w:rPr>
+                <w:rFonts w:ascii="Times New Roman" w:hAnsi="Times New Roman" w:cs="Times New Roman"/>
+                <w:sz w:val="28"/>
+                <w:szCs w:val="28"/>
+                <w:lang w:val="ru-RU" w:eastAsia="ru-BY"/>
+              </w:rPr>
+              <w:t>и т.д.)</w:t>
+            </w:r>
+          </w:p>
+        </w:tc>
+      </w:tr>
+    </w:tbl>
+    <w:p>
+      <w:pPr>
+        <w:rPr>
+          <w:rFonts w:ascii="Times New Roman" w:hAnsi="Times New Roman" w:cs="Times New Roman"/>
+          <w:sz w:val="28"/>
+          <w:szCs w:val="28"/>
+          <w:lang w:eastAsia="ru-BY"/>
+        </w:rPr>
+      </w:pPr>
+    </w:p>
+    <w:p>
+      <w:pPr>
+        <w:rPr>
+          <w:rFonts w:ascii="Times New Roman" w:hAnsi="Times New Roman" w:cs="Times New Roman"/>
+          <w:sz w:val="28"/>
+          <w:szCs w:val="28"/>
+          <w:lang w:val="ru-RU" w:eastAsia="ru-BY"/>
+        </w:rPr>
+      </w:pPr>
+      <w:r>
+        <w:rPr>
+          <w:rFonts w:ascii="Times New Roman" w:hAnsi="Times New Roman" w:cs="Times New Roman"/>
+          <w:sz w:val="28"/>
+          <w:szCs w:val="28"/>
+          <w:lang w:val="ru-RU" w:eastAsia="ru-BY"/>
+        </w:rPr>
+        <w:t>7.</w:t>
+      </w:r>
+      <w:r>
+        <w:rPr>
+          <w:rFonts w:ascii="Times New Roman" w:hAnsi="Times New Roman" w:cs="Times New Roman"/>
+          <w:sz w:val="28"/>
+          <w:szCs w:val="28"/>
+          <w:lang w:val="ru-RU" w:eastAsia="ru-BY"/>
+        </w:rPr>
+        <w:t xml:space="preserve">Таблица </w:t>
+      </w:r>
+      <w:r>
+        <w:rPr>
+          <w:rFonts w:ascii="Times New Roman" w:hAnsi="Times New Roman" w:cs="Times New Roman"/>
+          <w:sz w:val="28"/>
+          <w:szCs w:val="28"/>
+          <w:lang w:val="en-US" w:eastAsia="ru-BY"/>
+        </w:rPr>
+        <w:t>ref</w:t>
+      </w:r>
+      <w:r>
+        <w:rPr>
+          <w:rFonts w:ascii="Times New Roman" w:hAnsi="Times New Roman" w:cs="Times New Roman"/>
+          <w:sz w:val="28"/>
+          <w:szCs w:val="28"/>
+          <w:lang w:val="ru-RU" w:eastAsia="ru-BY"/>
+        </w:rPr>
+        <w:t>_</w:t>
+      </w:r>
+      <w:proofErr w:type="gramStart"/>
+      <w:r>
+        <w:rPr>
+          <w:rFonts w:ascii="Times New Roman" w:hAnsi="Times New Roman" w:cs="Times New Roman"/>
+          <w:sz w:val="28"/>
+          <w:szCs w:val="28"/>
+          <w:lang w:val="en-US" w:eastAsia="ru-BY"/>
+        </w:rPr>
+        <w:t>breeds</w:t>
+      </w:r>
+      <w:r>
+        <w:rPr>
+          <w:rFonts w:ascii="Times New Roman" w:hAnsi="Times New Roman" w:cs="Times New Roman"/>
+          <w:sz w:val="28"/>
+          <w:szCs w:val="28"/>
+          <w:lang w:val="ru-RU" w:eastAsia="ru-BY"/>
+        </w:rPr>
+        <w:t>(</w:t>
+      </w:r>
+      <w:proofErr w:type="gramEnd"/>
+      <w:r>
+        <w:rPr>
+          <w:rFonts w:ascii="Times New Roman" w:hAnsi="Times New Roman" w:cs="Times New Roman"/>
+          <w:sz w:val="28"/>
+          <w:szCs w:val="28"/>
+          <w:lang w:val="ru-RU" w:eastAsia="ru-BY"/>
+        </w:rPr>
+        <w:t>Справочник пород</w:t>
+      </w:r>
+      <w:r>
+        <w:rPr>
+          <w:rFonts w:ascii="Times New Roman" w:hAnsi="Times New Roman" w:cs="Times New Roman"/>
+          <w:sz w:val="28"/>
+          <w:szCs w:val="28"/>
+          <w:lang w:val="ru-RU" w:eastAsia="ru-BY"/>
+        </w:rPr>
+        <w:t>)</w:t>
+      </w:r>
+    </w:p>
+    <w:p>
+      <w:pPr>
+        <w:rPr>
+          <w:rFonts w:ascii="Times New Roman" w:hAnsi="Times New Roman" w:cs="Times New Roman"/>
+          <w:sz w:val="28"/>
+          <w:szCs w:val="28"/>
+          <w:lang w:val="ru-RU" w:eastAsia="ru-BY"/>
+        </w:rPr>
+      </w:pPr>
+      <w:r>
+        <w:rPr>
+          <w:rFonts w:ascii="Times New Roman" w:hAnsi="Times New Roman" w:cs="Times New Roman"/>
+          <w:sz w:val="28"/>
+          <w:szCs w:val="28"/>
+          <w:lang w:val="ru-RU" w:eastAsia="ru-BY"/>
+        </w:rPr>
+        <w:t>Описание</w:t>
+      </w:r>
+      <w:proofErr w:type="gramStart"/>
+      <w:r>
+        <w:rPr>
+          <w:rFonts w:ascii="Times New Roman" w:hAnsi="Times New Roman" w:cs="Times New Roman"/>
+          <w:sz w:val="28"/>
+          <w:szCs w:val="28"/>
+          <w:lang w:val="ru-RU" w:eastAsia="ru-BY"/>
+        </w:rPr>
+        <w:t>:</w:t>
+      </w:r>
+      <w:r>
+        <w:rPr>
+          <w:rFonts w:ascii="Times New Roman" w:hAnsi="Times New Roman" w:cs="Times New Roman"/>
+          <w:sz w:val="28"/>
+          <w:szCs w:val="28"/>
+          <w:lang w:val="ru-RU" w:eastAsia="ru-BY"/>
+        </w:rPr>
+        <w:t xml:space="preserve"> Хранит</w:t>
+      </w:r>
+      <w:proofErr w:type="gramEnd"/>
+      <w:r>
+        <w:rPr>
+          <w:rFonts w:ascii="Times New Roman" w:hAnsi="Times New Roman" w:cs="Times New Roman"/>
+          <w:sz w:val="28"/>
+          <w:szCs w:val="28"/>
+          <w:lang w:val="ru-RU" w:eastAsia="ru-BY"/>
+        </w:rPr>
+        <w:t xml:space="preserve"> допустимые породы животных с привязкой к виду.</w:t>
+      </w:r>
+    </w:p>
+    <w:p>
+      <w:pPr>
+        <w:rPr>
+          <w:rFonts w:ascii="Times New Roman" w:hAnsi="Times New Roman" w:cs="Times New Roman"/>
+          <w:sz w:val="28"/>
+          <w:szCs w:val="28"/>
+          <w:lang w:eastAsia="ru-BY"/>
+        </w:rPr>
+      </w:pPr>
+      <w:r>
+        <w:rPr>
+          <w:rFonts w:ascii="Times New Roman" w:hAnsi="Times New Roman" w:cs="Times New Roman"/>
+          <w:sz w:val="28"/>
+          <w:szCs w:val="28"/>
+          <w:lang w:eastAsia="ru-BY"/>
+        </w:rPr>
+        <w:t>Атрибуты:</w:t>
+      </w:r>
+    </w:p>
+    <w:tbl>
+      <w:tblPr>
+        <w:tblW w:w="0" w:type="auto"/>
+        <w:tblCellMar>
+          <w:top w:w="15" w:type="dxa"/>
+          <w:left w:w="15" w:type="dxa"/>
+          <w:bottom w:w="15" w:type="dxa"/>
+          <w:right w:w="15" w:type="dxa"/>
+        </w:tblCellMar>
+        <w:tblLook w:val="04A0" w:firstRow="1" w:lastRow="0" w:firstColumn="1" w:lastColumn="0" w:noHBand="0" w:noVBand="1"/>
+      </w:tblPr>
+      <w:tblGrid>
+        <w:gridCol w:w="1407"/>
+        <w:gridCol w:w="2316"/>
+        <w:gridCol w:w="3203"/>
+        <w:gridCol w:w="2429"/>
+      </w:tblGrid>
+      <w:tr>
+        <w:trPr>
+          <w:tblHeader/>
+        </w:trPr>
+        <w:tc>
+          <w:tcPr>
+            <w:tcW w:w="0" w:type="auto"/>
+            <w:tcBorders>
+              <w:top w:val="nil"/>
+            </w:tcBorders>
+            <w:tcMar>
+              <w:top w:w="150" w:type="dxa"/>
+              <w:left w:w="0" w:type="dxa"/>
+              <w:bottom w:w="150" w:type="dxa"/>
+              <w:right w:w="240" w:type="dxa"/>
+            </w:tcMar>
+            <w:vAlign w:val="center"/>
+            <w:hideMark/>
+          </w:tcPr>
+          <w:p>
+            <w:pPr>
+              <w:rPr>
+                <w:rFonts w:ascii="Times New Roman" w:hAnsi="Times New Roman" w:cs="Times New Roman"/>
+                <w:sz w:val="28"/>
+                <w:szCs w:val="28"/>
+                <w:lang w:eastAsia="ru-BY"/>
+              </w:rPr>
+            </w:pPr>
+            <w:r>
+              <w:rPr>
+                <w:rFonts w:ascii="Times New Roman" w:hAnsi="Times New Roman" w:cs="Times New Roman"/>
+                <w:sz w:val="28"/>
+                <w:szCs w:val="28"/>
+                <w:lang w:eastAsia="ru-BY"/>
+              </w:rPr>
+              <w:t>Колонка</w:t>
+            </w:r>
+          </w:p>
+        </w:tc>
+        <w:tc>
+          <w:tcPr>
+            <w:tcW w:w="0" w:type="auto"/>
+            <w:tcBorders>
+              <w:top w:val="nil"/>
+            </w:tcBorders>
+            <w:tcMar>
+              <w:top w:w="150" w:type="dxa"/>
+              <w:left w:w="240" w:type="dxa"/>
+              <w:bottom w:w="150" w:type="dxa"/>
+              <w:right w:w="240" w:type="dxa"/>
+            </w:tcMar>
+            <w:vAlign w:val="center"/>
+            <w:hideMark/>
+          </w:tcPr>
+          <w:p>
+            <w:pPr>
+              <w:rPr>
+                <w:rFonts w:ascii="Times New Roman" w:hAnsi="Times New Roman" w:cs="Times New Roman"/>
+                <w:sz w:val="28"/>
+                <w:szCs w:val="28"/>
+                <w:lang w:eastAsia="ru-BY"/>
+              </w:rPr>
+            </w:pPr>
+            <w:r>
+              <w:rPr>
+                <w:rFonts w:ascii="Times New Roman" w:hAnsi="Times New Roman" w:cs="Times New Roman"/>
+                <w:sz w:val="28"/>
+                <w:szCs w:val="28"/>
+                <w:lang w:eastAsia="ru-BY"/>
+              </w:rPr>
+              <w:t>Тип данных</w:t>
+            </w:r>
+          </w:p>
+        </w:tc>
+        <w:tc>
+          <w:tcPr>
+            <w:tcW w:w="0" w:type="auto"/>
+            <w:tcBorders>
+              <w:top w:val="nil"/>
+            </w:tcBorders>
+            <w:tcMar>
+              <w:top w:w="150" w:type="dxa"/>
+              <w:left w:w="240" w:type="dxa"/>
+              <w:bottom w:w="150" w:type="dxa"/>
+              <w:right w:w="240" w:type="dxa"/>
+            </w:tcMar>
+            <w:vAlign w:val="center"/>
+            <w:hideMark/>
+          </w:tcPr>
+          <w:p>
+            <w:pPr>
+              <w:rPr>
+                <w:rFonts w:ascii="Times New Roman" w:hAnsi="Times New Roman" w:cs="Times New Roman"/>
+                <w:sz w:val="28"/>
+                <w:szCs w:val="28"/>
+                <w:lang w:eastAsia="ru-BY"/>
+              </w:rPr>
+            </w:pPr>
+            <w:r>
+              <w:rPr>
+                <w:rFonts w:ascii="Times New Roman" w:hAnsi="Times New Roman" w:cs="Times New Roman"/>
+                <w:sz w:val="28"/>
+                <w:szCs w:val="28"/>
+                <w:lang w:eastAsia="ru-BY"/>
+              </w:rPr>
+              <w:t>Ограничения</w:t>
+            </w:r>
+          </w:p>
+        </w:tc>
+        <w:tc>
+          <w:tcPr>
+            <w:tcW w:w="0" w:type="auto"/>
+            <w:tcBorders>
+              <w:top w:val="nil"/>
+            </w:tcBorders>
+            <w:tcMar>
+              <w:top w:w="150" w:type="dxa"/>
+              <w:left w:w="240" w:type="dxa"/>
+              <w:bottom w:w="150" w:type="dxa"/>
+              <w:right w:w="240" w:type="dxa"/>
+            </w:tcMar>
+            <w:vAlign w:val="center"/>
+            <w:hideMark/>
+          </w:tcPr>
+          <w:p>
+            <w:pPr>
+              <w:rPr>
+                <w:rFonts w:ascii="Times New Roman" w:hAnsi="Times New Roman" w:cs="Times New Roman"/>
+                <w:sz w:val="28"/>
+                <w:szCs w:val="28"/>
+                <w:lang w:eastAsia="ru-BY"/>
+              </w:rPr>
+            </w:pPr>
+            <w:r>
+              <w:rPr>
+                <w:rFonts w:ascii="Times New Roman" w:hAnsi="Times New Roman" w:cs="Times New Roman"/>
+                <w:sz w:val="28"/>
+                <w:szCs w:val="28"/>
+                <w:lang w:eastAsia="ru-BY"/>
+              </w:rPr>
+              <w:t>Описание</w:t>
             </w:r>
           </w:p>
         </w:tc>
       </w:tr>
       <w:tr>
-        <w:tc>
-          <w:tcPr>
-            <w:tcW w:w="0" w:type="auto"/>
+        <w:trPr>
+          <w:tblHeader/>
+        </w:trPr>
+        <w:tc>
+          <w:tcPr>
+            <w:tcW w:w="0" w:type="auto"/>
+            <w:tcBorders>
+              <w:top w:val="nil"/>
+            </w:tcBorders>
             <w:tcMar>
               <w:top w:w="150" w:type="dxa"/>
               <w:left w:w="0" w:type="dxa"/>
@@ -5177,141 +5980,128 @@
               <w:right w:w="240" w:type="dxa"/>
             </w:tcMar>
             <w:vAlign w:val="center"/>
-            <w:hideMark/>
-          </w:tcPr>
-          <w:p>
-            <w:pPr>
-              <w:rPr>
-                <w:rFonts w:ascii="Times New Roman" w:hAnsi="Times New Roman" w:cs="Times New Roman"/>
-                <w:sz w:val="28"/>
-                <w:szCs w:val="28"/>
-                <w:lang w:eastAsia="ru-BY"/>
-              </w:rPr>
-            </w:pPr>
-            <w:r>
-              <w:rPr>
-                <w:rFonts w:ascii="Times New Roman" w:hAnsi="Times New Roman" w:cs="Times New Roman"/>
-                <w:sz w:val="28"/>
-                <w:szCs w:val="28"/>
-                <w:lang w:eastAsia="ru-BY"/>
-              </w:rPr>
-              <w:t>treatment_id</w:t>
-            </w:r>
-          </w:p>
-        </w:tc>
-        <w:tc>
-          <w:tcPr>
-            <w:tcW w:w="0" w:type="auto"/>
-            <w:tcMar>
-              <w:top w:w="150" w:type="dxa"/>
-              <w:left w:w="240" w:type="dxa"/>
-              <w:bottom w:w="150" w:type="dxa"/>
-              <w:right w:w="240" w:type="dxa"/>
-            </w:tcMar>
-            <w:vAlign w:val="center"/>
-            <w:hideMark/>
-          </w:tcPr>
-          <w:p>
-            <w:pPr>
-              <w:rPr>
-                <w:rFonts w:ascii="Times New Roman" w:hAnsi="Times New Roman" w:cs="Times New Roman"/>
-                <w:sz w:val="28"/>
-                <w:szCs w:val="28"/>
-                <w:lang w:eastAsia="ru-BY"/>
-              </w:rPr>
-            </w:pPr>
-            <w:r>
-              <w:rPr>
-                <w:rFonts w:ascii="Times New Roman" w:hAnsi="Times New Roman" w:cs="Times New Roman"/>
-                <w:sz w:val="28"/>
-                <w:szCs w:val="28"/>
-                <w:lang w:eastAsia="ru-BY"/>
-              </w:rPr>
-              <w:t>INTEGER</w:t>
-            </w:r>
-          </w:p>
-        </w:tc>
-        <w:tc>
-          <w:tcPr>
-            <w:tcW w:w="0" w:type="auto"/>
-            <w:tcMar>
-              <w:top w:w="150" w:type="dxa"/>
-              <w:left w:w="240" w:type="dxa"/>
-              <w:bottom w:w="150" w:type="dxa"/>
-              <w:right w:w="240" w:type="dxa"/>
-            </w:tcMar>
-            <w:vAlign w:val="center"/>
-            <w:hideMark/>
-          </w:tcPr>
-          <w:p>
-            <w:pPr>
-              <w:rPr>
-                <w:rFonts w:ascii="Times New Roman" w:hAnsi="Times New Roman" w:cs="Times New Roman"/>
-                <w:sz w:val="28"/>
-                <w:szCs w:val="28"/>
-                <w:lang w:eastAsia="ru-BY"/>
-              </w:rPr>
-            </w:pPr>
-            <w:r>
-              <w:rPr>
-                <w:rFonts w:ascii="Times New Roman" w:hAnsi="Times New Roman" w:cs="Times New Roman"/>
-                <w:sz w:val="28"/>
-                <w:szCs w:val="28"/>
-                <w:lang w:eastAsia="ru-BY"/>
-              </w:rPr>
-              <w:t xml:space="preserve">FOREIGN KEY (references </w:t>
-            </w:r>
-            <w:proofErr w:type="gramStart"/>
-            <w:r>
-              <w:rPr>
-                <w:rFonts w:ascii="Times New Roman" w:hAnsi="Times New Roman" w:cs="Times New Roman"/>
-                <w:sz w:val="28"/>
-                <w:szCs w:val="28"/>
-                <w:lang w:eastAsia="ru-BY"/>
-              </w:rPr>
-              <w:t>treatments.treatment</w:t>
-            </w:r>
-            <w:proofErr w:type="gramEnd"/>
-            <w:r>
-              <w:rPr>
-                <w:rFonts w:ascii="Times New Roman" w:hAnsi="Times New Roman" w:cs="Times New Roman"/>
-                <w:sz w:val="28"/>
-                <w:szCs w:val="28"/>
-                <w:lang w:eastAsia="ru-BY"/>
-              </w:rPr>
-              <w:t>_id), NOT NULL</w:t>
-            </w:r>
-          </w:p>
-        </w:tc>
-        <w:tc>
-          <w:tcPr>
-            <w:tcW w:w="0" w:type="auto"/>
-            <w:tcMar>
-              <w:top w:w="150" w:type="dxa"/>
-              <w:left w:w="240" w:type="dxa"/>
-              <w:bottom w:w="150" w:type="dxa"/>
-              <w:right w:w="0" w:type="dxa"/>
-            </w:tcMar>
-            <w:vAlign w:val="center"/>
-            <w:hideMark/>
-          </w:tcPr>
-          <w:p>
-            <w:pPr>
-              <w:rPr>
-                <w:rFonts w:ascii="Times New Roman" w:hAnsi="Times New Roman" w:cs="Times New Roman"/>
-                <w:sz w:val="28"/>
-                <w:szCs w:val="28"/>
-                <w:lang w:eastAsia="ru-BY"/>
-              </w:rPr>
-            </w:pPr>
-            <w:r>
-              <w:rPr>
-                <w:rFonts w:ascii="Times New Roman" w:hAnsi="Times New Roman" w:cs="Times New Roman"/>
-                <w:sz w:val="28"/>
-                <w:szCs w:val="28"/>
-                <w:lang w:eastAsia="ru-BY"/>
-              </w:rPr>
-              <w:t>Ссылка на процедуру</w:t>
+          </w:tcPr>
+          <w:p>
+            <w:pPr>
+              <w:rPr>
+                <w:rFonts w:ascii="Times New Roman" w:hAnsi="Times New Roman" w:cs="Times New Roman"/>
+                <w:sz w:val="28"/>
+                <w:szCs w:val="28"/>
+                <w:lang w:eastAsia="ru-BY"/>
+              </w:rPr>
+            </w:pPr>
+            <w:proofErr w:type="spellStart"/>
+            <w:r>
+              <w:rPr>
+                <w:rFonts w:ascii="Times New Roman" w:hAnsi="Times New Roman" w:cs="Times New Roman"/>
+                <w:sz w:val="28"/>
+                <w:szCs w:val="28"/>
+                <w:lang w:val="en-US" w:eastAsia="ru-BY"/>
+              </w:rPr>
+              <w:t>breed_id</w:t>
+            </w:r>
+            <w:proofErr w:type="spellEnd"/>
+          </w:p>
+        </w:tc>
+        <w:tc>
+          <w:tcPr>
+            <w:tcW w:w="0" w:type="auto"/>
+            <w:tcBorders>
+              <w:top w:val="nil"/>
+            </w:tcBorders>
+            <w:tcMar>
+              <w:top w:w="150" w:type="dxa"/>
+              <w:left w:w="240" w:type="dxa"/>
+              <w:bottom w:w="150" w:type="dxa"/>
+              <w:right w:w="240" w:type="dxa"/>
+            </w:tcMar>
+            <w:vAlign w:val="center"/>
+          </w:tcPr>
+          <w:p>
+            <w:pPr>
+              <w:rPr>
+                <w:rFonts w:ascii="Times New Roman" w:hAnsi="Times New Roman" w:cs="Times New Roman"/>
+                <w:sz w:val="28"/>
+                <w:szCs w:val="28"/>
+                <w:lang w:eastAsia="ru-BY"/>
+              </w:rPr>
+            </w:pPr>
+            <w:r>
+              <w:rPr>
+                <w:rFonts w:ascii="Times New Roman" w:hAnsi="Times New Roman" w:cs="Times New Roman"/>
+                <w:sz w:val="28"/>
+                <w:szCs w:val="28"/>
+                <w:lang w:eastAsia="ru-BY"/>
+              </w:rPr>
+              <w:t>SERIAL</w:t>
+            </w:r>
+          </w:p>
+        </w:tc>
+        <w:tc>
+          <w:tcPr>
+            <w:tcW w:w="0" w:type="auto"/>
+            <w:tcBorders>
+              <w:top w:val="nil"/>
+            </w:tcBorders>
+            <w:tcMar>
+              <w:top w:w="150" w:type="dxa"/>
+              <w:left w:w="240" w:type="dxa"/>
+              <w:bottom w:w="150" w:type="dxa"/>
+              <w:right w:w="240" w:type="dxa"/>
+            </w:tcMar>
+            <w:vAlign w:val="center"/>
+          </w:tcPr>
+          <w:p>
+            <w:pPr>
+              <w:rPr>
+                <w:rFonts w:ascii="Times New Roman" w:hAnsi="Times New Roman" w:cs="Times New Roman"/>
+                <w:sz w:val="28"/>
+                <w:szCs w:val="28"/>
+                <w:lang w:eastAsia="ru-BY"/>
+              </w:rPr>
+            </w:pPr>
+            <w:r>
+              <w:rPr>
+                <w:rFonts w:ascii="Times New Roman" w:hAnsi="Times New Roman" w:cs="Times New Roman"/>
+                <w:sz w:val="28"/>
+                <w:szCs w:val="28"/>
+                <w:lang w:eastAsia="ru-BY"/>
+              </w:rPr>
+              <w:t>PRIMARY KEY, NOT NULL</w:t>
+            </w:r>
+          </w:p>
+        </w:tc>
+        <w:tc>
+          <w:tcPr>
+            <w:tcW w:w="0" w:type="auto"/>
+            <w:tcBorders>
+              <w:top w:val="nil"/>
+            </w:tcBorders>
+            <w:tcMar>
+              <w:top w:w="150" w:type="dxa"/>
+              <w:left w:w="240" w:type="dxa"/>
+              <w:bottom w:w="150" w:type="dxa"/>
+              <w:right w:w="240" w:type="dxa"/>
+            </w:tcMar>
+            <w:vAlign w:val="center"/>
+          </w:tcPr>
+          <w:p>
+            <w:pPr>
+              <w:rPr>
+                <w:rFonts w:ascii="Times New Roman" w:hAnsi="Times New Roman" w:cs="Times New Roman"/>
+                <w:sz w:val="28"/>
+                <w:szCs w:val="28"/>
+                <w:lang w:val="ru-RU" w:eastAsia="ru-BY"/>
+              </w:rPr>
+            </w:pPr>
+            <w:r>
+              <w:rPr>
+                <w:rFonts w:ascii="Times New Roman" w:hAnsi="Times New Roman" w:cs="Times New Roman"/>
+                <w:sz w:val="28"/>
+                <w:szCs w:val="28"/>
+                <w:lang w:val="ru-RU" w:eastAsia="ru-BY"/>
+              </w:rPr>
+              <w:t>Уникальный идентификатор породы</w:t>
             </w:r>
           </w:p>
         </w:tc>
@@ -5335,91 +6125,50 @@
                 <w:rFonts w:ascii="Times New Roman" w:hAnsi="Times New Roman" w:cs="Times New Roman"/>
                 <w:sz w:val="28"/>
                 <w:szCs w:val="28"/>
-                <w:lang w:eastAsia="ru-BY"/>
-              </w:rPr>
-            </w:pPr>
-            <w:r>
-              <w:rPr>
-                <w:rFonts w:ascii="Times New Roman" w:hAnsi="Times New Roman" w:cs="Times New Roman"/>
-                <w:sz w:val="28"/>
-                <w:szCs w:val="28"/>
-                <w:lang w:eastAsia="ru-BY"/>
-              </w:rPr>
-              <w:t>quantity</w:t>
-            </w:r>
-          </w:p>
-        </w:tc>
-        <w:tc>
-          <w:tcPr>
-            <w:tcW w:w="0" w:type="auto"/>
-            <w:tcMar>
-              <w:top w:w="150" w:type="dxa"/>
-              <w:left w:w="240" w:type="dxa"/>
-              <w:bottom w:w="150" w:type="dxa"/>
-              <w:right w:w="240" w:type="dxa"/>
-            </w:tcMar>
-            <w:vAlign w:val="center"/>
-            <w:hideMark/>
-          </w:tcPr>
-          <w:p>
-            <w:pPr>
-              <w:rPr>
-                <w:rFonts w:ascii="Times New Roman" w:hAnsi="Times New Roman" w:cs="Times New Roman"/>
-                <w:sz w:val="28"/>
-                <w:szCs w:val="28"/>
-                <w:lang w:eastAsia="ru-BY"/>
-              </w:rPr>
-            </w:pPr>
-            <w:r>
-              <w:rPr>
-                <w:rFonts w:ascii="Times New Roman" w:hAnsi="Times New Roman" w:cs="Times New Roman"/>
-                <w:sz w:val="28"/>
-                <w:szCs w:val="28"/>
-                <w:lang w:eastAsia="ru-BY"/>
-              </w:rPr>
-              <w:t>INTEGER</w:t>
-            </w:r>
-          </w:p>
-        </w:tc>
-        <w:tc>
-          <w:tcPr>
-            <w:tcW w:w="0" w:type="auto"/>
-            <w:tcMar>
-              <w:top w:w="150" w:type="dxa"/>
-              <w:left w:w="240" w:type="dxa"/>
-              <w:bottom w:w="150" w:type="dxa"/>
-              <w:right w:w="240" w:type="dxa"/>
-            </w:tcMar>
-            <w:vAlign w:val="center"/>
-            <w:hideMark/>
-          </w:tcPr>
-          <w:p>
-            <w:pPr>
-              <w:rPr>
-                <w:rFonts w:ascii="Times New Roman" w:hAnsi="Times New Roman" w:cs="Times New Roman"/>
-                <w:sz w:val="28"/>
-                <w:szCs w:val="28"/>
-                <w:lang w:eastAsia="ru-BY"/>
-              </w:rPr>
-            </w:pPr>
-            <w:r>
-              <w:rPr>
-                <w:rFonts w:ascii="Times New Roman" w:hAnsi="Times New Roman" w:cs="Times New Roman"/>
-                <w:sz w:val="28"/>
-                <w:szCs w:val="28"/>
-                <w:lang w:eastAsia="ru-BY"/>
-              </w:rPr>
-              <w:t>DEFAULT 1, CHECK (</w:t>
-            </w:r>
+                <w:lang w:val="en-US" w:eastAsia="ru-BY"/>
+              </w:rPr>
+            </w:pPr>
+            <w:r>
+              <w:rPr>
+                <w:rFonts w:ascii="Times New Roman" w:hAnsi="Times New Roman" w:cs="Times New Roman"/>
+                <w:sz w:val="28"/>
+                <w:szCs w:val="28"/>
+                <w:lang w:val="en-US" w:eastAsia="ru-BY"/>
+              </w:rPr>
+              <w:t>name</w:t>
+            </w:r>
+          </w:p>
+        </w:tc>
+        <w:tc>
+          <w:tcPr>
+            <w:tcW w:w="0" w:type="auto"/>
+            <w:tcMar>
+              <w:top w:w="150" w:type="dxa"/>
+              <w:left w:w="240" w:type="dxa"/>
+              <w:bottom w:w="150" w:type="dxa"/>
+              <w:right w:w="240" w:type="dxa"/>
+            </w:tcMar>
+            <w:vAlign w:val="center"/>
+            <w:hideMark/>
+          </w:tcPr>
+          <w:p>
+            <w:pPr>
+              <w:rPr>
+                <w:rFonts w:ascii="Times New Roman" w:hAnsi="Times New Roman" w:cs="Times New Roman"/>
+                <w:sz w:val="28"/>
+                <w:szCs w:val="28"/>
+                <w:lang w:val="en-US" w:eastAsia="ru-BY"/>
+              </w:rPr>
+            </w:pPr>
             <w:proofErr w:type="gramStart"/>
             <w:r>
               <w:rPr>
                 <w:rFonts w:ascii="Times New Roman" w:hAnsi="Times New Roman" w:cs="Times New Roman"/>
                 <w:sz w:val="28"/>
                 <w:szCs w:val="28"/>
-                <w:lang w:eastAsia="ru-BY"/>
-              </w:rPr>
-              <w:t>quantity &gt;</w:t>
+                <w:lang w:val="en-US" w:eastAsia="ru-BY"/>
+              </w:rPr>
+              <w:t>VARCHAR(</w:t>
             </w:r>
             <w:proofErr w:type="gramEnd"/>
             <w:r>
@@ -5427,9 +6176,41 @@
                 <w:rFonts w:ascii="Times New Roman" w:hAnsi="Times New Roman" w:cs="Times New Roman"/>
                 <w:sz w:val="28"/>
                 <w:szCs w:val="28"/>
-                <w:lang w:eastAsia="ru-BY"/>
-              </w:rPr>
-              <w:t xml:space="preserve"> 0)</w:t>
+                <w:lang w:val="en-US" w:eastAsia="ru-BY"/>
+              </w:rPr>
+              <w:t>50)</w:t>
+            </w:r>
+          </w:p>
+        </w:tc>
+        <w:tc>
+          <w:tcPr>
+            <w:tcW w:w="0" w:type="auto"/>
+            <w:tcMar>
+              <w:top w:w="150" w:type="dxa"/>
+              <w:left w:w="240" w:type="dxa"/>
+              <w:bottom w:w="150" w:type="dxa"/>
+              <w:right w:w="240" w:type="dxa"/>
+            </w:tcMar>
+            <w:vAlign w:val="center"/>
+            <w:hideMark/>
+          </w:tcPr>
+          <w:p>
+            <w:pPr>
+              <w:rPr>
+                <w:rFonts w:ascii="Times New Roman" w:hAnsi="Times New Roman" w:cs="Times New Roman"/>
+                <w:sz w:val="28"/>
+                <w:szCs w:val="28"/>
+                <w:lang w:eastAsia="ru-BY"/>
+              </w:rPr>
+            </w:pPr>
+            <w:r>
+              <w:rPr>
+                <w:rFonts w:ascii="Times New Roman" w:hAnsi="Times New Roman" w:cs="Times New Roman"/>
+                <w:sz w:val="28"/>
+                <w:szCs w:val="28"/>
+                <w:lang w:eastAsia="ru-BY"/>
+              </w:rPr>
+              <w:t>NOT NULL</w:t>
             </w:r>
           </w:p>
         </w:tc>
@@ -5451,17 +6232,17 @@
                 <w:rFonts w:ascii="Times New Roman" w:hAnsi="Times New Roman" w:cs="Times New Roman"/>
                 <w:sz w:val="28"/>
                 <w:szCs w:val="28"/>
-                <w:lang w:eastAsia="ru-BY"/>
-              </w:rPr>
-            </w:pPr>
-            <w:r>
-              <w:rPr>
-                <w:rFonts w:ascii="Times New Roman" w:hAnsi="Times New Roman" w:cs="Times New Roman"/>
-                <w:sz w:val="28"/>
-                <w:szCs w:val="28"/>
-                <w:lang w:eastAsia="ru-BY"/>
-              </w:rPr>
-              <w:t>Количество</w:t>
+                <w:lang w:val="ru-RU" w:eastAsia="ru-BY"/>
+              </w:rPr>
+            </w:pPr>
+            <w:r>
+              <w:rPr>
+                <w:rFonts w:ascii="Times New Roman" w:hAnsi="Times New Roman" w:cs="Times New Roman"/>
+                <w:sz w:val="28"/>
+                <w:szCs w:val="28"/>
+                <w:lang w:val="ru-RU" w:eastAsia="ru-BY"/>
+              </w:rPr>
+              <w:t>Название породы</w:t>
             </w:r>
           </w:p>
         </w:tc>
@@ -5477,71 +6258,129 @@
               <w:right w:w="240" w:type="dxa"/>
             </w:tcMar>
             <w:vAlign w:val="center"/>
-            <w:hideMark/>
-          </w:tcPr>
-          <w:p>
-            <w:pPr>
-              <w:rPr>
-                <w:rFonts w:ascii="Times New Roman" w:hAnsi="Times New Roman" w:cs="Times New Roman"/>
-                <w:sz w:val="28"/>
-                <w:szCs w:val="28"/>
-                <w:lang w:eastAsia="ru-BY"/>
-              </w:rPr>
-            </w:pPr>
-          </w:p>
-        </w:tc>
-        <w:tc>
-          <w:tcPr>
-            <w:tcW w:w="0" w:type="auto"/>
-            <w:tcMar>
-              <w:top w:w="150" w:type="dxa"/>
-              <w:left w:w="240" w:type="dxa"/>
-              <w:bottom w:w="150" w:type="dxa"/>
-              <w:right w:w="240" w:type="dxa"/>
-            </w:tcMar>
-            <w:vAlign w:val="center"/>
-            <w:hideMark/>
-          </w:tcPr>
-          <w:p>
-            <w:pPr>
-              <w:rPr>
-                <w:rFonts w:ascii="Times New Roman" w:hAnsi="Times New Roman" w:cs="Times New Roman"/>
-                <w:sz w:val="28"/>
-                <w:szCs w:val="28"/>
-                <w:lang w:eastAsia="ru-BY"/>
-              </w:rPr>
-            </w:pPr>
-          </w:p>
-        </w:tc>
-        <w:tc>
-          <w:tcPr>
-            <w:tcW w:w="0" w:type="auto"/>
-            <w:tcMar>
-              <w:top w:w="150" w:type="dxa"/>
-              <w:left w:w="240" w:type="dxa"/>
-              <w:bottom w:w="150" w:type="dxa"/>
-              <w:right w:w="240" w:type="dxa"/>
-            </w:tcMar>
-            <w:vAlign w:val="center"/>
-            <w:hideMark/>
-          </w:tcPr>
-          <w:p>
-            <w:pPr>
-              <w:rPr>
-                <w:rFonts w:ascii="Times New Roman" w:hAnsi="Times New Roman" w:cs="Times New Roman"/>
-                <w:sz w:val="28"/>
-                <w:szCs w:val="28"/>
-                <w:lang w:eastAsia="ru-BY"/>
-              </w:rPr>
-            </w:pPr>
-            <w:r>
-              <w:rPr>
-                <w:rFonts w:ascii="Times New Roman" w:hAnsi="Times New Roman" w:cs="Times New Roman"/>
-                <w:sz w:val="28"/>
-                <w:szCs w:val="28"/>
-                <w:lang w:eastAsia="ru-BY"/>
-              </w:rPr>
-              <w:t>UNIQUE (appointment_id, treatment_id)</w:t>
+          </w:tcPr>
+          <w:p>
+            <w:pPr>
+              <w:rPr>
+                <w:rFonts w:ascii="Times New Roman" w:hAnsi="Times New Roman" w:cs="Times New Roman"/>
+                <w:sz w:val="28"/>
+                <w:szCs w:val="28"/>
+                <w:lang w:val="en-US" w:eastAsia="ru-BY"/>
+              </w:rPr>
+            </w:pPr>
+            <w:proofErr w:type="spellStart"/>
+            <w:r>
+              <w:rPr>
+                <w:rFonts w:ascii="Times New Roman" w:hAnsi="Times New Roman" w:cs="Times New Roman"/>
+                <w:sz w:val="28"/>
+                <w:szCs w:val="28"/>
+                <w:lang w:val="en-US" w:eastAsia="ru-BY"/>
+              </w:rPr>
+              <w:lastRenderedPageBreak/>
+              <w:t>species_id</w:t>
+            </w:r>
+            <w:proofErr w:type="spellEnd"/>
+          </w:p>
+        </w:tc>
+        <w:tc>
+          <w:tcPr>
+            <w:tcW w:w="0" w:type="auto"/>
+            <w:tcMar>
+              <w:top w:w="150" w:type="dxa"/>
+              <w:left w:w="240" w:type="dxa"/>
+              <w:bottom w:w="150" w:type="dxa"/>
+              <w:right w:w="240" w:type="dxa"/>
+            </w:tcMar>
+            <w:vAlign w:val="center"/>
+          </w:tcPr>
+          <w:p>
+            <w:pPr>
+              <w:rPr>
+                <w:rFonts w:ascii="Times New Roman" w:hAnsi="Times New Roman" w:cs="Times New Roman"/>
+                <w:sz w:val="28"/>
+                <w:szCs w:val="28"/>
+                <w:lang w:val="en-US" w:eastAsia="ru-BY"/>
+              </w:rPr>
+            </w:pPr>
+            <w:r>
+              <w:rPr>
+                <w:rFonts w:ascii="Times New Roman" w:hAnsi="Times New Roman" w:cs="Times New Roman"/>
+                <w:sz w:val="28"/>
+                <w:szCs w:val="28"/>
+                <w:lang w:val="en-US" w:eastAsia="ru-BY"/>
+              </w:rPr>
+              <w:t>INTEGER</w:t>
+            </w:r>
+          </w:p>
+        </w:tc>
+        <w:tc>
+          <w:tcPr>
+            <w:tcW w:w="0" w:type="auto"/>
+            <w:tcMar>
+              <w:top w:w="150" w:type="dxa"/>
+              <w:left w:w="240" w:type="dxa"/>
+              <w:bottom w:w="150" w:type="dxa"/>
+              <w:right w:w="240" w:type="dxa"/>
+            </w:tcMar>
+            <w:vAlign w:val="center"/>
+          </w:tcPr>
+          <w:p>
+            <w:pPr>
+              <w:rPr>
+                <w:rFonts w:ascii="Times New Roman" w:hAnsi="Times New Roman" w:cs="Times New Roman"/>
+                <w:sz w:val="28"/>
+                <w:szCs w:val="28"/>
+                <w:lang w:val="en-US" w:eastAsia="ru-BY"/>
+              </w:rPr>
+            </w:pPr>
+            <w:r>
+              <w:rPr>
+                <w:rFonts w:ascii="Times New Roman" w:hAnsi="Times New Roman" w:cs="Times New Roman"/>
+                <w:sz w:val="28"/>
+                <w:szCs w:val="28"/>
+                <w:lang w:val="en-US" w:eastAsia="ru-BY"/>
+              </w:rPr>
+              <w:t xml:space="preserve">FOREIGN KEY (REFERENCES </w:t>
+            </w:r>
+            <w:proofErr w:type="spellStart"/>
+            <w:r>
+              <w:rPr>
+                <w:rFonts w:ascii="Times New Roman" w:hAnsi="Times New Roman" w:cs="Times New Roman"/>
+                <w:sz w:val="28"/>
+                <w:szCs w:val="28"/>
+                <w:lang w:val="en-US" w:eastAsia="ru-BY"/>
+              </w:rPr>
+              <w:t>ref_</w:t>
+            </w:r>
+            <w:proofErr w:type="gramStart"/>
+            <w:r>
+              <w:rPr>
+                <w:rFonts w:ascii="Times New Roman" w:hAnsi="Times New Roman" w:cs="Times New Roman"/>
+                <w:sz w:val="28"/>
+                <w:szCs w:val="28"/>
+                <w:lang w:val="en-US" w:eastAsia="ru-BY"/>
+              </w:rPr>
+              <w:t>species.species</w:t>
+            </w:r>
+            <w:proofErr w:type="gramEnd"/>
+            <w:r>
+              <w:rPr>
+                <w:rFonts w:ascii="Times New Roman" w:hAnsi="Times New Roman" w:cs="Times New Roman"/>
+                <w:sz w:val="28"/>
+                <w:szCs w:val="28"/>
+                <w:lang w:val="en-US" w:eastAsia="ru-BY"/>
+              </w:rPr>
+              <w:t>_id</w:t>
+            </w:r>
+            <w:proofErr w:type="spellEnd"/>
+            <w:r>
+              <w:rPr>
+                <w:rFonts w:ascii="Times New Roman" w:hAnsi="Times New Roman" w:cs="Times New Roman"/>
+                <w:sz w:val="28"/>
+                <w:szCs w:val="28"/>
+                <w:lang w:val="en-US" w:eastAsia="ru-BY"/>
+              </w:rPr>
+              <w:t>)</w:t>
             </w:r>
           </w:p>
         </w:tc>
@@ -5555,6 +6394,2761 @@
               <w:right w:w="0" w:type="dxa"/>
             </w:tcMar>
             <w:vAlign w:val="center"/>
+          </w:tcPr>
+          <w:p>
+            <w:pPr>
+              <w:rPr>
+                <w:rFonts w:ascii="Times New Roman" w:hAnsi="Times New Roman" w:cs="Times New Roman"/>
+                <w:sz w:val="28"/>
+                <w:szCs w:val="28"/>
+                <w:lang w:val="ru-RU" w:eastAsia="ru-BY"/>
+              </w:rPr>
+            </w:pPr>
+            <w:r>
+              <w:rPr>
+                <w:rFonts w:ascii="Times New Roman" w:hAnsi="Times New Roman" w:cs="Times New Roman"/>
+                <w:sz w:val="28"/>
+                <w:szCs w:val="28"/>
+                <w:lang w:val="ru-RU" w:eastAsia="ru-BY"/>
+              </w:rPr>
+              <w:t>Ссылка на вид</w:t>
+            </w:r>
+            <w:r>
+              <w:rPr>
+                <w:rFonts w:ascii="Times New Roman" w:hAnsi="Times New Roman" w:cs="Times New Roman"/>
+                <w:sz w:val="28"/>
+                <w:szCs w:val="28"/>
+                <w:lang w:val="ru-RU" w:eastAsia="ru-BY"/>
+              </w:rPr>
+              <w:t>,</w:t>
+            </w:r>
+            <w:r>
+              <w:rPr>
+                <w:rFonts w:ascii="Times New Roman" w:hAnsi="Times New Roman" w:cs="Times New Roman"/>
+                <w:sz w:val="28"/>
+                <w:szCs w:val="28"/>
+                <w:lang w:val="ru-RU" w:eastAsia="ru-BY"/>
+              </w:rPr>
+              <w:t xml:space="preserve"> к которому относится порода</w:t>
+            </w:r>
+          </w:p>
+        </w:tc>
+      </w:tr>
+    </w:tbl>
+    <w:p>
+      <w:pPr>
+        <w:rPr>
+          <w:rFonts w:ascii="Times New Roman" w:hAnsi="Times New Roman" w:cs="Times New Roman"/>
+          <w:sz w:val="28"/>
+          <w:szCs w:val="28"/>
+          <w:lang w:val="ru-RU" w:eastAsia="ru-BY"/>
+        </w:rPr>
+      </w:pPr>
+      <w:r>
+        <w:rPr>
+          <w:rFonts w:ascii="Times New Roman" w:hAnsi="Times New Roman" w:cs="Times New Roman"/>
+          <w:sz w:val="28"/>
+          <w:szCs w:val="28"/>
+          <w:lang w:val="ru-RU" w:eastAsia="ru-BY"/>
+        </w:rPr>
+        <w:t>8</w:t>
+      </w:r>
+      <w:r>
+        <w:rPr>
+          <w:rFonts w:ascii="Times New Roman" w:hAnsi="Times New Roman" w:cs="Times New Roman"/>
+          <w:sz w:val="28"/>
+          <w:szCs w:val="28"/>
+          <w:lang w:val="ru-RU" w:eastAsia="ru-BY"/>
+        </w:rPr>
+        <w:t>.</w:t>
+      </w:r>
+      <w:r>
+        <w:rPr>
+          <w:rFonts w:ascii="Times New Roman" w:hAnsi="Times New Roman" w:cs="Times New Roman"/>
+          <w:sz w:val="28"/>
+          <w:szCs w:val="28"/>
+          <w:lang w:val="ru-RU" w:eastAsia="ru-BY"/>
+        </w:rPr>
+        <w:t xml:space="preserve">Таблица </w:t>
+      </w:r>
+      <w:r>
+        <w:rPr>
+          <w:rFonts w:ascii="Times New Roman" w:hAnsi="Times New Roman" w:cs="Times New Roman"/>
+          <w:sz w:val="28"/>
+          <w:szCs w:val="28"/>
+          <w:lang w:val="en-US" w:eastAsia="ru-BY"/>
+        </w:rPr>
+        <w:t>specializations</w:t>
+      </w:r>
+      <w:r>
+        <w:rPr>
+          <w:rFonts w:ascii="Times New Roman" w:hAnsi="Times New Roman" w:cs="Times New Roman"/>
+          <w:sz w:val="28"/>
+          <w:szCs w:val="28"/>
+          <w:lang w:val="ru-RU" w:eastAsia="ru-BY"/>
+        </w:rPr>
+        <w:t xml:space="preserve"> (</w:t>
+      </w:r>
+      <w:r>
+        <w:rPr>
+          <w:rFonts w:ascii="Times New Roman" w:hAnsi="Times New Roman" w:cs="Times New Roman"/>
+          <w:sz w:val="28"/>
+          <w:szCs w:val="28"/>
+          <w:lang w:val="ru-RU" w:eastAsia="ru-BY"/>
+        </w:rPr>
+        <w:t>Справочник специализаций</w:t>
+      </w:r>
+      <w:r>
+        <w:rPr>
+          <w:rFonts w:ascii="Times New Roman" w:hAnsi="Times New Roman" w:cs="Times New Roman"/>
+          <w:sz w:val="28"/>
+          <w:szCs w:val="28"/>
+          <w:lang w:val="ru-RU" w:eastAsia="ru-BY"/>
+        </w:rPr>
+        <w:t>)</w:t>
+      </w:r>
+    </w:p>
+    <w:p>
+      <w:pPr>
+        <w:rPr>
+          <w:rFonts w:ascii="Times New Roman" w:hAnsi="Times New Roman" w:cs="Times New Roman"/>
+          <w:sz w:val="28"/>
+          <w:szCs w:val="28"/>
+          <w:lang w:val="ru-RU" w:eastAsia="ru-BY"/>
+        </w:rPr>
+      </w:pPr>
+      <w:r>
+        <w:rPr>
+          <w:rFonts w:ascii="Times New Roman" w:hAnsi="Times New Roman" w:cs="Times New Roman"/>
+          <w:sz w:val="28"/>
+          <w:szCs w:val="28"/>
+          <w:lang w:val="ru-RU" w:eastAsia="ru-BY"/>
+        </w:rPr>
+        <w:t>Описание</w:t>
+      </w:r>
+      <w:proofErr w:type="gramStart"/>
+      <w:r>
+        <w:rPr>
+          <w:rFonts w:ascii="Times New Roman" w:hAnsi="Times New Roman" w:cs="Times New Roman"/>
+          <w:sz w:val="28"/>
+          <w:szCs w:val="28"/>
+          <w:lang w:val="ru-RU" w:eastAsia="ru-BY"/>
+        </w:rPr>
+        <w:t>:</w:t>
+      </w:r>
+      <w:r>
+        <w:rPr>
+          <w:rFonts w:ascii="Times New Roman" w:hAnsi="Times New Roman" w:cs="Times New Roman"/>
+          <w:sz w:val="28"/>
+          <w:szCs w:val="28"/>
+          <w:lang w:val="ru-RU" w:eastAsia="ru-BY"/>
+        </w:rPr>
+        <w:t xml:space="preserve"> Хранит</w:t>
+      </w:r>
+      <w:proofErr w:type="gramEnd"/>
+      <w:r>
+        <w:rPr>
+          <w:rFonts w:ascii="Times New Roman" w:hAnsi="Times New Roman" w:cs="Times New Roman"/>
+          <w:sz w:val="28"/>
+          <w:szCs w:val="28"/>
+          <w:lang w:val="ru-RU" w:eastAsia="ru-BY"/>
+        </w:rPr>
+        <w:t xml:space="preserve"> возможные специализации </w:t>
+      </w:r>
+      <w:proofErr w:type="spellStart"/>
+      <w:r>
+        <w:rPr>
+          <w:rFonts w:ascii="Times New Roman" w:hAnsi="Times New Roman" w:cs="Times New Roman"/>
+          <w:sz w:val="28"/>
+          <w:szCs w:val="28"/>
+          <w:lang w:val="ru-RU" w:eastAsia="ru-BY"/>
+        </w:rPr>
+        <w:t>ветеренаров</w:t>
+      </w:r>
+      <w:proofErr w:type="spellEnd"/>
+      <w:r>
+        <w:rPr>
+          <w:rFonts w:ascii="Times New Roman" w:hAnsi="Times New Roman" w:cs="Times New Roman"/>
+          <w:sz w:val="28"/>
+          <w:szCs w:val="28"/>
+          <w:lang w:val="ru-RU" w:eastAsia="ru-BY"/>
+        </w:rPr>
+        <w:t>.</w:t>
+      </w:r>
+    </w:p>
+    <w:p>
+      <w:pPr>
+        <w:rPr>
+          <w:rFonts w:ascii="Times New Roman" w:hAnsi="Times New Roman" w:cs="Times New Roman"/>
+          <w:sz w:val="28"/>
+          <w:szCs w:val="28"/>
+          <w:lang w:eastAsia="ru-BY"/>
+        </w:rPr>
+      </w:pPr>
+      <w:r>
+        <w:rPr>
+          <w:rFonts w:ascii="Times New Roman" w:hAnsi="Times New Roman" w:cs="Times New Roman"/>
+          <w:sz w:val="28"/>
+          <w:szCs w:val="28"/>
+          <w:lang w:eastAsia="ru-BY"/>
+        </w:rPr>
+        <w:t>Атрибуты:</w:t>
+      </w:r>
+    </w:p>
+    <w:tbl>
+      <w:tblPr>
+        <w:tblW w:w="0" w:type="auto"/>
+        <w:tblCellMar>
+          <w:top w:w="15" w:type="dxa"/>
+          <w:left w:w="15" w:type="dxa"/>
+          <w:bottom w:w="15" w:type="dxa"/>
+          <w:right w:w="15" w:type="dxa"/>
+        </w:tblCellMar>
+        <w:tblLook w:val="04A0" w:firstRow="1" w:lastRow="0" w:firstColumn="1" w:lastColumn="0" w:noHBand="0" w:noVBand="1"/>
+      </w:tblPr>
+      <w:tblGrid>
+        <w:gridCol w:w="1257"/>
+        <w:gridCol w:w="2316"/>
+        <w:gridCol w:w="2183"/>
+        <w:gridCol w:w="3599"/>
+      </w:tblGrid>
+      <w:tr>
+        <w:trPr>
+          <w:tblHeader/>
+        </w:trPr>
+        <w:tc>
+          <w:tcPr>
+            <w:tcW w:w="0" w:type="auto"/>
+            <w:tcBorders>
+              <w:top w:val="nil"/>
+            </w:tcBorders>
+            <w:tcMar>
+              <w:top w:w="150" w:type="dxa"/>
+              <w:left w:w="0" w:type="dxa"/>
+              <w:bottom w:w="150" w:type="dxa"/>
+              <w:right w:w="240" w:type="dxa"/>
+            </w:tcMar>
+            <w:vAlign w:val="center"/>
+            <w:hideMark/>
+          </w:tcPr>
+          <w:p>
+            <w:pPr>
+              <w:rPr>
+                <w:rFonts w:ascii="Times New Roman" w:hAnsi="Times New Roman" w:cs="Times New Roman"/>
+                <w:sz w:val="28"/>
+                <w:szCs w:val="28"/>
+                <w:lang w:eastAsia="ru-BY"/>
+              </w:rPr>
+            </w:pPr>
+            <w:r>
+              <w:rPr>
+                <w:rFonts w:ascii="Times New Roman" w:hAnsi="Times New Roman" w:cs="Times New Roman"/>
+                <w:sz w:val="28"/>
+                <w:szCs w:val="28"/>
+                <w:lang w:eastAsia="ru-BY"/>
+              </w:rPr>
+              <w:t>Колонка</w:t>
+            </w:r>
+          </w:p>
+        </w:tc>
+        <w:tc>
+          <w:tcPr>
+            <w:tcW w:w="0" w:type="auto"/>
+            <w:tcBorders>
+              <w:top w:val="nil"/>
+            </w:tcBorders>
+            <w:tcMar>
+              <w:top w:w="150" w:type="dxa"/>
+              <w:left w:w="240" w:type="dxa"/>
+              <w:bottom w:w="150" w:type="dxa"/>
+              <w:right w:w="240" w:type="dxa"/>
+            </w:tcMar>
+            <w:vAlign w:val="center"/>
+            <w:hideMark/>
+          </w:tcPr>
+          <w:p>
+            <w:pPr>
+              <w:rPr>
+                <w:rFonts w:ascii="Times New Roman" w:hAnsi="Times New Roman" w:cs="Times New Roman"/>
+                <w:sz w:val="28"/>
+                <w:szCs w:val="28"/>
+                <w:lang w:eastAsia="ru-BY"/>
+              </w:rPr>
+            </w:pPr>
+            <w:r>
+              <w:rPr>
+                <w:rFonts w:ascii="Times New Roman" w:hAnsi="Times New Roman" w:cs="Times New Roman"/>
+                <w:sz w:val="28"/>
+                <w:szCs w:val="28"/>
+                <w:lang w:eastAsia="ru-BY"/>
+              </w:rPr>
+              <w:t>Тип данных</w:t>
+            </w:r>
+          </w:p>
+        </w:tc>
+        <w:tc>
+          <w:tcPr>
+            <w:tcW w:w="0" w:type="auto"/>
+            <w:tcBorders>
+              <w:top w:val="nil"/>
+            </w:tcBorders>
+            <w:tcMar>
+              <w:top w:w="150" w:type="dxa"/>
+              <w:left w:w="240" w:type="dxa"/>
+              <w:bottom w:w="150" w:type="dxa"/>
+              <w:right w:w="240" w:type="dxa"/>
+            </w:tcMar>
+            <w:vAlign w:val="center"/>
+            <w:hideMark/>
+          </w:tcPr>
+          <w:p>
+            <w:pPr>
+              <w:rPr>
+                <w:rFonts w:ascii="Times New Roman" w:hAnsi="Times New Roman" w:cs="Times New Roman"/>
+                <w:sz w:val="28"/>
+                <w:szCs w:val="28"/>
+                <w:lang w:eastAsia="ru-BY"/>
+              </w:rPr>
+            </w:pPr>
+            <w:r>
+              <w:rPr>
+                <w:rFonts w:ascii="Times New Roman" w:hAnsi="Times New Roman" w:cs="Times New Roman"/>
+                <w:sz w:val="28"/>
+                <w:szCs w:val="28"/>
+                <w:lang w:eastAsia="ru-BY"/>
+              </w:rPr>
+              <w:t>Ограничения</w:t>
+            </w:r>
+          </w:p>
+        </w:tc>
+        <w:tc>
+          <w:tcPr>
+            <w:tcW w:w="0" w:type="auto"/>
+            <w:tcBorders>
+              <w:top w:val="nil"/>
+            </w:tcBorders>
+            <w:tcMar>
+              <w:top w:w="150" w:type="dxa"/>
+              <w:left w:w="240" w:type="dxa"/>
+              <w:bottom w:w="150" w:type="dxa"/>
+              <w:right w:w="240" w:type="dxa"/>
+            </w:tcMar>
+            <w:vAlign w:val="center"/>
+            <w:hideMark/>
+          </w:tcPr>
+          <w:p>
+            <w:pPr>
+              <w:rPr>
+                <w:rFonts w:ascii="Times New Roman" w:hAnsi="Times New Roman" w:cs="Times New Roman"/>
+                <w:sz w:val="28"/>
+                <w:szCs w:val="28"/>
+                <w:lang w:eastAsia="ru-BY"/>
+              </w:rPr>
+            </w:pPr>
+            <w:r>
+              <w:rPr>
+                <w:rFonts w:ascii="Times New Roman" w:hAnsi="Times New Roman" w:cs="Times New Roman"/>
+                <w:sz w:val="28"/>
+                <w:szCs w:val="28"/>
+                <w:lang w:eastAsia="ru-BY"/>
+              </w:rPr>
+              <w:t>Описание</w:t>
+            </w:r>
+          </w:p>
+        </w:tc>
+      </w:tr>
+      <w:tr>
+        <w:trPr>
+          <w:tblHeader/>
+        </w:trPr>
+        <w:tc>
+          <w:tcPr>
+            <w:tcW w:w="0" w:type="auto"/>
+            <w:tcBorders>
+              <w:top w:val="nil"/>
+            </w:tcBorders>
+            <w:tcMar>
+              <w:top w:w="150" w:type="dxa"/>
+              <w:left w:w="0" w:type="dxa"/>
+              <w:bottom w:w="150" w:type="dxa"/>
+              <w:right w:w="240" w:type="dxa"/>
+            </w:tcMar>
+            <w:vAlign w:val="center"/>
+          </w:tcPr>
+          <w:p>
+            <w:pPr>
+              <w:rPr>
+                <w:rFonts w:ascii="Times New Roman" w:hAnsi="Times New Roman" w:cs="Times New Roman"/>
+                <w:sz w:val="28"/>
+                <w:szCs w:val="28"/>
+                <w:lang w:eastAsia="ru-BY"/>
+              </w:rPr>
+            </w:pPr>
+            <w:proofErr w:type="spellStart"/>
+            <w:r>
+              <w:rPr>
+                <w:rFonts w:ascii="Times New Roman" w:hAnsi="Times New Roman" w:cs="Times New Roman"/>
+                <w:sz w:val="28"/>
+                <w:szCs w:val="28"/>
+                <w:lang w:val="en-US" w:eastAsia="ru-BY"/>
+              </w:rPr>
+              <w:t>spec_id</w:t>
+            </w:r>
+            <w:proofErr w:type="spellEnd"/>
+          </w:p>
+        </w:tc>
+        <w:tc>
+          <w:tcPr>
+            <w:tcW w:w="0" w:type="auto"/>
+            <w:tcBorders>
+              <w:top w:val="nil"/>
+            </w:tcBorders>
+            <w:tcMar>
+              <w:top w:w="150" w:type="dxa"/>
+              <w:left w:w="240" w:type="dxa"/>
+              <w:bottom w:w="150" w:type="dxa"/>
+              <w:right w:w="240" w:type="dxa"/>
+            </w:tcMar>
+            <w:vAlign w:val="center"/>
+          </w:tcPr>
+          <w:p>
+            <w:pPr>
+              <w:rPr>
+                <w:rFonts w:ascii="Times New Roman" w:hAnsi="Times New Roman" w:cs="Times New Roman"/>
+                <w:sz w:val="28"/>
+                <w:szCs w:val="28"/>
+                <w:lang w:eastAsia="ru-BY"/>
+              </w:rPr>
+            </w:pPr>
+            <w:r>
+              <w:rPr>
+                <w:rFonts w:ascii="Times New Roman" w:hAnsi="Times New Roman" w:cs="Times New Roman"/>
+                <w:sz w:val="28"/>
+                <w:szCs w:val="28"/>
+                <w:lang w:eastAsia="ru-BY"/>
+              </w:rPr>
+              <w:t>SERIAL</w:t>
+            </w:r>
+          </w:p>
+        </w:tc>
+        <w:tc>
+          <w:tcPr>
+            <w:tcW w:w="0" w:type="auto"/>
+            <w:tcBorders>
+              <w:top w:val="nil"/>
+            </w:tcBorders>
+            <w:tcMar>
+              <w:top w:w="150" w:type="dxa"/>
+              <w:left w:w="240" w:type="dxa"/>
+              <w:bottom w:w="150" w:type="dxa"/>
+              <w:right w:w="240" w:type="dxa"/>
+            </w:tcMar>
+            <w:vAlign w:val="center"/>
+          </w:tcPr>
+          <w:p>
+            <w:pPr>
+              <w:rPr>
+                <w:rFonts w:ascii="Times New Roman" w:hAnsi="Times New Roman" w:cs="Times New Roman"/>
+                <w:sz w:val="28"/>
+                <w:szCs w:val="28"/>
+                <w:lang w:eastAsia="ru-BY"/>
+              </w:rPr>
+            </w:pPr>
+            <w:r>
+              <w:rPr>
+                <w:rFonts w:ascii="Times New Roman" w:hAnsi="Times New Roman" w:cs="Times New Roman"/>
+                <w:sz w:val="28"/>
+                <w:szCs w:val="28"/>
+                <w:lang w:eastAsia="ru-BY"/>
+              </w:rPr>
+              <w:t>PRIMARY KEY, NOT NULL</w:t>
+            </w:r>
+          </w:p>
+        </w:tc>
+        <w:tc>
+          <w:tcPr>
+            <w:tcW w:w="0" w:type="auto"/>
+            <w:tcBorders>
+              <w:top w:val="nil"/>
+            </w:tcBorders>
+            <w:tcMar>
+              <w:top w:w="150" w:type="dxa"/>
+              <w:left w:w="240" w:type="dxa"/>
+              <w:bottom w:w="150" w:type="dxa"/>
+              <w:right w:w="240" w:type="dxa"/>
+            </w:tcMar>
+            <w:vAlign w:val="center"/>
+          </w:tcPr>
+          <w:p>
+            <w:pPr>
+              <w:rPr>
+                <w:rFonts w:ascii="Times New Roman" w:hAnsi="Times New Roman" w:cs="Times New Roman"/>
+                <w:sz w:val="28"/>
+                <w:szCs w:val="28"/>
+                <w:lang w:val="en-US" w:eastAsia="ru-BY"/>
+              </w:rPr>
+            </w:pPr>
+            <w:r>
+              <w:rPr>
+                <w:rFonts w:ascii="Times New Roman" w:hAnsi="Times New Roman" w:cs="Times New Roman"/>
+                <w:sz w:val="28"/>
+                <w:szCs w:val="28"/>
+                <w:lang w:val="ru-RU" w:eastAsia="ru-BY"/>
+              </w:rPr>
+              <w:t>Уникальный идентификатор специализации</w:t>
+            </w:r>
+          </w:p>
+        </w:tc>
+      </w:tr>
+      <w:tr>
+        <w:tc>
+          <w:tcPr>
+            <w:tcW w:w="0" w:type="auto"/>
+            <w:tcMar>
+              <w:top w:w="150" w:type="dxa"/>
+              <w:left w:w="0" w:type="dxa"/>
+              <w:bottom w:w="150" w:type="dxa"/>
+              <w:right w:w="240" w:type="dxa"/>
+            </w:tcMar>
+            <w:vAlign w:val="center"/>
+            <w:hideMark/>
+          </w:tcPr>
+          <w:p>
+            <w:pPr>
+              <w:rPr>
+                <w:rFonts w:ascii="Times New Roman" w:hAnsi="Times New Roman" w:cs="Times New Roman"/>
+                <w:sz w:val="28"/>
+                <w:szCs w:val="28"/>
+                <w:lang w:val="en-US" w:eastAsia="ru-BY"/>
+              </w:rPr>
+            </w:pPr>
+            <w:r>
+              <w:rPr>
+                <w:rFonts w:ascii="Times New Roman" w:hAnsi="Times New Roman" w:cs="Times New Roman"/>
+                <w:sz w:val="28"/>
+                <w:szCs w:val="28"/>
+                <w:lang w:val="en-US" w:eastAsia="ru-BY"/>
+              </w:rPr>
+              <w:t>name</w:t>
+            </w:r>
+          </w:p>
+        </w:tc>
+        <w:tc>
+          <w:tcPr>
+            <w:tcW w:w="0" w:type="auto"/>
+            <w:tcMar>
+              <w:top w:w="150" w:type="dxa"/>
+              <w:left w:w="240" w:type="dxa"/>
+              <w:bottom w:w="150" w:type="dxa"/>
+              <w:right w:w="240" w:type="dxa"/>
+            </w:tcMar>
+            <w:vAlign w:val="center"/>
+            <w:hideMark/>
+          </w:tcPr>
+          <w:p>
+            <w:pPr>
+              <w:rPr>
+                <w:rFonts w:ascii="Times New Roman" w:hAnsi="Times New Roman" w:cs="Times New Roman"/>
+                <w:sz w:val="28"/>
+                <w:szCs w:val="28"/>
+                <w:lang w:val="en-US" w:eastAsia="ru-BY"/>
+              </w:rPr>
+            </w:pPr>
+            <w:proofErr w:type="gramStart"/>
+            <w:r>
+              <w:rPr>
+                <w:rFonts w:ascii="Times New Roman" w:hAnsi="Times New Roman" w:cs="Times New Roman"/>
+                <w:sz w:val="28"/>
+                <w:szCs w:val="28"/>
+                <w:lang w:val="en-US" w:eastAsia="ru-BY"/>
+              </w:rPr>
+              <w:t>VARCHAR(</w:t>
+            </w:r>
+            <w:proofErr w:type="gramEnd"/>
+            <w:r>
+              <w:rPr>
+                <w:rFonts w:ascii="Times New Roman" w:hAnsi="Times New Roman" w:cs="Times New Roman"/>
+                <w:sz w:val="28"/>
+                <w:szCs w:val="28"/>
+                <w:lang w:val="en-US" w:eastAsia="ru-BY"/>
+              </w:rPr>
+              <w:t>50)</w:t>
+            </w:r>
+          </w:p>
+        </w:tc>
+        <w:tc>
+          <w:tcPr>
+            <w:tcW w:w="0" w:type="auto"/>
+            <w:tcMar>
+              <w:top w:w="150" w:type="dxa"/>
+              <w:left w:w="240" w:type="dxa"/>
+              <w:bottom w:w="150" w:type="dxa"/>
+              <w:right w:w="240" w:type="dxa"/>
+            </w:tcMar>
+            <w:vAlign w:val="center"/>
+            <w:hideMark/>
+          </w:tcPr>
+          <w:p>
+            <w:pPr>
+              <w:rPr>
+                <w:rFonts w:ascii="Times New Roman" w:hAnsi="Times New Roman" w:cs="Times New Roman"/>
+                <w:sz w:val="28"/>
+                <w:szCs w:val="28"/>
+                <w:lang w:eastAsia="ru-BY"/>
+              </w:rPr>
+            </w:pPr>
+            <w:r>
+              <w:rPr>
+                <w:rFonts w:ascii="Times New Roman" w:hAnsi="Times New Roman" w:cs="Times New Roman"/>
+                <w:sz w:val="28"/>
+                <w:szCs w:val="28"/>
+                <w:lang w:val="en-US" w:eastAsia="ru-BY"/>
+              </w:rPr>
+              <w:t xml:space="preserve">UNIQUE, </w:t>
+            </w:r>
+            <w:r>
+              <w:rPr>
+                <w:rFonts w:ascii="Times New Roman" w:hAnsi="Times New Roman" w:cs="Times New Roman"/>
+                <w:sz w:val="28"/>
+                <w:szCs w:val="28"/>
+                <w:lang w:eastAsia="ru-BY"/>
+              </w:rPr>
+              <w:t>NOT NULL</w:t>
+            </w:r>
+          </w:p>
+        </w:tc>
+        <w:tc>
+          <w:tcPr>
+            <w:tcW w:w="0" w:type="auto"/>
+            <w:tcMar>
+              <w:top w:w="150" w:type="dxa"/>
+              <w:left w:w="240" w:type="dxa"/>
+              <w:bottom w:w="150" w:type="dxa"/>
+              <w:right w:w="0" w:type="dxa"/>
+            </w:tcMar>
+            <w:vAlign w:val="center"/>
+            <w:hideMark/>
+          </w:tcPr>
+          <w:p>
+            <w:pPr>
+              <w:rPr>
+                <w:rFonts w:ascii="Times New Roman" w:hAnsi="Times New Roman" w:cs="Times New Roman"/>
+                <w:sz w:val="28"/>
+                <w:szCs w:val="28"/>
+                <w:lang w:val="ru-RU" w:eastAsia="ru-BY"/>
+              </w:rPr>
+            </w:pPr>
+            <w:r>
+              <w:rPr>
+                <w:rFonts w:ascii="Times New Roman" w:hAnsi="Times New Roman" w:cs="Times New Roman"/>
+                <w:sz w:val="28"/>
+                <w:szCs w:val="28"/>
+                <w:lang w:val="ru-RU" w:eastAsia="ru-BY"/>
+              </w:rPr>
+              <w:t xml:space="preserve">Название </w:t>
+            </w:r>
+            <w:proofErr w:type="gramStart"/>
+            <w:r>
+              <w:rPr>
+                <w:rFonts w:ascii="Times New Roman" w:hAnsi="Times New Roman" w:cs="Times New Roman"/>
+                <w:sz w:val="28"/>
+                <w:szCs w:val="28"/>
+                <w:lang w:val="ru-RU" w:eastAsia="ru-BY"/>
+              </w:rPr>
+              <w:t>специализации(</w:t>
+            </w:r>
+            <w:proofErr w:type="gramEnd"/>
+            <w:r>
+              <w:rPr>
+                <w:rFonts w:ascii="Times New Roman" w:hAnsi="Times New Roman" w:cs="Times New Roman"/>
+                <w:sz w:val="28"/>
+                <w:szCs w:val="28"/>
+                <w:lang w:val="ru-RU" w:eastAsia="ru-BY"/>
+              </w:rPr>
+              <w:t>например: Хирург</w:t>
+            </w:r>
+            <w:r>
+              <w:rPr>
+                <w:rFonts w:ascii="Times New Roman" w:hAnsi="Times New Roman" w:cs="Times New Roman"/>
+                <w:sz w:val="28"/>
+                <w:szCs w:val="28"/>
+                <w:lang w:val="ru-RU" w:eastAsia="ru-BY"/>
+              </w:rPr>
+              <w:t xml:space="preserve">, </w:t>
+            </w:r>
+            <w:r>
+              <w:rPr>
+                <w:rFonts w:ascii="Times New Roman" w:hAnsi="Times New Roman" w:cs="Times New Roman"/>
+                <w:sz w:val="28"/>
+                <w:szCs w:val="28"/>
+                <w:lang w:val="ru-RU" w:eastAsia="ru-BY"/>
+              </w:rPr>
+              <w:t>Терапевт)</w:t>
+            </w:r>
+          </w:p>
+        </w:tc>
+      </w:tr>
+    </w:tbl>
+    <w:p>
+      <w:pPr>
+        <w:rPr>
+          <w:rFonts w:ascii="Times New Roman" w:hAnsi="Times New Roman" w:cs="Times New Roman"/>
+          <w:sz w:val="28"/>
+          <w:szCs w:val="28"/>
+          <w:lang w:val="ru-RU" w:eastAsia="ru-BY"/>
+        </w:rPr>
+      </w:pPr>
+      <w:r>
+        <w:rPr>
+          <w:rFonts w:ascii="Times New Roman" w:hAnsi="Times New Roman" w:cs="Times New Roman"/>
+          <w:sz w:val="28"/>
+          <w:szCs w:val="28"/>
+          <w:lang w:val="ru-RU" w:eastAsia="ru-BY"/>
+        </w:rPr>
+        <w:t>9</w:t>
+      </w:r>
+      <w:r>
+        <w:rPr>
+          <w:rFonts w:ascii="Times New Roman" w:hAnsi="Times New Roman" w:cs="Times New Roman"/>
+          <w:sz w:val="28"/>
+          <w:szCs w:val="28"/>
+          <w:lang w:val="ru-RU" w:eastAsia="ru-BY"/>
+        </w:rPr>
+        <w:t>.</w:t>
+      </w:r>
+      <w:r>
+        <w:rPr>
+          <w:rFonts w:ascii="Times New Roman" w:hAnsi="Times New Roman" w:cs="Times New Roman"/>
+          <w:sz w:val="28"/>
+          <w:szCs w:val="28"/>
+          <w:lang w:val="ru-RU" w:eastAsia="ru-BY"/>
+        </w:rPr>
+        <w:t xml:space="preserve">Таблица </w:t>
+      </w:r>
+      <w:r>
+        <w:rPr>
+          <w:rFonts w:ascii="Times New Roman" w:hAnsi="Times New Roman" w:cs="Times New Roman"/>
+          <w:sz w:val="28"/>
+          <w:szCs w:val="28"/>
+          <w:lang w:val="en-US" w:eastAsia="ru-BY"/>
+        </w:rPr>
+        <w:t>vet</w:t>
+      </w:r>
+      <w:r>
+        <w:rPr>
+          <w:rFonts w:ascii="Times New Roman" w:hAnsi="Times New Roman" w:cs="Times New Roman"/>
+          <w:sz w:val="28"/>
+          <w:szCs w:val="28"/>
+          <w:lang w:val="ru-RU" w:eastAsia="ru-BY"/>
+        </w:rPr>
+        <w:t>_</w:t>
+      </w:r>
+      <w:r>
+        <w:rPr>
+          <w:rFonts w:ascii="Times New Roman" w:hAnsi="Times New Roman" w:cs="Times New Roman"/>
+          <w:sz w:val="28"/>
+          <w:szCs w:val="28"/>
+          <w:lang w:val="en-US" w:eastAsia="ru-BY"/>
+        </w:rPr>
+        <w:t>specialties</w:t>
+      </w:r>
+      <w:r>
+        <w:rPr>
+          <w:rFonts w:ascii="Times New Roman" w:hAnsi="Times New Roman" w:cs="Times New Roman"/>
+          <w:sz w:val="28"/>
+          <w:szCs w:val="28"/>
+          <w:lang w:val="ru-RU" w:eastAsia="ru-BY"/>
+        </w:rPr>
+        <w:t xml:space="preserve"> (</w:t>
+      </w:r>
+      <w:r>
+        <w:rPr>
+          <w:rFonts w:ascii="Times New Roman" w:hAnsi="Times New Roman" w:cs="Times New Roman"/>
+          <w:sz w:val="28"/>
+          <w:szCs w:val="28"/>
+          <w:lang w:val="ru-RU" w:eastAsia="ru-BY"/>
+        </w:rPr>
+        <w:t>Связь врачей и специализаций</w:t>
+      </w:r>
+      <w:r>
+        <w:rPr>
+          <w:rFonts w:ascii="Times New Roman" w:hAnsi="Times New Roman" w:cs="Times New Roman"/>
+          <w:sz w:val="28"/>
+          <w:szCs w:val="28"/>
+          <w:lang w:val="ru-RU" w:eastAsia="ru-BY"/>
+        </w:rPr>
+        <w:t>)</w:t>
+      </w:r>
+    </w:p>
+    <w:p>
+      <w:pPr>
+        <w:rPr>
+          <w:rFonts w:ascii="Times New Roman" w:hAnsi="Times New Roman" w:cs="Times New Roman"/>
+          <w:sz w:val="28"/>
+          <w:szCs w:val="28"/>
+          <w:lang w:val="ru-RU" w:eastAsia="ru-BY"/>
+        </w:rPr>
+      </w:pPr>
+      <w:r>
+        <w:rPr>
+          <w:rFonts w:ascii="Times New Roman" w:hAnsi="Times New Roman" w:cs="Times New Roman"/>
+          <w:sz w:val="28"/>
+          <w:szCs w:val="28"/>
+          <w:lang w:val="ru-RU" w:eastAsia="ru-BY"/>
+        </w:rPr>
+        <w:t>Описание</w:t>
+      </w:r>
+      <w:proofErr w:type="gramStart"/>
+      <w:r>
+        <w:rPr>
+          <w:rFonts w:ascii="Times New Roman" w:hAnsi="Times New Roman" w:cs="Times New Roman"/>
+          <w:sz w:val="28"/>
+          <w:szCs w:val="28"/>
+          <w:lang w:val="ru-RU" w:eastAsia="ru-BY"/>
+        </w:rPr>
+        <w:t>:</w:t>
+      </w:r>
+      <w:r>
+        <w:rPr>
+          <w:rFonts w:ascii="Times New Roman" w:hAnsi="Times New Roman" w:cs="Times New Roman"/>
+          <w:sz w:val="28"/>
+          <w:szCs w:val="28"/>
+          <w:lang w:val="ru-RU" w:eastAsia="ru-BY"/>
+        </w:rPr>
+        <w:t xml:space="preserve"> Реализует</w:t>
+      </w:r>
+      <w:proofErr w:type="gramEnd"/>
+      <w:r>
+        <w:rPr>
+          <w:rFonts w:ascii="Times New Roman" w:hAnsi="Times New Roman" w:cs="Times New Roman"/>
+          <w:sz w:val="28"/>
+          <w:szCs w:val="28"/>
+          <w:lang w:val="ru-RU" w:eastAsia="ru-BY"/>
+        </w:rPr>
+        <w:t xml:space="preserve"> связь многие-ко-многим между ветеринарами и их специализациями.</w:t>
+      </w:r>
+    </w:p>
+    <w:p>
+      <w:pPr>
+        <w:rPr>
+          <w:rFonts w:ascii="Times New Roman" w:hAnsi="Times New Roman" w:cs="Times New Roman"/>
+          <w:sz w:val="28"/>
+          <w:szCs w:val="28"/>
+          <w:lang w:eastAsia="ru-BY"/>
+        </w:rPr>
+      </w:pPr>
+      <w:r>
+        <w:rPr>
+          <w:rFonts w:ascii="Times New Roman" w:hAnsi="Times New Roman" w:cs="Times New Roman"/>
+          <w:sz w:val="28"/>
+          <w:szCs w:val="28"/>
+          <w:lang w:eastAsia="ru-BY"/>
+        </w:rPr>
+        <w:t>Атрибуты:</w:t>
+      </w:r>
+    </w:p>
+    <w:tbl>
+      <w:tblPr>
+        <w:tblW w:w="0" w:type="auto"/>
+        <w:tblCellMar>
+          <w:top w:w="15" w:type="dxa"/>
+          <w:left w:w="15" w:type="dxa"/>
+          <w:bottom w:w="15" w:type="dxa"/>
+          <w:right w:w="15" w:type="dxa"/>
+        </w:tblCellMar>
+        <w:tblLook w:val="04A0" w:firstRow="1" w:lastRow="0" w:firstColumn="1" w:lastColumn="0" w:noHBand="0" w:noVBand="1"/>
+      </w:tblPr>
+      <w:tblGrid>
+        <w:gridCol w:w="1565"/>
+        <w:gridCol w:w="2374"/>
+        <w:gridCol w:w="3369"/>
+        <w:gridCol w:w="2047"/>
+      </w:tblGrid>
+      <w:tr>
+        <w:trPr>
+          <w:tblHeader/>
+        </w:trPr>
+        <w:tc>
+          <w:tcPr>
+            <w:tcW w:w="0" w:type="auto"/>
+            <w:tcBorders>
+              <w:top w:val="nil"/>
+            </w:tcBorders>
+            <w:tcMar>
+              <w:top w:w="150" w:type="dxa"/>
+              <w:left w:w="0" w:type="dxa"/>
+              <w:bottom w:w="150" w:type="dxa"/>
+              <w:right w:w="240" w:type="dxa"/>
+            </w:tcMar>
+            <w:vAlign w:val="center"/>
+            <w:hideMark/>
+          </w:tcPr>
+          <w:p>
+            <w:pPr>
+              <w:rPr>
+                <w:rFonts w:ascii="Times New Roman" w:hAnsi="Times New Roman" w:cs="Times New Roman"/>
+                <w:sz w:val="28"/>
+                <w:szCs w:val="28"/>
+                <w:lang w:eastAsia="ru-BY"/>
+              </w:rPr>
+            </w:pPr>
+            <w:r>
+              <w:rPr>
+                <w:rFonts w:ascii="Times New Roman" w:hAnsi="Times New Roman" w:cs="Times New Roman"/>
+                <w:sz w:val="28"/>
+                <w:szCs w:val="28"/>
+                <w:lang w:eastAsia="ru-BY"/>
+              </w:rPr>
+              <w:lastRenderedPageBreak/>
+              <w:t>Колонка</w:t>
+            </w:r>
+          </w:p>
+        </w:tc>
+        <w:tc>
+          <w:tcPr>
+            <w:tcW w:w="0" w:type="auto"/>
+            <w:tcBorders>
+              <w:top w:val="nil"/>
+            </w:tcBorders>
+            <w:tcMar>
+              <w:top w:w="150" w:type="dxa"/>
+              <w:left w:w="240" w:type="dxa"/>
+              <w:bottom w:w="150" w:type="dxa"/>
+              <w:right w:w="240" w:type="dxa"/>
+            </w:tcMar>
+            <w:vAlign w:val="center"/>
+            <w:hideMark/>
+          </w:tcPr>
+          <w:p>
+            <w:pPr>
+              <w:rPr>
+                <w:rFonts w:ascii="Times New Roman" w:hAnsi="Times New Roman" w:cs="Times New Roman"/>
+                <w:sz w:val="28"/>
+                <w:szCs w:val="28"/>
+                <w:lang w:eastAsia="ru-BY"/>
+              </w:rPr>
+            </w:pPr>
+            <w:r>
+              <w:rPr>
+                <w:rFonts w:ascii="Times New Roman" w:hAnsi="Times New Roman" w:cs="Times New Roman"/>
+                <w:sz w:val="28"/>
+                <w:szCs w:val="28"/>
+                <w:lang w:eastAsia="ru-BY"/>
+              </w:rPr>
+              <w:t>Тип данных</w:t>
+            </w:r>
+          </w:p>
+        </w:tc>
+        <w:tc>
+          <w:tcPr>
+            <w:tcW w:w="0" w:type="auto"/>
+            <w:tcBorders>
+              <w:top w:val="nil"/>
+            </w:tcBorders>
+            <w:tcMar>
+              <w:top w:w="150" w:type="dxa"/>
+              <w:left w:w="240" w:type="dxa"/>
+              <w:bottom w:w="150" w:type="dxa"/>
+              <w:right w:w="240" w:type="dxa"/>
+            </w:tcMar>
+            <w:vAlign w:val="center"/>
+            <w:hideMark/>
+          </w:tcPr>
+          <w:p>
+            <w:pPr>
+              <w:rPr>
+                <w:rFonts w:ascii="Times New Roman" w:hAnsi="Times New Roman" w:cs="Times New Roman"/>
+                <w:sz w:val="28"/>
+                <w:szCs w:val="28"/>
+                <w:lang w:eastAsia="ru-BY"/>
+              </w:rPr>
+            </w:pPr>
+            <w:r>
+              <w:rPr>
+                <w:rFonts w:ascii="Times New Roman" w:hAnsi="Times New Roman" w:cs="Times New Roman"/>
+                <w:sz w:val="28"/>
+                <w:szCs w:val="28"/>
+                <w:lang w:eastAsia="ru-BY"/>
+              </w:rPr>
+              <w:t>Ограничения</w:t>
+            </w:r>
+          </w:p>
+        </w:tc>
+        <w:tc>
+          <w:tcPr>
+            <w:tcW w:w="0" w:type="auto"/>
+            <w:tcBorders>
+              <w:top w:val="nil"/>
+            </w:tcBorders>
+            <w:tcMar>
+              <w:top w:w="150" w:type="dxa"/>
+              <w:left w:w="240" w:type="dxa"/>
+              <w:bottom w:w="150" w:type="dxa"/>
+              <w:right w:w="240" w:type="dxa"/>
+            </w:tcMar>
+            <w:vAlign w:val="center"/>
+            <w:hideMark/>
+          </w:tcPr>
+          <w:p>
+            <w:pPr>
+              <w:rPr>
+                <w:rFonts w:ascii="Times New Roman" w:hAnsi="Times New Roman" w:cs="Times New Roman"/>
+                <w:sz w:val="28"/>
+                <w:szCs w:val="28"/>
+                <w:lang w:eastAsia="ru-BY"/>
+              </w:rPr>
+            </w:pPr>
+            <w:r>
+              <w:rPr>
+                <w:rFonts w:ascii="Times New Roman" w:hAnsi="Times New Roman" w:cs="Times New Roman"/>
+                <w:sz w:val="28"/>
+                <w:szCs w:val="28"/>
+                <w:lang w:eastAsia="ru-BY"/>
+              </w:rPr>
+              <w:t>Описание</w:t>
+            </w:r>
+          </w:p>
+        </w:tc>
+      </w:tr>
+      <w:tr>
+        <w:trPr>
+          <w:tblHeader/>
+        </w:trPr>
+        <w:tc>
+          <w:tcPr>
+            <w:tcW w:w="0" w:type="auto"/>
+            <w:tcBorders>
+              <w:top w:val="nil"/>
+            </w:tcBorders>
+            <w:tcMar>
+              <w:top w:w="150" w:type="dxa"/>
+              <w:left w:w="0" w:type="dxa"/>
+              <w:bottom w:w="150" w:type="dxa"/>
+              <w:right w:w="240" w:type="dxa"/>
+            </w:tcMar>
+            <w:vAlign w:val="center"/>
+          </w:tcPr>
+          <w:p>
+            <w:pPr>
+              <w:rPr>
+                <w:rFonts w:ascii="Times New Roman" w:hAnsi="Times New Roman" w:cs="Times New Roman"/>
+                <w:sz w:val="28"/>
+                <w:szCs w:val="28"/>
+                <w:lang w:eastAsia="ru-BY"/>
+              </w:rPr>
+            </w:pPr>
+            <w:proofErr w:type="spellStart"/>
+            <w:r>
+              <w:rPr>
+                <w:rFonts w:ascii="Times New Roman" w:hAnsi="Times New Roman" w:cs="Times New Roman"/>
+                <w:sz w:val="28"/>
+                <w:szCs w:val="28"/>
+                <w:lang w:val="en-US" w:eastAsia="ru-BY"/>
+              </w:rPr>
+              <w:t>vet_id</w:t>
+            </w:r>
+            <w:proofErr w:type="spellEnd"/>
+          </w:p>
+        </w:tc>
+        <w:tc>
+          <w:tcPr>
+            <w:tcW w:w="0" w:type="auto"/>
+            <w:tcBorders>
+              <w:top w:val="nil"/>
+            </w:tcBorders>
+            <w:tcMar>
+              <w:top w:w="150" w:type="dxa"/>
+              <w:left w:w="240" w:type="dxa"/>
+              <w:bottom w:w="150" w:type="dxa"/>
+              <w:right w:w="240" w:type="dxa"/>
+            </w:tcMar>
+            <w:vAlign w:val="center"/>
+          </w:tcPr>
+          <w:p>
+            <w:pPr>
+              <w:rPr>
+                <w:rFonts w:ascii="Times New Roman" w:hAnsi="Times New Roman" w:cs="Times New Roman"/>
+                <w:sz w:val="28"/>
+                <w:szCs w:val="28"/>
+                <w:lang w:val="en-US" w:eastAsia="ru-BY"/>
+              </w:rPr>
+            </w:pPr>
+            <w:r>
+              <w:rPr>
+                <w:rFonts w:ascii="Times New Roman" w:hAnsi="Times New Roman" w:cs="Times New Roman"/>
+                <w:sz w:val="28"/>
+                <w:szCs w:val="28"/>
+                <w:lang w:val="en-US" w:eastAsia="ru-BY"/>
+              </w:rPr>
+              <w:t>INTEGER</w:t>
+            </w:r>
+          </w:p>
+        </w:tc>
+        <w:tc>
+          <w:tcPr>
+            <w:tcW w:w="0" w:type="auto"/>
+            <w:tcBorders>
+              <w:top w:val="nil"/>
+            </w:tcBorders>
+            <w:tcMar>
+              <w:top w:w="150" w:type="dxa"/>
+              <w:left w:w="240" w:type="dxa"/>
+              <w:bottom w:w="150" w:type="dxa"/>
+              <w:right w:w="240" w:type="dxa"/>
+            </w:tcMar>
+            <w:vAlign w:val="center"/>
+          </w:tcPr>
+          <w:p>
+            <w:pPr>
+              <w:rPr>
+                <w:rFonts w:ascii="Times New Roman" w:hAnsi="Times New Roman" w:cs="Times New Roman"/>
+                <w:sz w:val="28"/>
+                <w:szCs w:val="28"/>
+                <w:lang w:eastAsia="ru-BY"/>
+              </w:rPr>
+            </w:pPr>
+            <w:r>
+              <w:rPr>
+                <w:rFonts w:ascii="Times New Roman" w:hAnsi="Times New Roman" w:cs="Times New Roman"/>
+                <w:sz w:val="28"/>
+                <w:szCs w:val="28"/>
+                <w:lang w:val="en-US" w:eastAsia="ru-BY"/>
+              </w:rPr>
+              <w:t xml:space="preserve">FOREIGN KEY (REFERENCES </w:t>
+            </w:r>
+            <w:proofErr w:type="spellStart"/>
+            <w:r>
+              <w:rPr>
+                <w:rFonts w:ascii="Times New Roman" w:hAnsi="Times New Roman" w:cs="Times New Roman"/>
+                <w:sz w:val="28"/>
+                <w:szCs w:val="28"/>
+                <w:lang w:val="en-US" w:eastAsia="ru-BY"/>
+              </w:rPr>
+              <w:t>veterinarians.vet_id</w:t>
+            </w:r>
+            <w:proofErr w:type="spellEnd"/>
+            <w:r>
+              <w:rPr>
+                <w:rFonts w:ascii="Times New Roman" w:hAnsi="Times New Roman" w:cs="Times New Roman"/>
+                <w:sz w:val="28"/>
+                <w:szCs w:val="28"/>
+                <w:lang w:val="en-US" w:eastAsia="ru-BY"/>
+              </w:rPr>
+              <w:t>)</w:t>
+            </w:r>
+            <w:r>
+              <w:rPr>
+                <w:rFonts w:ascii="Times New Roman" w:hAnsi="Times New Roman" w:cs="Times New Roman"/>
+                <w:sz w:val="28"/>
+                <w:szCs w:val="28"/>
+                <w:lang w:val="en-US" w:eastAsia="ru-BY"/>
+              </w:rPr>
+              <w:t>, NOT NULL</w:t>
+            </w:r>
+          </w:p>
+        </w:tc>
+        <w:tc>
+          <w:tcPr>
+            <w:tcW w:w="0" w:type="auto"/>
+            <w:tcBorders>
+              <w:top w:val="nil"/>
+            </w:tcBorders>
+            <w:tcMar>
+              <w:top w:w="150" w:type="dxa"/>
+              <w:left w:w="240" w:type="dxa"/>
+              <w:bottom w:w="150" w:type="dxa"/>
+              <w:right w:w="240" w:type="dxa"/>
+            </w:tcMar>
+            <w:vAlign w:val="center"/>
+          </w:tcPr>
+          <w:p>
+            <w:pPr>
+              <w:rPr>
+                <w:rFonts w:ascii="Times New Roman" w:hAnsi="Times New Roman" w:cs="Times New Roman"/>
+                <w:sz w:val="28"/>
+                <w:szCs w:val="28"/>
+                <w:lang w:val="ru-RU" w:eastAsia="ru-BY"/>
+              </w:rPr>
+            </w:pPr>
+            <w:r>
+              <w:rPr>
+                <w:rFonts w:ascii="Times New Roman" w:hAnsi="Times New Roman" w:cs="Times New Roman"/>
+                <w:sz w:val="28"/>
+                <w:szCs w:val="28"/>
+                <w:lang w:val="en-US" w:eastAsia="ru-BY"/>
+              </w:rPr>
+              <w:t xml:space="preserve">ID </w:t>
+            </w:r>
+            <w:r>
+              <w:rPr>
+                <w:rFonts w:ascii="Times New Roman" w:hAnsi="Times New Roman" w:cs="Times New Roman"/>
+                <w:sz w:val="28"/>
+                <w:szCs w:val="28"/>
+                <w:lang w:val="ru-RU" w:eastAsia="ru-BY"/>
+              </w:rPr>
+              <w:t>врача</w:t>
+            </w:r>
+          </w:p>
+        </w:tc>
+      </w:tr>
+      <w:tr>
+        <w:tc>
+          <w:tcPr>
+            <w:tcW w:w="0" w:type="auto"/>
+            <w:tcMar>
+              <w:top w:w="150" w:type="dxa"/>
+              <w:left w:w="0" w:type="dxa"/>
+              <w:bottom w:w="150" w:type="dxa"/>
+              <w:right w:w="240" w:type="dxa"/>
+            </w:tcMar>
+            <w:vAlign w:val="center"/>
+            <w:hideMark/>
+          </w:tcPr>
+          <w:p>
+            <w:pPr>
+              <w:rPr>
+                <w:rFonts w:ascii="Times New Roman" w:hAnsi="Times New Roman" w:cs="Times New Roman"/>
+                <w:sz w:val="28"/>
+                <w:szCs w:val="28"/>
+                <w:lang w:val="en-US" w:eastAsia="ru-BY"/>
+              </w:rPr>
+            </w:pPr>
+            <w:r>
+              <w:rPr>
+                <w:rFonts w:ascii="Times New Roman" w:hAnsi="Times New Roman" w:cs="Times New Roman"/>
+                <w:sz w:val="28"/>
+                <w:szCs w:val="28"/>
+                <w:lang w:val="en-US" w:eastAsia="ru-BY"/>
+              </w:rPr>
+              <w:t>name</w:t>
+            </w:r>
+          </w:p>
+        </w:tc>
+        <w:tc>
+          <w:tcPr>
+            <w:tcW w:w="0" w:type="auto"/>
+            <w:tcMar>
+              <w:top w:w="150" w:type="dxa"/>
+              <w:left w:w="240" w:type="dxa"/>
+              <w:bottom w:w="150" w:type="dxa"/>
+              <w:right w:w="240" w:type="dxa"/>
+            </w:tcMar>
+            <w:vAlign w:val="center"/>
+            <w:hideMark/>
+          </w:tcPr>
+          <w:p>
+            <w:pPr>
+              <w:rPr>
+                <w:rFonts w:ascii="Times New Roman" w:hAnsi="Times New Roman" w:cs="Times New Roman"/>
+                <w:sz w:val="28"/>
+                <w:szCs w:val="28"/>
+                <w:lang w:val="en-US" w:eastAsia="ru-BY"/>
+              </w:rPr>
+            </w:pPr>
+            <w:proofErr w:type="gramStart"/>
+            <w:r>
+              <w:rPr>
+                <w:rFonts w:ascii="Times New Roman" w:hAnsi="Times New Roman" w:cs="Times New Roman"/>
+                <w:sz w:val="28"/>
+                <w:szCs w:val="28"/>
+                <w:lang w:val="en-US" w:eastAsia="ru-BY"/>
+              </w:rPr>
+              <w:t>VARCHAR(</w:t>
+            </w:r>
+            <w:proofErr w:type="gramEnd"/>
+            <w:r>
+              <w:rPr>
+                <w:rFonts w:ascii="Times New Roman" w:hAnsi="Times New Roman" w:cs="Times New Roman"/>
+                <w:sz w:val="28"/>
+                <w:szCs w:val="28"/>
+                <w:lang w:val="en-US" w:eastAsia="ru-BY"/>
+              </w:rPr>
+              <w:t>50)</w:t>
+            </w:r>
+          </w:p>
+        </w:tc>
+        <w:tc>
+          <w:tcPr>
+            <w:tcW w:w="0" w:type="auto"/>
+            <w:tcMar>
+              <w:top w:w="150" w:type="dxa"/>
+              <w:left w:w="240" w:type="dxa"/>
+              <w:bottom w:w="150" w:type="dxa"/>
+              <w:right w:w="240" w:type="dxa"/>
+            </w:tcMar>
+            <w:vAlign w:val="center"/>
+            <w:hideMark/>
+          </w:tcPr>
+          <w:p>
+            <w:pPr>
+              <w:rPr>
+                <w:rFonts w:ascii="Times New Roman" w:hAnsi="Times New Roman" w:cs="Times New Roman"/>
+                <w:sz w:val="28"/>
+                <w:szCs w:val="28"/>
+                <w:lang w:val="en-US" w:eastAsia="ru-BY"/>
+              </w:rPr>
+            </w:pPr>
+            <w:r>
+              <w:rPr>
+                <w:rFonts w:ascii="Times New Roman" w:hAnsi="Times New Roman" w:cs="Times New Roman"/>
+                <w:sz w:val="28"/>
+                <w:szCs w:val="28"/>
+                <w:lang w:val="en-US" w:eastAsia="ru-BY"/>
+              </w:rPr>
+              <w:t xml:space="preserve">FOREIGN KEY (REFERENCES </w:t>
+            </w:r>
+            <w:proofErr w:type="spellStart"/>
+            <w:proofErr w:type="gramStart"/>
+            <w:r>
+              <w:rPr>
+                <w:rFonts w:ascii="Times New Roman" w:hAnsi="Times New Roman" w:cs="Times New Roman"/>
+                <w:sz w:val="28"/>
+                <w:szCs w:val="28"/>
+                <w:lang w:val="en-US" w:eastAsia="ru-BY"/>
+              </w:rPr>
+              <w:t>specializations.spec</w:t>
+            </w:r>
+            <w:proofErr w:type="gramEnd"/>
+            <w:r>
+              <w:rPr>
+                <w:rFonts w:ascii="Times New Roman" w:hAnsi="Times New Roman" w:cs="Times New Roman"/>
+                <w:sz w:val="28"/>
+                <w:szCs w:val="28"/>
+                <w:lang w:val="en-US" w:eastAsia="ru-BY"/>
+              </w:rPr>
+              <w:t>_</w:t>
+            </w:r>
+            <w:r>
+              <w:rPr>
+                <w:rFonts w:ascii="Times New Roman" w:hAnsi="Times New Roman" w:cs="Times New Roman"/>
+                <w:sz w:val="28"/>
+                <w:szCs w:val="28"/>
+                <w:lang w:val="en-US" w:eastAsia="ru-BY"/>
+              </w:rPr>
+              <w:t>id</w:t>
+            </w:r>
+            <w:proofErr w:type="spellEnd"/>
+            <w:r>
+              <w:rPr>
+                <w:rFonts w:ascii="Times New Roman" w:hAnsi="Times New Roman" w:cs="Times New Roman"/>
+                <w:sz w:val="28"/>
+                <w:szCs w:val="28"/>
+                <w:lang w:val="en-US" w:eastAsia="ru-BY"/>
+              </w:rPr>
+              <w:t>)</w:t>
+            </w:r>
+            <w:r>
+              <w:rPr>
+                <w:rFonts w:ascii="Times New Roman" w:hAnsi="Times New Roman" w:cs="Times New Roman"/>
+                <w:sz w:val="28"/>
+                <w:szCs w:val="28"/>
+                <w:lang w:val="en-US" w:eastAsia="ru-BY"/>
+              </w:rPr>
+              <w:t>, NOT NULL</w:t>
+            </w:r>
+          </w:p>
+        </w:tc>
+        <w:tc>
+          <w:tcPr>
+            <w:tcW w:w="0" w:type="auto"/>
+            <w:tcMar>
+              <w:top w:w="150" w:type="dxa"/>
+              <w:left w:w="240" w:type="dxa"/>
+              <w:bottom w:w="150" w:type="dxa"/>
+              <w:right w:w="0" w:type="dxa"/>
+            </w:tcMar>
+            <w:vAlign w:val="center"/>
+            <w:hideMark/>
+          </w:tcPr>
+          <w:p>
+            <w:pPr>
+              <w:rPr>
+                <w:rFonts w:ascii="Times New Roman" w:hAnsi="Times New Roman" w:cs="Times New Roman"/>
+                <w:sz w:val="28"/>
+                <w:szCs w:val="28"/>
+                <w:lang w:val="ru-RU" w:eastAsia="ru-BY"/>
+              </w:rPr>
+            </w:pPr>
+            <w:r>
+              <w:rPr>
+                <w:rFonts w:ascii="Times New Roman" w:hAnsi="Times New Roman" w:cs="Times New Roman"/>
+                <w:sz w:val="28"/>
+                <w:szCs w:val="28"/>
+                <w:lang w:val="en-US" w:eastAsia="ru-BY"/>
+              </w:rPr>
+              <w:t xml:space="preserve">ID </w:t>
+            </w:r>
+            <w:r>
+              <w:rPr>
+                <w:rFonts w:ascii="Times New Roman" w:hAnsi="Times New Roman" w:cs="Times New Roman"/>
+                <w:sz w:val="28"/>
+                <w:szCs w:val="28"/>
+                <w:lang w:val="ru-RU" w:eastAsia="ru-BY"/>
+              </w:rPr>
+              <w:t>специализации</w:t>
+            </w:r>
+          </w:p>
+        </w:tc>
+      </w:tr>
+      <w:tr>
+        <w:tc>
+          <w:tcPr>
+            <w:tcW w:w="0" w:type="auto"/>
+            <w:tcMar>
+              <w:top w:w="150" w:type="dxa"/>
+              <w:left w:w="0" w:type="dxa"/>
+              <w:bottom w:w="150" w:type="dxa"/>
+              <w:right w:w="240" w:type="dxa"/>
+            </w:tcMar>
+            <w:vAlign w:val="center"/>
+          </w:tcPr>
+          <w:p>
+            <w:pPr>
+              <w:rPr>
+                <w:rFonts w:ascii="Times New Roman" w:hAnsi="Times New Roman" w:cs="Times New Roman"/>
+                <w:sz w:val="28"/>
+                <w:szCs w:val="28"/>
+                <w:lang w:val="ru-RU" w:eastAsia="ru-BY"/>
+              </w:rPr>
+            </w:pPr>
+            <w:r>
+              <w:rPr>
+                <w:rFonts w:ascii="Times New Roman" w:hAnsi="Times New Roman" w:cs="Times New Roman"/>
+                <w:sz w:val="28"/>
+                <w:szCs w:val="28"/>
+                <w:lang w:val="ru-RU" w:eastAsia="ru-BY"/>
+              </w:rPr>
+              <w:t>(составной ключ)</w:t>
+            </w:r>
+          </w:p>
+        </w:tc>
+        <w:tc>
+          <w:tcPr>
+            <w:tcW w:w="0" w:type="auto"/>
+            <w:tcMar>
+              <w:top w:w="150" w:type="dxa"/>
+              <w:left w:w="240" w:type="dxa"/>
+              <w:bottom w:w="150" w:type="dxa"/>
+              <w:right w:w="240" w:type="dxa"/>
+            </w:tcMar>
+            <w:vAlign w:val="center"/>
+          </w:tcPr>
+          <w:p>
+            <w:pPr>
+              <w:rPr>
+                <w:rFonts w:ascii="Times New Roman" w:hAnsi="Times New Roman" w:cs="Times New Roman"/>
+                <w:sz w:val="28"/>
+                <w:szCs w:val="28"/>
+                <w:lang w:val="en-US" w:eastAsia="ru-BY"/>
+              </w:rPr>
+            </w:pPr>
+            <w:r>
+              <w:rPr>
+                <w:rFonts w:ascii="Times New Roman" w:hAnsi="Times New Roman" w:cs="Times New Roman"/>
+                <w:sz w:val="28"/>
+                <w:szCs w:val="28"/>
+                <w:lang w:val="en-US" w:eastAsia="ru-BY"/>
+              </w:rPr>
+              <w:t>PRIMARY KEY (</w:t>
+            </w:r>
+            <w:proofErr w:type="spellStart"/>
+            <w:r>
+              <w:rPr>
+                <w:rFonts w:ascii="Times New Roman" w:hAnsi="Times New Roman" w:cs="Times New Roman"/>
+                <w:sz w:val="28"/>
+                <w:szCs w:val="28"/>
+                <w:lang w:val="en-US" w:eastAsia="ru-BY"/>
+              </w:rPr>
+              <w:t>vet_id</w:t>
+            </w:r>
+            <w:proofErr w:type="spellEnd"/>
+            <w:r>
+              <w:rPr>
+                <w:rFonts w:ascii="Times New Roman" w:hAnsi="Times New Roman" w:cs="Times New Roman"/>
+                <w:sz w:val="28"/>
+                <w:szCs w:val="28"/>
+                <w:lang w:val="en-US" w:eastAsia="ru-BY"/>
+              </w:rPr>
+              <w:t xml:space="preserve">, </w:t>
+            </w:r>
+            <w:proofErr w:type="spellStart"/>
+            <w:r>
+              <w:rPr>
+                <w:rFonts w:ascii="Times New Roman" w:hAnsi="Times New Roman" w:cs="Times New Roman"/>
+                <w:sz w:val="28"/>
+                <w:szCs w:val="28"/>
+                <w:lang w:val="en-US" w:eastAsia="ru-BY"/>
+              </w:rPr>
+              <w:t>spec_id</w:t>
+            </w:r>
+            <w:proofErr w:type="spellEnd"/>
+            <w:r>
+              <w:rPr>
+                <w:rFonts w:ascii="Times New Roman" w:hAnsi="Times New Roman" w:cs="Times New Roman"/>
+                <w:sz w:val="28"/>
+                <w:szCs w:val="28"/>
+                <w:lang w:val="en-US" w:eastAsia="ru-BY"/>
+              </w:rPr>
+              <w:t>)</w:t>
+            </w:r>
+          </w:p>
+        </w:tc>
+        <w:tc>
+          <w:tcPr>
+            <w:tcW w:w="0" w:type="auto"/>
+            <w:tcMar>
+              <w:top w:w="150" w:type="dxa"/>
+              <w:left w:w="240" w:type="dxa"/>
+              <w:bottom w:w="150" w:type="dxa"/>
+              <w:right w:w="240" w:type="dxa"/>
+            </w:tcMar>
+            <w:vAlign w:val="center"/>
+          </w:tcPr>
+          <w:p>
+            <w:pPr>
+              <w:rPr>
+                <w:rFonts w:ascii="Times New Roman" w:hAnsi="Times New Roman" w:cs="Times New Roman"/>
+                <w:sz w:val="28"/>
+                <w:szCs w:val="28"/>
+                <w:lang w:val="ru-RU" w:eastAsia="ru-BY"/>
+              </w:rPr>
+            </w:pPr>
+            <w:r>
+              <w:rPr>
+                <w:rFonts w:ascii="Times New Roman" w:hAnsi="Times New Roman" w:cs="Times New Roman"/>
+                <w:sz w:val="28"/>
+                <w:szCs w:val="28"/>
+                <w:lang w:val="ru-RU" w:eastAsia="ru-BY"/>
+              </w:rPr>
+              <w:t>Обеспечивает уникальность пары (врач</w:t>
+            </w:r>
+            <w:r>
+              <w:rPr>
+                <w:rFonts w:ascii="Times New Roman" w:hAnsi="Times New Roman" w:cs="Times New Roman"/>
+                <w:sz w:val="28"/>
+                <w:szCs w:val="28"/>
+                <w:lang w:val="ru-RU" w:eastAsia="ru-BY"/>
+              </w:rPr>
+              <w:t xml:space="preserve">, </w:t>
+            </w:r>
+            <w:r>
+              <w:rPr>
+                <w:rFonts w:ascii="Times New Roman" w:hAnsi="Times New Roman" w:cs="Times New Roman"/>
+                <w:sz w:val="28"/>
+                <w:szCs w:val="28"/>
+                <w:lang w:val="ru-RU" w:eastAsia="ru-BY"/>
+              </w:rPr>
+              <w:t>специализация)</w:t>
+            </w:r>
+          </w:p>
+        </w:tc>
+        <w:tc>
+          <w:tcPr>
+            <w:tcW w:w="0" w:type="auto"/>
+            <w:tcMar>
+              <w:top w:w="150" w:type="dxa"/>
+              <w:left w:w="240" w:type="dxa"/>
+              <w:bottom w:w="150" w:type="dxa"/>
+              <w:right w:w="0" w:type="dxa"/>
+            </w:tcMar>
+            <w:vAlign w:val="center"/>
+          </w:tcPr>
+          <w:p>
+            <w:pPr>
+              <w:rPr>
+                <w:rFonts w:ascii="Times New Roman" w:hAnsi="Times New Roman" w:cs="Times New Roman"/>
+                <w:sz w:val="28"/>
+                <w:szCs w:val="28"/>
+                <w:lang w:val="ru-RU" w:eastAsia="ru-BY"/>
+              </w:rPr>
+            </w:pPr>
+          </w:p>
+        </w:tc>
+      </w:tr>
+    </w:tbl>
+    <w:p>
+      <w:pPr>
+        <w:rPr>
+          <w:rFonts w:ascii="Times New Roman" w:hAnsi="Times New Roman" w:cs="Times New Roman"/>
+          <w:sz w:val="28"/>
+          <w:szCs w:val="28"/>
+          <w:lang w:eastAsia="ru-BY"/>
+        </w:rPr>
+      </w:pPr>
+      <w:r>
+        <w:rPr>
+          <w:rFonts w:ascii="Times New Roman" w:hAnsi="Times New Roman" w:cs="Times New Roman"/>
+          <w:sz w:val="28"/>
+          <w:szCs w:val="28"/>
+          <w:lang w:val="ru-RU" w:eastAsia="ru-BY"/>
+        </w:rPr>
+        <w:t>10</w:t>
+      </w:r>
+      <w:r>
+        <w:rPr>
+          <w:rFonts w:ascii="Times New Roman" w:hAnsi="Times New Roman" w:cs="Times New Roman"/>
+          <w:sz w:val="28"/>
+          <w:szCs w:val="28"/>
+          <w:lang w:val="ru-RU" w:eastAsia="ru-BY"/>
+        </w:rPr>
+        <w:t>.</w:t>
+      </w:r>
+      <w:r>
+        <w:rPr>
+          <w:rFonts w:ascii="Times New Roman" w:hAnsi="Times New Roman" w:cs="Times New Roman"/>
+          <w:sz w:val="28"/>
+          <w:szCs w:val="28"/>
+          <w:lang w:eastAsia="ru-BY"/>
+        </w:rPr>
+        <w:t>Таблица </w:t>
+      </w:r>
+      <w:proofErr w:type="spellStart"/>
+      <w:r>
+        <w:rPr>
+          <w:rFonts w:ascii="Times New Roman" w:hAnsi="Times New Roman" w:cs="Times New Roman"/>
+          <w:sz w:val="28"/>
+          <w:szCs w:val="28"/>
+        </w:rPr>
+        <w:t>appointment_treatments</w:t>
+      </w:r>
+      <w:proofErr w:type="spellEnd"/>
+      <w:r>
+        <w:rPr>
+          <w:rFonts w:ascii="Times New Roman" w:hAnsi="Times New Roman" w:cs="Times New Roman"/>
+          <w:sz w:val="28"/>
+          <w:szCs w:val="28"/>
+          <w:lang w:eastAsia="ru-BY"/>
+        </w:rPr>
+        <w:t> (Назначенные процедуры)</w:t>
+      </w:r>
+      <w:r>
+        <w:rPr>
+          <w:rFonts w:ascii="Times New Roman" w:hAnsi="Times New Roman" w:cs="Times New Roman"/>
+          <w:sz w:val="28"/>
+          <w:szCs w:val="28"/>
+          <w:lang w:eastAsia="ru-BY"/>
+        </w:rPr>
+        <w:br/>
+        <w:t>Описание: Связующая таблица для реализации связи многие-ко-многим между приёмами и процедурами.</w:t>
+      </w:r>
+      <w:r>
+        <w:rPr>
+          <w:rFonts w:ascii="Times New Roman" w:hAnsi="Times New Roman" w:cs="Times New Roman"/>
+          <w:sz w:val="28"/>
+          <w:szCs w:val="28"/>
+          <w:lang w:eastAsia="ru-BY"/>
+        </w:rPr>
+        <w:br/>
+        <w:t>Атрибуты:</w:t>
+      </w:r>
+    </w:p>
+    <w:tbl>
+      <w:tblPr>
+        <w:tblW w:w="0" w:type="auto"/>
+        <w:tblCellMar>
+          <w:top w:w="15" w:type="dxa"/>
+          <w:left w:w="15" w:type="dxa"/>
+          <w:bottom w:w="15" w:type="dxa"/>
+          <w:right w:w="15" w:type="dxa"/>
+        </w:tblCellMar>
+        <w:tblLook w:val="04A0" w:firstRow="1" w:lastRow="0" w:firstColumn="1" w:lastColumn="0" w:noHBand="0" w:noVBand="1"/>
+      </w:tblPr>
+      <w:tblGrid>
+        <w:gridCol w:w="1823"/>
+        <w:gridCol w:w="2237"/>
+        <w:gridCol w:w="3631"/>
+        <w:gridCol w:w="1664"/>
+      </w:tblGrid>
+      <w:tr>
+        <w:trPr>
+          <w:tblHeader/>
+        </w:trPr>
+        <w:tc>
+          <w:tcPr>
+            <w:tcW w:w="0" w:type="auto"/>
+            <w:tcBorders>
+              <w:top w:val="nil"/>
+            </w:tcBorders>
+            <w:tcMar>
+              <w:top w:w="150" w:type="dxa"/>
+              <w:left w:w="0" w:type="dxa"/>
+              <w:bottom w:w="150" w:type="dxa"/>
+              <w:right w:w="240" w:type="dxa"/>
+            </w:tcMar>
+            <w:vAlign w:val="center"/>
+            <w:hideMark/>
+          </w:tcPr>
+          <w:p>
+            <w:pPr>
+              <w:rPr>
+                <w:rFonts w:ascii="Times New Roman" w:hAnsi="Times New Roman" w:cs="Times New Roman"/>
+                <w:sz w:val="28"/>
+                <w:szCs w:val="28"/>
+                <w:lang w:eastAsia="ru-BY"/>
+              </w:rPr>
+            </w:pPr>
+            <w:r>
+              <w:rPr>
+                <w:rFonts w:ascii="Times New Roman" w:hAnsi="Times New Roman" w:cs="Times New Roman"/>
+                <w:sz w:val="28"/>
+                <w:szCs w:val="28"/>
+                <w:lang w:eastAsia="ru-BY"/>
+              </w:rPr>
+              <w:t>Колонка</w:t>
+            </w:r>
+          </w:p>
+        </w:tc>
+        <w:tc>
+          <w:tcPr>
+            <w:tcW w:w="0" w:type="auto"/>
+            <w:tcBorders>
+              <w:top w:val="nil"/>
+            </w:tcBorders>
+            <w:tcMar>
+              <w:top w:w="150" w:type="dxa"/>
+              <w:left w:w="240" w:type="dxa"/>
+              <w:bottom w:w="150" w:type="dxa"/>
+              <w:right w:w="240" w:type="dxa"/>
+            </w:tcMar>
+            <w:vAlign w:val="center"/>
+            <w:hideMark/>
+          </w:tcPr>
+          <w:p>
+            <w:pPr>
+              <w:rPr>
+                <w:rFonts w:ascii="Times New Roman" w:hAnsi="Times New Roman" w:cs="Times New Roman"/>
+                <w:sz w:val="28"/>
+                <w:szCs w:val="28"/>
+                <w:lang w:eastAsia="ru-BY"/>
+              </w:rPr>
+            </w:pPr>
+            <w:r>
+              <w:rPr>
+                <w:rFonts w:ascii="Times New Roman" w:hAnsi="Times New Roman" w:cs="Times New Roman"/>
+                <w:sz w:val="28"/>
+                <w:szCs w:val="28"/>
+                <w:lang w:eastAsia="ru-BY"/>
+              </w:rPr>
+              <w:t>Тип данных</w:t>
+            </w:r>
+          </w:p>
+        </w:tc>
+        <w:tc>
+          <w:tcPr>
+            <w:tcW w:w="0" w:type="auto"/>
+            <w:tcBorders>
+              <w:top w:val="nil"/>
+            </w:tcBorders>
+            <w:tcMar>
+              <w:top w:w="150" w:type="dxa"/>
+              <w:left w:w="240" w:type="dxa"/>
+              <w:bottom w:w="150" w:type="dxa"/>
+              <w:right w:w="240" w:type="dxa"/>
+            </w:tcMar>
+            <w:vAlign w:val="center"/>
+            <w:hideMark/>
+          </w:tcPr>
+          <w:p>
+            <w:pPr>
+              <w:rPr>
+                <w:rFonts w:ascii="Times New Roman" w:hAnsi="Times New Roman" w:cs="Times New Roman"/>
+                <w:sz w:val="28"/>
+                <w:szCs w:val="28"/>
+                <w:lang w:eastAsia="ru-BY"/>
+              </w:rPr>
+            </w:pPr>
+            <w:r>
+              <w:rPr>
+                <w:rFonts w:ascii="Times New Roman" w:hAnsi="Times New Roman" w:cs="Times New Roman"/>
+                <w:sz w:val="28"/>
+                <w:szCs w:val="28"/>
+                <w:lang w:eastAsia="ru-BY"/>
+              </w:rPr>
+              <w:t>Ограничения</w:t>
+            </w:r>
+          </w:p>
+        </w:tc>
+        <w:tc>
+          <w:tcPr>
+            <w:tcW w:w="0" w:type="auto"/>
+            <w:tcBorders>
+              <w:top w:val="nil"/>
+            </w:tcBorders>
+            <w:tcMar>
+              <w:top w:w="150" w:type="dxa"/>
+              <w:left w:w="240" w:type="dxa"/>
+              <w:bottom w:w="150" w:type="dxa"/>
+              <w:right w:w="240" w:type="dxa"/>
+            </w:tcMar>
+            <w:vAlign w:val="center"/>
+            <w:hideMark/>
+          </w:tcPr>
+          <w:p>
+            <w:pPr>
+              <w:rPr>
+                <w:rFonts w:ascii="Times New Roman" w:hAnsi="Times New Roman" w:cs="Times New Roman"/>
+                <w:sz w:val="28"/>
+                <w:szCs w:val="28"/>
+                <w:lang w:eastAsia="ru-BY"/>
+              </w:rPr>
+            </w:pPr>
+            <w:r>
+              <w:rPr>
+                <w:rFonts w:ascii="Times New Roman" w:hAnsi="Times New Roman" w:cs="Times New Roman"/>
+                <w:sz w:val="28"/>
+                <w:szCs w:val="28"/>
+                <w:lang w:eastAsia="ru-BY"/>
+              </w:rPr>
+              <w:t>Описание</w:t>
+            </w:r>
+          </w:p>
+        </w:tc>
+      </w:tr>
+      <w:tr>
+        <w:trPr>
+          <w:tblHeader/>
+        </w:trPr>
+        <w:tc>
+          <w:tcPr>
+            <w:tcW w:w="0" w:type="auto"/>
+            <w:tcBorders>
+              <w:top w:val="nil"/>
+            </w:tcBorders>
+            <w:tcMar>
+              <w:top w:w="150" w:type="dxa"/>
+              <w:left w:w="0" w:type="dxa"/>
+              <w:bottom w:w="150" w:type="dxa"/>
+              <w:right w:w="240" w:type="dxa"/>
+            </w:tcMar>
+            <w:vAlign w:val="center"/>
+          </w:tcPr>
+          <w:p>
+            <w:pPr>
+              <w:rPr>
+                <w:rFonts w:ascii="Times New Roman" w:hAnsi="Times New Roman" w:cs="Times New Roman"/>
+                <w:sz w:val="28"/>
+                <w:szCs w:val="28"/>
+                <w:lang w:eastAsia="ru-BY"/>
+              </w:rPr>
+            </w:pPr>
+            <w:proofErr w:type="spellStart"/>
+            <w:r>
+              <w:rPr>
+                <w:rFonts w:ascii="Times New Roman" w:hAnsi="Times New Roman" w:cs="Times New Roman"/>
+                <w:sz w:val="28"/>
+                <w:szCs w:val="28"/>
+                <w:lang w:val="en-US" w:eastAsia="ru-BY"/>
+              </w:rPr>
+              <w:t>actual_cost</w:t>
+            </w:r>
+            <w:proofErr w:type="spellEnd"/>
+          </w:p>
+        </w:tc>
+        <w:tc>
+          <w:tcPr>
+            <w:tcW w:w="0" w:type="auto"/>
+            <w:tcBorders>
+              <w:top w:val="nil"/>
+            </w:tcBorders>
+            <w:tcMar>
+              <w:top w:w="150" w:type="dxa"/>
+              <w:left w:w="240" w:type="dxa"/>
+              <w:bottom w:w="150" w:type="dxa"/>
+              <w:right w:w="240" w:type="dxa"/>
+            </w:tcMar>
+            <w:vAlign w:val="center"/>
+          </w:tcPr>
+          <w:p>
+            <w:pPr>
+              <w:rPr>
+                <w:rFonts w:ascii="Times New Roman" w:hAnsi="Times New Roman" w:cs="Times New Roman"/>
+                <w:sz w:val="28"/>
+                <w:szCs w:val="28"/>
+                <w:lang w:eastAsia="ru-BY"/>
+              </w:rPr>
+            </w:pPr>
+            <w:proofErr w:type="gramStart"/>
+            <w:r>
+              <w:rPr>
+                <w:rFonts w:ascii="Times New Roman" w:hAnsi="Times New Roman" w:cs="Times New Roman"/>
+                <w:sz w:val="28"/>
+                <w:szCs w:val="28"/>
+                <w:lang w:val="en-US" w:eastAsia="ru-BY"/>
+              </w:rPr>
+              <w:t>DECIMAL(</w:t>
+            </w:r>
+            <w:proofErr w:type="gramEnd"/>
+            <w:r>
+              <w:rPr>
+                <w:rFonts w:ascii="Times New Roman" w:hAnsi="Times New Roman" w:cs="Times New Roman"/>
+                <w:sz w:val="28"/>
+                <w:szCs w:val="28"/>
+                <w:lang w:val="en-US" w:eastAsia="ru-BY"/>
+              </w:rPr>
+              <w:t>10,2)</w:t>
+            </w:r>
+          </w:p>
+        </w:tc>
+        <w:tc>
+          <w:tcPr>
+            <w:tcW w:w="0" w:type="auto"/>
+            <w:tcBorders>
+              <w:top w:val="nil"/>
+            </w:tcBorders>
+            <w:tcMar>
+              <w:top w:w="150" w:type="dxa"/>
+              <w:left w:w="240" w:type="dxa"/>
+              <w:bottom w:w="150" w:type="dxa"/>
+              <w:right w:w="240" w:type="dxa"/>
+            </w:tcMar>
+            <w:vAlign w:val="center"/>
+          </w:tcPr>
+          <w:p>
+            <w:pPr>
+              <w:rPr>
+                <w:rFonts w:ascii="Times New Roman" w:hAnsi="Times New Roman" w:cs="Times New Roman"/>
+                <w:sz w:val="28"/>
+                <w:szCs w:val="28"/>
+                <w:lang w:eastAsia="ru-BY"/>
+              </w:rPr>
+            </w:pPr>
+            <w:r>
+              <w:rPr>
+                <w:rFonts w:ascii="Times New Roman" w:hAnsi="Times New Roman" w:cs="Times New Roman"/>
+                <w:sz w:val="28"/>
+                <w:szCs w:val="28"/>
+                <w:lang w:val="en-US" w:eastAsia="ru-BY"/>
+              </w:rPr>
+              <w:t>NOT NULL</w:t>
+            </w:r>
+          </w:p>
+        </w:tc>
+        <w:tc>
+          <w:tcPr>
+            <w:tcW w:w="0" w:type="auto"/>
+            <w:tcBorders>
+              <w:top w:val="nil"/>
+            </w:tcBorders>
+            <w:tcMar>
+              <w:top w:w="150" w:type="dxa"/>
+              <w:left w:w="240" w:type="dxa"/>
+              <w:bottom w:w="150" w:type="dxa"/>
+              <w:right w:w="240" w:type="dxa"/>
+            </w:tcMar>
+            <w:vAlign w:val="center"/>
+          </w:tcPr>
+          <w:p>
+            <w:pPr>
+              <w:rPr>
+                <w:rFonts w:ascii="Times New Roman" w:hAnsi="Times New Roman" w:cs="Times New Roman"/>
+                <w:sz w:val="28"/>
+                <w:szCs w:val="28"/>
+                <w:lang w:eastAsia="ru-BY"/>
+              </w:rPr>
+            </w:pPr>
+            <w:r>
+              <w:rPr>
+                <w:rFonts w:ascii="Times New Roman" w:hAnsi="Times New Roman" w:cs="Times New Roman"/>
+                <w:sz w:val="28"/>
+                <w:szCs w:val="28"/>
+                <w:lang w:val="ru-RU" w:eastAsia="ru-BY"/>
+              </w:rPr>
+              <w:t>Стоимость процедуры на момент приёма</w:t>
+            </w:r>
+          </w:p>
+        </w:tc>
+      </w:tr>
+      <w:tr>
+        <w:tc>
+          <w:tcPr>
+            <w:tcW w:w="0" w:type="auto"/>
+            <w:tcMar>
+              <w:top w:w="150" w:type="dxa"/>
+              <w:left w:w="0" w:type="dxa"/>
+              <w:bottom w:w="150" w:type="dxa"/>
+              <w:right w:w="240" w:type="dxa"/>
+            </w:tcMar>
+            <w:vAlign w:val="center"/>
+            <w:hideMark/>
+          </w:tcPr>
+          <w:p>
+            <w:pPr>
+              <w:rPr>
+                <w:rFonts w:ascii="Times New Roman" w:hAnsi="Times New Roman" w:cs="Times New Roman"/>
+                <w:sz w:val="28"/>
+                <w:szCs w:val="28"/>
+                <w:lang w:eastAsia="ru-BY"/>
+              </w:rPr>
+            </w:pPr>
+            <w:proofErr w:type="spellStart"/>
+            <w:r>
+              <w:rPr>
+                <w:rFonts w:ascii="Times New Roman" w:hAnsi="Times New Roman" w:cs="Times New Roman"/>
+                <w:sz w:val="28"/>
+                <w:szCs w:val="28"/>
+                <w:lang w:eastAsia="ru-BY"/>
+              </w:rPr>
+              <w:t>app_trt_id</w:t>
+            </w:r>
+            <w:proofErr w:type="spellEnd"/>
+          </w:p>
+        </w:tc>
+        <w:tc>
+          <w:tcPr>
+            <w:tcW w:w="0" w:type="auto"/>
+            <w:tcMar>
+              <w:top w:w="150" w:type="dxa"/>
+              <w:left w:w="240" w:type="dxa"/>
+              <w:bottom w:w="150" w:type="dxa"/>
+              <w:right w:w="240" w:type="dxa"/>
+            </w:tcMar>
+            <w:vAlign w:val="center"/>
+            <w:hideMark/>
+          </w:tcPr>
+          <w:p>
+            <w:pPr>
+              <w:rPr>
+                <w:rFonts w:ascii="Times New Roman" w:hAnsi="Times New Roman" w:cs="Times New Roman"/>
+                <w:sz w:val="28"/>
+                <w:szCs w:val="28"/>
+                <w:lang w:eastAsia="ru-BY"/>
+              </w:rPr>
+            </w:pPr>
+            <w:r>
+              <w:rPr>
+                <w:rFonts w:ascii="Times New Roman" w:hAnsi="Times New Roman" w:cs="Times New Roman"/>
+                <w:sz w:val="28"/>
+                <w:szCs w:val="28"/>
+                <w:lang w:eastAsia="ru-BY"/>
+              </w:rPr>
+              <w:t>SERIAL</w:t>
+            </w:r>
+          </w:p>
+        </w:tc>
+        <w:tc>
+          <w:tcPr>
+            <w:tcW w:w="0" w:type="auto"/>
+            <w:tcMar>
+              <w:top w:w="150" w:type="dxa"/>
+              <w:left w:w="240" w:type="dxa"/>
+              <w:bottom w:w="150" w:type="dxa"/>
+              <w:right w:w="240" w:type="dxa"/>
+            </w:tcMar>
+            <w:vAlign w:val="center"/>
+            <w:hideMark/>
+          </w:tcPr>
+          <w:p>
+            <w:pPr>
+              <w:rPr>
+                <w:rFonts w:ascii="Times New Roman" w:hAnsi="Times New Roman" w:cs="Times New Roman"/>
+                <w:sz w:val="28"/>
+                <w:szCs w:val="28"/>
+                <w:lang w:eastAsia="ru-BY"/>
+              </w:rPr>
+            </w:pPr>
+            <w:r>
+              <w:rPr>
+                <w:rFonts w:ascii="Times New Roman" w:hAnsi="Times New Roman" w:cs="Times New Roman"/>
+                <w:sz w:val="28"/>
+                <w:szCs w:val="28"/>
+                <w:lang w:eastAsia="ru-BY"/>
+              </w:rPr>
+              <w:t>PRIMARY KEY, NOT NULL</w:t>
+            </w:r>
+          </w:p>
+        </w:tc>
+        <w:tc>
+          <w:tcPr>
+            <w:tcW w:w="0" w:type="auto"/>
+            <w:tcMar>
+              <w:top w:w="150" w:type="dxa"/>
+              <w:left w:w="240" w:type="dxa"/>
+              <w:bottom w:w="150" w:type="dxa"/>
+              <w:right w:w="0" w:type="dxa"/>
+            </w:tcMar>
+            <w:vAlign w:val="center"/>
+            <w:hideMark/>
+          </w:tcPr>
+          <w:p>
+            <w:pPr>
+              <w:rPr>
+                <w:rFonts w:ascii="Times New Roman" w:hAnsi="Times New Roman" w:cs="Times New Roman"/>
+                <w:sz w:val="28"/>
+                <w:szCs w:val="28"/>
+                <w:lang w:eastAsia="ru-BY"/>
+              </w:rPr>
+            </w:pPr>
+            <w:r>
+              <w:rPr>
+                <w:rFonts w:ascii="Times New Roman" w:hAnsi="Times New Roman" w:cs="Times New Roman"/>
+                <w:sz w:val="28"/>
+                <w:szCs w:val="28"/>
+                <w:lang w:eastAsia="ru-BY"/>
+              </w:rPr>
+              <w:t>Уникальный ID записи</w:t>
+            </w:r>
+          </w:p>
+        </w:tc>
+      </w:tr>
+      <w:tr>
+        <w:tc>
+          <w:tcPr>
+            <w:tcW w:w="0" w:type="auto"/>
+            <w:tcMar>
+              <w:top w:w="150" w:type="dxa"/>
+              <w:left w:w="0" w:type="dxa"/>
+              <w:bottom w:w="150" w:type="dxa"/>
+              <w:right w:w="240" w:type="dxa"/>
+            </w:tcMar>
+            <w:vAlign w:val="center"/>
+            <w:hideMark/>
+          </w:tcPr>
+          <w:p>
+            <w:pPr>
+              <w:rPr>
+                <w:rFonts w:ascii="Times New Roman" w:hAnsi="Times New Roman" w:cs="Times New Roman"/>
+                <w:sz w:val="28"/>
+                <w:szCs w:val="28"/>
+                <w:lang w:eastAsia="ru-BY"/>
+              </w:rPr>
+            </w:pPr>
+            <w:proofErr w:type="spellStart"/>
+            <w:r>
+              <w:rPr>
+                <w:rFonts w:ascii="Times New Roman" w:hAnsi="Times New Roman" w:cs="Times New Roman"/>
+                <w:sz w:val="28"/>
+                <w:szCs w:val="28"/>
+                <w:lang w:eastAsia="ru-BY"/>
+              </w:rPr>
+              <w:t>appointment_id</w:t>
+            </w:r>
+            <w:proofErr w:type="spellEnd"/>
+          </w:p>
+        </w:tc>
+        <w:tc>
+          <w:tcPr>
+            <w:tcW w:w="0" w:type="auto"/>
+            <w:tcMar>
+              <w:top w:w="150" w:type="dxa"/>
+              <w:left w:w="240" w:type="dxa"/>
+              <w:bottom w:w="150" w:type="dxa"/>
+              <w:right w:w="240" w:type="dxa"/>
+            </w:tcMar>
+            <w:vAlign w:val="center"/>
+            <w:hideMark/>
+          </w:tcPr>
+          <w:p>
+            <w:pPr>
+              <w:rPr>
+                <w:rFonts w:ascii="Times New Roman" w:hAnsi="Times New Roman" w:cs="Times New Roman"/>
+                <w:sz w:val="28"/>
+                <w:szCs w:val="28"/>
+                <w:lang w:eastAsia="ru-BY"/>
+              </w:rPr>
+            </w:pPr>
+            <w:r>
+              <w:rPr>
+                <w:rFonts w:ascii="Times New Roman" w:hAnsi="Times New Roman" w:cs="Times New Roman"/>
+                <w:sz w:val="28"/>
+                <w:szCs w:val="28"/>
+                <w:lang w:eastAsia="ru-BY"/>
+              </w:rPr>
+              <w:t>INTEGER</w:t>
+            </w:r>
+          </w:p>
+        </w:tc>
+        <w:tc>
+          <w:tcPr>
+            <w:tcW w:w="0" w:type="auto"/>
+            <w:tcMar>
+              <w:top w:w="150" w:type="dxa"/>
+              <w:left w:w="240" w:type="dxa"/>
+              <w:bottom w:w="150" w:type="dxa"/>
+              <w:right w:w="240" w:type="dxa"/>
+            </w:tcMar>
+            <w:vAlign w:val="center"/>
+            <w:hideMark/>
+          </w:tcPr>
+          <w:p>
+            <w:pPr>
+              <w:rPr>
+                <w:rFonts w:ascii="Times New Roman" w:hAnsi="Times New Roman" w:cs="Times New Roman"/>
+                <w:sz w:val="28"/>
+                <w:szCs w:val="28"/>
+                <w:lang w:eastAsia="ru-BY"/>
+              </w:rPr>
+            </w:pPr>
+            <w:r>
+              <w:rPr>
+                <w:rFonts w:ascii="Times New Roman" w:hAnsi="Times New Roman" w:cs="Times New Roman"/>
+                <w:sz w:val="28"/>
+                <w:szCs w:val="28"/>
+                <w:lang w:eastAsia="ru-BY"/>
+              </w:rPr>
+              <w:t>FOREIGN KEY (</w:t>
+            </w:r>
+            <w:proofErr w:type="spellStart"/>
+            <w:r>
+              <w:rPr>
+                <w:rFonts w:ascii="Times New Roman" w:hAnsi="Times New Roman" w:cs="Times New Roman"/>
+                <w:sz w:val="28"/>
+                <w:szCs w:val="28"/>
+                <w:lang w:eastAsia="ru-BY"/>
+              </w:rPr>
+              <w:t>references</w:t>
+            </w:r>
+            <w:proofErr w:type="spellEnd"/>
+            <w:r>
+              <w:rPr>
+                <w:rFonts w:ascii="Times New Roman" w:hAnsi="Times New Roman" w:cs="Times New Roman"/>
+                <w:sz w:val="28"/>
+                <w:szCs w:val="28"/>
+                <w:lang w:eastAsia="ru-BY"/>
+              </w:rPr>
+              <w:t xml:space="preserve"> </w:t>
+            </w:r>
+            <w:proofErr w:type="spellStart"/>
+            <w:proofErr w:type="gramStart"/>
+            <w:r>
+              <w:rPr>
+                <w:rFonts w:ascii="Times New Roman" w:hAnsi="Times New Roman" w:cs="Times New Roman"/>
+                <w:sz w:val="28"/>
+                <w:szCs w:val="28"/>
+                <w:lang w:eastAsia="ru-BY"/>
+              </w:rPr>
+              <w:t>appointments.appointment</w:t>
+            </w:r>
+            <w:proofErr w:type="gramEnd"/>
+            <w:r>
+              <w:rPr>
+                <w:rFonts w:ascii="Times New Roman" w:hAnsi="Times New Roman" w:cs="Times New Roman"/>
+                <w:sz w:val="28"/>
+                <w:szCs w:val="28"/>
+                <w:lang w:eastAsia="ru-BY"/>
+              </w:rPr>
+              <w:t>_id</w:t>
+            </w:r>
+            <w:proofErr w:type="spellEnd"/>
+            <w:r>
+              <w:rPr>
+                <w:rFonts w:ascii="Times New Roman" w:hAnsi="Times New Roman" w:cs="Times New Roman"/>
+                <w:sz w:val="28"/>
+                <w:szCs w:val="28"/>
+                <w:lang w:eastAsia="ru-BY"/>
+              </w:rPr>
+              <w:t>), NOT NULL</w:t>
+            </w:r>
+          </w:p>
+        </w:tc>
+        <w:tc>
+          <w:tcPr>
+            <w:tcW w:w="0" w:type="auto"/>
+            <w:tcMar>
+              <w:top w:w="150" w:type="dxa"/>
+              <w:left w:w="240" w:type="dxa"/>
+              <w:bottom w:w="150" w:type="dxa"/>
+              <w:right w:w="0" w:type="dxa"/>
+            </w:tcMar>
+            <w:vAlign w:val="center"/>
+            <w:hideMark/>
+          </w:tcPr>
+          <w:p>
+            <w:pPr>
+              <w:rPr>
+                <w:rFonts w:ascii="Times New Roman" w:hAnsi="Times New Roman" w:cs="Times New Roman"/>
+                <w:sz w:val="28"/>
+                <w:szCs w:val="28"/>
+                <w:lang w:eastAsia="ru-BY"/>
+              </w:rPr>
+            </w:pPr>
+            <w:r>
+              <w:rPr>
+                <w:rFonts w:ascii="Times New Roman" w:hAnsi="Times New Roman" w:cs="Times New Roman"/>
+                <w:sz w:val="28"/>
+                <w:szCs w:val="28"/>
+                <w:lang w:eastAsia="ru-BY"/>
+              </w:rPr>
+              <w:t>Ссылка на приём</w:t>
+            </w:r>
+          </w:p>
+        </w:tc>
+      </w:tr>
+      <w:tr>
+        <w:tc>
+          <w:tcPr>
+            <w:tcW w:w="0" w:type="auto"/>
+            <w:tcMar>
+              <w:top w:w="150" w:type="dxa"/>
+              <w:left w:w="0" w:type="dxa"/>
+              <w:bottom w:w="150" w:type="dxa"/>
+              <w:right w:w="240" w:type="dxa"/>
+            </w:tcMar>
+            <w:vAlign w:val="center"/>
+            <w:hideMark/>
+          </w:tcPr>
+          <w:p>
+            <w:pPr>
+              <w:rPr>
+                <w:rFonts w:ascii="Times New Roman" w:hAnsi="Times New Roman" w:cs="Times New Roman"/>
+                <w:sz w:val="28"/>
+                <w:szCs w:val="28"/>
+                <w:lang w:eastAsia="ru-BY"/>
+              </w:rPr>
+            </w:pPr>
+            <w:proofErr w:type="spellStart"/>
+            <w:r>
+              <w:rPr>
+                <w:rFonts w:ascii="Times New Roman" w:hAnsi="Times New Roman" w:cs="Times New Roman"/>
+                <w:sz w:val="28"/>
+                <w:szCs w:val="28"/>
+                <w:lang w:eastAsia="ru-BY"/>
+              </w:rPr>
+              <w:lastRenderedPageBreak/>
+              <w:t>treatment_id</w:t>
+            </w:r>
+            <w:proofErr w:type="spellEnd"/>
+          </w:p>
+        </w:tc>
+        <w:tc>
+          <w:tcPr>
+            <w:tcW w:w="0" w:type="auto"/>
+            <w:tcMar>
+              <w:top w:w="150" w:type="dxa"/>
+              <w:left w:w="240" w:type="dxa"/>
+              <w:bottom w:w="150" w:type="dxa"/>
+              <w:right w:w="240" w:type="dxa"/>
+            </w:tcMar>
+            <w:vAlign w:val="center"/>
+            <w:hideMark/>
+          </w:tcPr>
+          <w:p>
+            <w:pPr>
+              <w:rPr>
+                <w:rFonts w:ascii="Times New Roman" w:hAnsi="Times New Roman" w:cs="Times New Roman"/>
+                <w:sz w:val="28"/>
+                <w:szCs w:val="28"/>
+                <w:lang w:eastAsia="ru-BY"/>
+              </w:rPr>
+            </w:pPr>
+            <w:r>
+              <w:rPr>
+                <w:rFonts w:ascii="Times New Roman" w:hAnsi="Times New Roman" w:cs="Times New Roman"/>
+                <w:sz w:val="28"/>
+                <w:szCs w:val="28"/>
+                <w:lang w:eastAsia="ru-BY"/>
+              </w:rPr>
+              <w:t>INTEGER</w:t>
+            </w:r>
+          </w:p>
+        </w:tc>
+        <w:tc>
+          <w:tcPr>
+            <w:tcW w:w="0" w:type="auto"/>
+            <w:tcMar>
+              <w:top w:w="150" w:type="dxa"/>
+              <w:left w:w="240" w:type="dxa"/>
+              <w:bottom w:w="150" w:type="dxa"/>
+              <w:right w:w="240" w:type="dxa"/>
+            </w:tcMar>
+            <w:vAlign w:val="center"/>
+            <w:hideMark/>
+          </w:tcPr>
+          <w:p>
+            <w:pPr>
+              <w:rPr>
+                <w:rFonts w:ascii="Times New Roman" w:hAnsi="Times New Roman" w:cs="Times New Roman"/>
+                <w:sz w:val="28"/>
+                <w:szCs w:val="28"/>
+                <w:lang w:eastAsia="ru-BY"/>
+              </w:rPr>
+            </w:pPr>
+            <w:r>
+              <w:rPr>
+                <w:rFonts w:ascii="Times New Roman" w:hAnsi="Times New Roman" w:cs="Times New Roman"/>
+                <w:sz w:val="28"/>
+                <w:szCs w:val="28"/>
+                <w:lang w:eastAsia="ru-BY"/>
+              </w:rPr>
+              <w:t>FOREIGN KEY (</w:t>
+            </w:r>
+            <w:proofErr w:type="spellStart"/>
+            <w:r>
+              <w:rPr>
+                <w:rFonts w:ascii="Times New Roman" w:hAnsi="Times New Roman" w:cs="Times New Roman"/>
+                <w:sz w:val="28"/>
+                <w:szCs w:val="28"/>
+                <w:lang w:eastAsia="ru-BY"/>
+              </w:rPr>
+              <w:t>references</w:t>
+            </w:r>
+            <w:proofErr w:type="spellEnd"/>
+            <w:r>
+              <w:rPr>
+                <w:rFonts w:ascii="Times New Roman" w:hAnsi="Times New Roman" w:cs="Times New Roman"/>
+                <w:sz w:val="28"/>
+                <w:szCs w:val="28"/>
+                <w:lang w:eastAsia="ru-BY"/>
+              </w:rPr>
+              <w:t xml:space="preserve"> </w:t>
+            </w:r>
+            <w:proofErr w:type="spellStart"/>
+            <w:proofErr w:type="gramStart"/>
+            <w:r>
+              <w:rPr>
+                <w:rFonts w:ascii="Times New Roman" w:hAnsi="Times New Roman" w:cs="Times New Roman"/>
+                <w:sz w:val="28"/>
+                <w:szCs w:val="28"/>
+                <w:lang w:eastAsia="ru-BY"/>
+              </w:rPr>
+              <w:t>treatments.treatment</w:t>
+            </w:r>
+            <w:proofErr w:type="gramEnd"/>
+            <w:r>
+              <w:rPr>
+                <w:rFonts w:ascii="Times New Roman" w:hAnsi="Times New Roman" w:cs="Times New Roman"/>
+                <w:sz w:val="28"/>
+                <w:szCs w:val="28"/>
+                <w:lang w:eastAsia="ru-BY"/>
+              </w:rPr>
+              <w:t>_id</w:t>
+            </w:r>
+            <w:proofErr w:type="spellEnd"/>
+            <w:r>
+              <w:rPr>
+                <w:rFonts w:ascii="Times New Roman" w:hAnsi="Times New Roman" w:cs="Times New Roman"/>
+                <w:sz w:val="28"/>
+                <w:szCs w:val="28"/>
+                <w:lang w:eastAsia="ru-BY"/>
+              </w:rPr>
+              <w:t>), NOT NULL</w:t>
+            </w:r>
+          </w:p>
+        </w:tc>
+        <w:tc>
+          <w:tcPr>
+            <w:tcW w:w="0" w:type="auto"/>
+            <w:tcMar>
+              <w:top w:w="150" w:type="dxa"/>
+              <w:left w:w="240" w:type="dxa"/>
+              <w:bottom w:w="150" w:type="dxa"/>
+              <w:right w:w="0" w:type="dxa"/>
+            </w:tcMar>
+            <w:vAlign w:val="center"/>
+            <w:hideMark/>
+          </w:tcPr>
+          <w:p>
+            <w:pPr>
+              <w:rPr>
+                <w:rFonts w:ascii="Times New Roman" w:hAnsi="Times New Roman" w:cs="Times New Roman"/>
+                <w:sz w:val="28"/>
+                <w:szCs w:val="28"/>
+                <w:lang w:eastAsia="ru-BY"/>
+              </w:rPr>
+            </w:pPr>
+            <w:r>
+              <w:rPr>
+                <w:rFonts w:ascii="Times New Roman" w:hAnsi="Times New Roman" w:cs="Times New Roman"/>
+                <w:sz w:val="28"/>
+                <w:szCs w:val="28"/>
+                <w:lang w:eastAsia="ru-BY"/>
+              </w:rPr>
+              <w:t>Ссылка на процедуру</w:t>
+            </w:r>
+          </w:p>
+        </w:tc>
+      </w:tr>
+      <w:tr>
+        <w:tc>
+          <w:tcPr>
+            <w:tcW w:w="0" w:type="auto"/>
+            <w:tcMar>
+              <w:top w:w="150" w:type="dxa"/>
+              <w:left w:w="0" w:type="dxa"/>
+              <w:bottom w:w="150" w:type="dxa"/>
+              <w:right w:w="240" w:type="dxa"/>
+            </w:tcMar>
+            <w:vAlign w:val="center"/>
+            <w:hideMark/>
+          </w:tcPr>
+          <w:p>
+            <w:pPr>
+              <w:rPr>
+                <w:rFonts w:ascii="Times New Roman" w:hAnsi="Times New Roman" w:cs="Times New Roman"/>
+                <w:sz w:val="28"/>
+                <w:szCs w:val="28"/>
+                <w:lang w:eastAsia="ru-BY"/>
+              </w:rPr>
+            </w:pPr>
+            <w:proofErr w:type="spellStart"/>
+            <w:r>
+              <w:rPr>
+                <w:rFonts w:ascii="Times New Roman" w:hAnsi="Times New Roman" w:cs="Times New Roman"/>
+                <w:sz w:val="28"/>
+                <w:szCs w:val="28"/>
+                <w:lang w:eastAsia="ru-BY"/>
+              </w:rPr>
+              <w:t>quantity</w:t>
+            </w:r>
+            <w:proofErr w:type="spellEnd"/>
+          </w:p>
+        </w:tc>
+        <w:tc>
+          <w:tcPr>
+            <w:tcW w:w="0" w:type="auto"/>
+            <w:tcMar>
+              <w:top w:w="150" w:type="dxa"/>
+              <w:left w:w="240" w:type="dxa"/>
+              <w:bottom w:w="150" w:type="dxa"/>
+              <w:right w:w="240" w:type="dxa"/>
+            </w:tcMar>
+            <w:vAlign w:val="center"/>
+            <w:hideMark/>
+          </w:tcPr>
+          <w:p>
+            <w:pPr>
+              <w:rPr>
+                <w:rFonts w:ascii="Times New Roman" w:hAnsi="Times New Roman" w:cs="Times New Roman"/>
+                <w:sz w:val="28"/>
+                <w:szCs w:val="28"/>
+                <w:lang w:eastAsia="ru-BY"/>
+              </w:rPr>
+            </w:pPr>
+            <w:r>
+              <w:rPr>
+                <w:rFonts w:ascii="Times New Roman" w:hAnsi="Times New Roman" w:cs="Times New Roman"/>
+                <w:sz w:val="28"/>
+                <w:szCs w:val="28"/>
+                <w:lang w:eastAsia="ru-BY"/>
+              </w:rPr>
+              <w:t>INTEGER</w:t>
+            </w:r>
+          </w:p>
+        </w:tc>
+        <w:tc>
+          <w:tcPr>
+            <w:tcW w:w="0" w:type="auto"/>
+            <w:tcMar>
+              <w:top w:w="150" w:type="dxa"/>
+              <w:left w:w="240" w:type="dxa"/>
+              <w:bottom w:w="150" w:type="dxa"/>
+              <w:right w:w="240" w:type="dxa"/>
+            </w:tcMar>
+            <w:vAlign w:val="center"/>
+            <w:hideMark/>
+          </w:tcPr>
+          <w:p>
+            <w:pPr>
+              <w:rPr>
+                <w:rFonts w:ascii="Times New Roman" w:hAnsi="Times New Roman" w:cs="Times New Roman"/>
+                <w:sz w:val="28"/>
+                <w:szCs w:val="28"/>
+                <w:lang w:eastAsia="ru-BY"/>
+              </w:rPr>
+            </w:pPr>
+            <w:r>
+              <w:rPr>
+                <w:rFonts w:ascii="Times New Roman" w:hAnsi="Times New Roman" w:cs="Times New Roman"/>
+                <w:sz w:val="28"/>
+                <w:szCs w:val="28"/>
+                <w:lang w:eastAsia="ru-BY"/>
+              </w:rPr>
+              <w:t>DEFAULT 1, CHECK (</w:t>
+            </w:r>
+            <w:proofErr w:type="spellStart"/>
+            <w:proofErr w:type="gramStart"/>
+            <w:r>
+              <w:rPr>
+                <w:rFonts w:ascii="Times New Roman" w:hAnsi="Times New Roman" w:cs="Times New Roman"/>
+                <w:sz w:val="28"/>
+                <w:szCs w:val="28"/>
+                <w:lang w:eastAsia="ru-BY"/>
+              </w:rPr>
+              <w:t>quantity</w:t>
+            </w:r>
+            <w:proofErr w:type="spellEnd"/>
+            <w:r>
+              <w:rPr>
+                <w:rFonts w:ascii="Times New Roman" w:hAnsi="Times New Roman" w:cs="Times New Roman"/>
+                <w:sz w:val="28"/>
+                <w:szCs w:val="28"/>
+                <w:lang w:eastAsia="ru-BY"/>
+              </w:rPr>
+              <w:t xml:space="preserve"> &gt;</w:t>
+            </w:r>
+            <w:proofErr w:type="gramEnd"/>
+            <w:r>
+              <w:rPr>
+                <w:rFonts w:ascii="Times New Roman" w:hAnsi="Times New Roman" w:cs="Times New Roman"/>
+                <w:sz w:val="28"/>
+                <w:szCs w:val="28"/>
+                <w:lang w:eastAsia="ru-BY"/>
+              </w:rPr>
+              <w:t xml:space="preserve"> 0)</w:t>
+            </w:r>
+          </w:p>
+        </w:tc>
+        <w:tc>
+          <w:tcPr>
+            <w:tcW w:w="0" w:type="auto"/>
+            <w:tcMar>
+              <w:top w:w="150" w:type="dxa"/>
+              <w:left w:w="240" w:type="dxa"/>
+              <w:bottom w:w="150" w:type="dxa"/>
+              <w:right w:w="0" w:type="dxa"/>
+            </w:tcMar>
+            <w:vAlign w:val="center"/>
+            <w:hideMark/>
+          </w:tcPr>
+          <w:p>
+            <w:pPr>
+              <w:rPr>
+                <w:rFonts w:ascii="Times New Roman" w:hAnsi="Times New Roman" w:cs="Times New Roman"/>
+                <w:sz w:val="28"/>
+                <w:szCs w:val="28"/>
+                <w:lang w:eastAsia="ru-BY"/>
+              </w:rPr>
+            </w:pPr>
+            <w:r>
+              <w:rPr>
+                <w:rFonts w:ascii="Times New Roman" w:hAnsi="Times New Roman" w:cs="Times New Roman"/>
+                <w:sz w:val="28"/>
+                <w:szCs w:val="28"/>
+                <w:lang w:eastAsia="ru-BY"/>
+              </w:rPr>
+              <w:t>Количество</w:t>
+            </w:r>
+          </w:p>
+        </w:tc>
+      </w:tr>
+      <w:tr>
+        <w:tc>
+          <w:tcPr>
+            <w:tcW w:w="0" w:type="auto"/>
+            <w:tcMar>
+              <w:top w:w="150" w:type="dxa"/>
+              <w:left w:w="0" w:type="dxa"/>
+              <w:bottom w:w="150" w:type="dxa"/>
+              <w:right w:w="240" w:type="dxa"/>
+            </w:tcMar>
+            <w:vAlign w:val="center"/>
+            <w:hideMark/>
+          </w:tcPr>
+          <w:p>
+            <w:pPr>
+              <w:rPr>
+                <w:rFonts w:ascii="Times New Roman" w:hAnsi="Times New Roman" w:cs="Times New Roman"/>
+                <w:sz w:val="28"/>
+                <w:szCs w:val="28"/>
+                <w:lang w:eastAsia="ru-BY"/>
+              </w:rPr>
+            </w:pPr>
+          </w:p>
+        </w:tc>
+        <w:tc>
+          <w:tcPr>
+            <w:tcW w:w="0" w:type="auto"/>
+            <w:tcMar>
+              <w:top w:w="150" w:type="dxa"/>
+              <w:left w:w="240" w:type="dxa"/>
+              <w:bottom w:w="150" w:type="dxa"/>
+              <w:right w:w="240" w:type="dxa"/>
+            </w:tcMar>
+            <w:vAlign w:val="center"/>
+            <w:hideMark/>
+          </w:tcPr>
+          <w:p>
+            <w:pPr>
+              <w:rPr>
+                <w:rFonts w:ascii="Times New Roman" w:hAnsi="Times New Roman" w:cs="Times New Roman"/>
+                <w:sz w:val="28"/>
+                <w:szCs w:val="28"/>
+                <w:lang w:eastAsia="ru-BY"/>
+              </w:rPr>
+            </w:pPr>
+          </w:p>
+        </w:tc>
+        <w:tc>
+          <w:tcPr>
+            <w:tcW w:w="0" w:type="auto"/>
+            <w:tcMar>
+              <w:top w:w="150" w:type="dxa"/>
+              <w:left w:w="240" w:type="dxa"/>
+              <w:bottom w:w="150" w:type="dxa"/>
+              <w:right w:w="240" w:type="dxa"/>
+            </w:tcMar>
+            <w:vAlign w:val="center"/>
+            <w:hideMark/>
+          </w:tcPr>
+          <w:p>
+            <w:pPr>
+              <w:rPr>
+                <w:rFonts w:ascii="Times New Roman" w:hAnsi="Times New Roman" w:cs="Times New Roman"/>
+                <w:sz w:val="28"/>
+                <w:szCs w:val="28"/>
+                <w:lang w:eastAsia="ru-BY"/>
+              </w:rPr>
+            </w:pPr>
+            <w:r>
+              <w:rPr>
+                <w:rFonts w:ascii="Times New Roman" w:hAnsi="Times New Roman" w:cs="Times New Roman"/>
+                <w:sz w:val="28"/>
+                <w:szCs w:val="28"/>
+                <w:lang w:eastAsia="ru-BY"/>
+              </w:rPr>
+              <w:t>UNIQUE (</w:t>
+            </w:r>
+            <w:proofErr w:type="spellStart"/>
+            <w:r>
+              <w:rPr>
+                <w:rFonts w:ascii="Times New Roman" w:hAnsi="Times New Roman" w:cs="Times New Roman"/>
+                <w:sz w:val="28"/>
+                <w:szCs w:val="28"/>
+                <w:lang w:eastAsia="ru-BY"/>
+              </w:rPr>
+              <w:t>appointment_id</w:t>
+            </w:r>
+            <w:proofErr w:type="spellEnd"/>
+            <w:r>
+              <w:rPr>
+                <w:rFonts w:ascii="Times New Roman" w:hAnsi="Times New Roman" w:cs="Times New Roman"/>
+                <w:sz w:val="28"/>
+                <w:szCs w:val="28"/>
+                <w:lang w:eastAsia="ru-BY"/>
+              </w:rPr>
+              <w:t xml:space="preserve">, </w:t>
+            </w:r>
+            <w:proofErr w:type="spellStart"/>
+            <w:r>
+              <w:rPr>
+                <w:rFonts w:ascii="Times New Roman" w:hAnsi="Times New Roman" w:cs="Times New Roman"/>
+                <w:sz w:val="28"/>
+                <w:szCs w:val="28"/>
+                <w:lang w:eastAsia="ru-BY"/>
+              </w:rPr>
+              <w:t>treatment_id</w:t>
+            </w:r>
+            <w:proofErr w:type="spellEnd"/>
+            <w:r>
+              <w:rPr>
+                <w:rFonts w:ascii="Times New Roman" w:hAnsi="Times New Roman" w:cs="Times New Roman"/>
+                <w:sz w:val="28"/>
+                <w:szCs w:val="28"/>
+                <w:lang w:eastAsia="ru-BY"/>
+              </w:rPr>
+              <w:t>)</w:t>
+            </w:r>
+          </w:p>
+        </w:tc>
+        <w:tc>
+          <w:tcPr>
+            <w:tcW w:w="0" w:type="auto"/>
+            <w:tcMar>
+              <w:top w:w="150" w:type="dxa"/>
+              <w:left w:w="240" w:type="dxa"/>
+              <w:bottom w:w="150" w:type="dxa"/>
+              <w:right w:w="0" w:type="dxa"/>
+            </w:tcMar>
+            <w:vAlign w:val="center"/>
             <w:hideMark/>
           </w:tcPr>
           <w:p>
@@ -5575,6 +9169,136 @@
               </w:rPr>
               <w:t>Не дублировать процедуру на приёме</w:t>
             </w:r>
+          </w:p>
+        </w:tc>
+      </w:tr>
+      <w:tr>
+        <w:tc>
+          <w:tcPr>
+            <w:tcW w:w="0" w:type="auto"/>
+            <w:tcMar>
+              <w:top w:w="150" w:type="dxa"/>
+              <w:left w:w="0" w:type="dxa"/>
+              <w:bottom w:w="150" w:type="dxa"/>
+              <w:right w:w="240" w:type="dxa"/>
+            </w:tcMar>
+            <w:vAlign w:val="center"/>
+          </w:tcPr>
+          <w:p>
+            <w:pPr>
+              <w:rPr>
+                <w:rFonts w:ascii="Times New Roman" w:hAnsi="Times New Roman" w:cs="Times New Roman"/>
+                <w:sz w:val="28"/>
+                <w:szCs w:val="28"/>
+                <w:lang w:val="en-US" w:eastAsia="ru-BY"/>
+              </w:rPr>
+            </w:pPr>
+            <w:proofErr w:type="spellStart"/>
+            <w:r>
+              <w:rPr>
+                <w:rFonts w:ascii="Times New Roman" w:hAnsi="Times New Roman" w:cs="Times New Roman"/>
+                <w:sz w:val="28"/>
+                <w:szCs w:val="28"/>
+                <w:lang w:val="en-US" w:eastAsia="ru-BY"/>
+              </w:rPr>
+              <w:t>actual_cost</w:t>
+            </w:r>
+            <w:proofErr w:type="spellEnd"/>
+          </w:p>
+        </w:tc>
+        <w:tc>
+          <w:tcPr>
+            <w:tcW w:w="0" w:type="auto"/>
+            <w:tcMar>
+              <w:top w:w="150" w:type="dxa"/>
+              <w:left w:w="240" w:type="dxa"/>
+              <w:bottom w:w="150" w:type="dxa"/>
+              <w:right w:w="240" w:type="dxa"/>
+            </w:tcMar>
+            <w:vAlign w:val="center"/>
+          </w:tcPr>
+          <w:p>
+            <w:pPr>
+              <w:rPr>
+                <w:rFonts w:ascii="Times New Roman" w:hAnsi="Times New Roman" w:cs="Times New Roman"/>
+                <w:sz w:val="28"/>
+                <w:szCs w:val="28"/>
+                <w:lang w:val="en-US" w:eastAsia="ru-BY"/>
+              </w:rPr>
+            </w:pPr>
+            <w:proofErr w:type="gramStart"/>
+            <w:r>
+              <w:rPr>
+                <w:rFonts w:ascii="Times New Roman" w:hAnsi="Times New Roman" w:cs="Times New Roman"/>
+                <w:sz w:val="28"/>
+                <w:szCs w:val="28"/>
+                <w:lang w:val="en-US" w:eastAsia="ru-BY"/>
+              </w:rPr>
+              <w:t>DECIMAL(</w:t>
+            </w:r>
+            <w:proofErr w:type="gramEnd"/>
+            <w:r>
+              <w:rPr>
+                <w:rFonts w:ascii="Times New Roman" w:hAnsi="Times New Roman" w:cs="Times New Roman"/>
+                <w:sz w:val="28"/>
+                <w:szCs w:val="28"/>
+                <w:lang w:val="en-US" w:eastAsia="ru-BY"/>
+              </w:rPr>
+              <w:t>10,2)</w:t>
+            </w:r>
+          </w:p>
+        </w:tc>
+        <w:tc>
+          <w:tcPr>
+            <w:tcW w:w="0" w:type="auto"/>
+            <w:tcMar>
+              <w:top w:w="150" w:type="dxa"/>
+              <w:left w:w="240" w:type="dxa"/>
+              <w:bottom w:w="150" w:type="dxa"/>
+              <w:right w:w="240" w:type="dxa"/>
+            </w:tcMar>
+            <w:vAlign w:val="center"/>
+          </w:tcPr>
+          <w:p>
+            <w:pPr>
+              <w:rPr>
+                <w:rFonts w:ascii="Times New Roman" w:hAnsi="Times New Roman" w:cs="Times New Roman"/>
+                <w:sz w:val="28"/>
+                <w:szCs w:val="28"/>
+                <w:lang w:val="en-US" w:eastAsia="ru-BY"/>
+              </w:rPr>
+            </w:pPr>
+            <w:r>
+              <w:rPr>
+                <w:rFonts w:ascii="Times New Roman" w:hAnsi="Times New Roman" w:cs="Times New Roman"/>
+                <w:sz w:val="28"/>
+                <w:szCs w:val="28"/>
+                <w:lang w:val="en-US" w:eastAsia="ru-BY"/>
+              </w:rPr>
+              <w:t>NOT NULL</w:t>
+            </w:r>
+          </w:p>
+        </w:tc>
+        <w:tc>
+          <w:tcPr>
+            <w:tcW w:w="0" w:type="auto"/>
+            <w:tcMar>
+              <w:top w:w="150" w:type="dxa"/>
+              <w:left w:w="240" w:type="dxa"/>
+              <w:bottom w:w="150" w:type="dxa"/>
+              <w:right w:w="0" w:type="dxa"/>
+            </w:tcMar>
+            <w:vAlign w:val="center"/>
+          </w:tcPr>
+          <w:p>
+            <w:pPr>
+              <w:rPr>
+                <w:rFonts w:ascii="Times New Roman" w:hAnsi="Times New Roman" w:cs="Times New Roman"/>
+                <w:sz w:val="28"/>
+                <w:szCs w:val="28"/>
+                <w:lang w:eastAsia="ru-BY"/>
+              </w:rPr>
+            </w:pPr>
           </w:p>
         </w:tc>
       </w:tr>
@@ -5622,15 +9346,47 @@
           <w:lang w:eastAsia="ru-BY"/>
         </w:rPr>
       </w:pPr>
-      <w:r>
-        <w:rPr>
-          <w:rFonts w:ascii="Times New Roman" w:hAnsi="Times New Roman" w:cs="Times New Roman"/>
-          <w:sz w:val="28"/>
-          <w:szCs w:val="28"/>
-          <w:lang w:eastAsia="ru-BY"/>
-        </w:rPr>
-        <w:t>owners → pets (Один-ко-многим): Один владелец может иметь много питомцев. Связь реализована через внешний ключ </w:t>
-      </w:r>
+      <w:proofErr w:type="spellStart"/>
+      <w:r>
+        <w:rPr>
+          <w:rFonts w:ascii="Times New Roman" w:hAnsi="Times New Roman" w:cs="Times New Roman"/>
+          <w:sz w:val="28"/>
+          <w:szCs w:val="28"/>
+          <w:lang w:eastAsia="ru-BY"/>
+        </w:rPr>
+        <w:t>owners</w:t>
+      </w:r>
+      <w:proofErr w:type="spellEnd"/>
+      <w:r>
+        <w:rPr>
+          <w:rFonts w:ascii="Times New Roman" w:hAnsi="Times New Roman" w:cs="Times New Roman"/>
+          <w:sz w:val="28"/>
+          <w:szCs w:val="28"/>
+          <w:lang w:eastAsia="ru-BY"/>
+        </w:rPr>
+        <w:t xml:space="preserve"> → </w:t>
+      </w:r>
+      <w:proofErr w:type="spellStart"/>
+      <w:r>
+        <w:rPr>
+          <w:rFonts w:ascii="Times New Roman" w:hAnsi="Times New Roman" w:cs="Times New Roman"/>
+          <w:sz w:val="28"/>
+          <w:szCs w:val="28"/>
+          <w:lang w:eastAsia="ru-BY"/>
+        </w:rPr>
+        <w:t>pets</w:t>
+      </w:r>
+      <w:proofErr w:type="spellEnd"/>
+      <w:r>
+        <w:rPr>
+          <w:rFonts w:ascii="Times New Roman" w:hAnsi="Times New Roman" w:cs="Times New Roman"/>
+          <w:sz w:val="28"/>
+          <w:szCs w:val="28"/>
+          <w:lang w:eastAsia="ru-BY"/>
+        </w:rPr>
+        <w:t xml:space="preserve"> (Один-ко-многим): Один владелец может иметь много питомцев. Связь реализована через внешний ключ </w:t>
+      </w:r>
+      <w:proofErr w:type="spellStart"/>
       <w:proofErr w:type="gramStart"/>
       <w:r>
         <w:rPr>
@@ -5647,7 +9403,16 @@
           <w:sz w:val="28"/>
           <w:szCs w:val="28"/>
         </w:rPr>
-        <w:t>_id.</w:t>
+        <w:t>_id</w:t>
+      </w:r>
+      <w:proofErr w:type="spellEnd"/>
+      <w:r>
+        <w:rPr>
+          <w:rFonts w:ascii="Times New Roman" w:hAnsi="Times New Roman" w:cs="Times New Roman"/>
+          <w:sz w:val="28"/>
+          <w:szCs w:val="28"/>
+        </w:rPr>
+        <w:t>.</w:t>
       </w:r>
     </w:p>
     <w:p>
@@ -5664,22 +9429,71 @@
           <w:lang w:eastAsia="ru-BY"/>
         </w:rPr>
       </w:pPr>
-      <w:r>
-        <w:rPr>
-          <w:rFonts w:ascii="Times New Roman" w:hAnsi="Times New Roman" w:cs="Times New Roman"/>
-          <w:sz w:val="28"/>
-          <w:szCs w:val="28"/>
-          <w:lang w:eastAsia="ru-BY"/>
-        </w:rPr>
-        <w:t xml:space="preserve">veterinarians → appointments (Один-ко-многим): Один ветеринар может провести много приёмов. Связь </w:t>
-      </w:r>
-      <w:r>
-        <w:rPr>
-          <w:rFonts w:ascii="Times New Roman" w:hAnsi="Times New Roman" w:cs="Times New Roman"/>
-          <w:sz w:val="28"/>
-          <w:szCs w:val="28"/>
-        </w:rPr>
-        <w:t>через appointments.vet_id.</w:t>
+      <w:proofErr w:type="spellStart"/>
+      <w:r>
+        <w:rPr>
+          <w:rFonts w:ascii="Times New Roman" w:hAnsi="Times New Roman" w:cs="Times New Roman"/>
+          <w:sz w:val="28"/>
+          <w:szCs w:val="28"/>
+          <w:lang w:eastAsia="ru-BY"/>
+        </w:rPr>
+        <w:t>veterinarians</w:t>
+      </w:r>
+      <w:proofErr w:type="spellEnd"/>
+      <w:r>
+        <w:rPr>
+          <w:rFonts w:ascii="Times New Roman" w:hAnsi="Times New Roman" w:cs="Times New Roman"/>
+          <w:sz w:val="28"/>
+          <w:szCs w:val="28"/>
+          <w:lang w:eastAsia="ru-BY"/>
+        </w:rPr>
+        <w:t xml:space="preserve"> → </w:t>
+      </w:r>
+      <w:proofErr w:type="spellStart"/>
+      <w:r>
+        <w:rPr>
+          <w:rFonts w:ascii="Times New Roman" w:hAnsi="Times New Roman" w:cs="Times New Roman"/>
+          <w:sz w:val="28"/>
+          <w:szCs w:val="28"/>
+          <w:lang w:eastAsia="ru-BY"/>
+        </w:rPr>
+        <w:t>appointments</w:t>
+      </w:r>
+      <w:proofErr w:type="spellEnd"/>
+      <w:r>
+        <w:rPr>
+          <w:rFonts w:ascii="Times New Roman" w:hAnsi="Times New Roman" w:cs="Times New Roman"/>
+          <w:sz w:val="28"/>
+          <w:szCs w:val="28"/>
+          <w:lang w:eastAsia="ru-BY"/>
+        </w:rPr>
+        <w:t xml:space="preserve"> (Один-ко-многим): Один ветеринар может провести много приёмов. Связь </w:t>
+      </w:r>
+      <w:r>
+        <w:rPr>
+          <w:rFonts w:ascii="Times New Roman" w:hAnsi="Times New Roman" w:cs="Times New Roman"/>
+          <w:sz w:val="28"/>
+          <w:szCs w:val="28"/>
+        </w:rPr>
+        <w:t>через </w:t>
+      </w:r>
+      <w:proofErr w:type="spellStart"/>
+      <w:r>
+        <w:rPr>
+          <w:rFonts w:ascii="Times New Roman" w:hAnsi="Times New Roman" w:cs="Times New Roman"/>
+          <w:sz w:val="28"/>
+          <w:szCs w:val="28"/>
+        </w:rPr>
+        <w:t>appointments.vet_id</w:t>
+      </w:r>
+      <w:proofErr w:type="spellEnd"/>
+      <w:r>
+        <w:rPr>
+          <w:rFonts w:ascii="Times New Roman" w:hAnsi="Times New Roman" w:cs="Times New Roman"/>
+          <w:sz w:val="28"/>
+          <w:szCs w:val="28"/>
+        </w:rPr>
+        <w:t>.</w:t>
       </w:r>
     </w:p>
     <w:p>
@@ -5696,22 +9510,63 @@
           <w:lang w:eastAsia="ru-BY"/>
         </w:rPr>
       </w:pPr>
-      <w:r>
-        <w:rPr>
-          <w:rFonts w:ascii="Times New Roman" w:hAnsi="Times New Roman" w:cs="Times New Roman"/>
-          <w:sz w:val="28"/>
-          <w:szCs w:val="28"/>
-          <w:lang w:eastAsia="ru-BY"/>
-        </w:rPr>
-        <w:t>pets → appointments (Один-ко-многим): Один питомец может посещать клинику много раз. Связь через </w:t>
-      </w:r>
-      <w:r>
-        <w:rPr>
-          <w:rFonts w:ascii="Times New Roman" w:hAnsi="Times New Roman" w:cs="Times New Roman"/>
-          <w:sz w:val="28"/>
-          <w:szCs w:val="28"/>
-        </w:rPr>
-        <w:t>appointments.pet_id.</w:t>
+      <w:proofErr w:type="spellStart"/>
+      <w:r>
+        <w:rPr>
+          <w:rFonts w:ascii="Times New Roman" w:hAnsi="Times New Roman" w:cs="Times New Roman"/>
+          <w:sz w:val="28"/>
+          <w:szCs w:val="28"/>
+          <w:lang w:eastAsia="ru-BY"/>
+        </w:rPr>
+        <w:t>pets</w:t>
+      </w:r>
+      <w:proofErr w:type="spellEnd"/>
+      <w:r>
+        <w:rPr>
+          <w:rFonts w:ascii="Times New Roman" w:hAnsi="Times New Roman" w:cs="Times New Roman"/>
+          <w:sz w:val="28"/>
+          <w:szCs w:val="28"/>
+          <w:lang w:eastAsia="ru-BY"/>
+        </w:rPr>
+        <w:t xml:space="preserve"> → </w:t>
+      </w:r>
+      <w:proofErr w:type="spellStart"/>
+      <w:r>
+        <w:rPr>
+          <w:rFonts w:ascii="Times New Roman" w:hAnsi="Times New Roman" w:cs="Times New Roman"/>
+          <w:sz w:val="28"/>
+          <w:szCs w:val="28"/>
+          <w:lang w:eastAsia="ru-BY"/>
+        </w:rPr>
+        <w:t>appointments</w:t>
+      </w:r>
+      <w:proofErr w:type="spellEnd"/>
+      <w:r>
+        <w:rPr>
+          <w:rFonts w:ascii="Times New Roman" w:hAnsi="Times New Roman" w:cs="Times New Roman"/>
+          <w:sz w:val="28"/>
+          <w:szCs w:val="28"/>
+          <w:lang w:eastAsia="ru-BY"/>
+        </w:rPr>
+        <w:t xml:space="preserve"> (Один-ко-многим): Один питомец может посещать клинику много раз. Связь через </w:t>
+      </w:r>
+      <w:proofErr w:type="spellStart"/>
+      <w:r>
+        <w:rPr>
+          <w:rFonts w:ascii="Times New Roman" w:hAnsi="Times New Roman" w:cs="Times New Roman"/>
+          <w:sz w:val="28"/>
+          <w:szCs w:val="28"/>
+        </w:rPr>
+        <w:t>appointments.pet_id</w:t>
+      </w:r>
+      <w:proofErr w:type="spellEnd"/>
+      <w:r>
+        <w:rPr>
+          <w:rFonts w:ascii="Times New Roman" w:hAnsi="Times New Roman" w:cs="Times New Roman"/>
+          <w:sz w:val="28"/>
+          <w:szCs w:val="28"/>
+        </w:rPr>
+        <w:t>.</w:t>
       </w:r>
     </w:p>
     <w:p>
@@ -5728,15 +9583,47 @@
           <w:lang w:eastAsia="ru-BY"/>
         </w:rPr>
       </w:pPr>
-      <w:r>
-        <w:rPr>
-          <w:rFonts w:ascii="Times New Roman" w:hAnsi="Times New Roman" w:cs="Times New Roman"/>
-          <w:sz w:val="28"/>
-          <w:szCs w:val="28"/>
-          <w:lang w:eastAsia="ru-BY"/>
-        </w:rPr>
-        <w:t>appointments ↔ treatments (Многие-ко-многим): Реализована через промежуточную таблицу </w:t>
-      </w:r>
+      <w:proofErr w:type="spellStart"/>
+      <w:r>
+        <w:rPr>
+          <w:rFonts w:ascii="Times New Roman" w:hAnsi="Times New Roman" w:cs="Times New Roman"/>
+          <w:sz w:val="28"/>
+          <w:szCs w:val="28"/>
+          <w:lang w:eastAsia="ru-BY"/>
+        </w:rPr>
+        <w:t>appointments</w:t>
+      </w:r>
+      <w:proofErr w:type="spellEnd"/>
+      <w:r>
+        <w:rPr>
+          <w:rFonts w:ascii="Times New Roman" w:hAnsi="Times New Roman" w:cs="Times New Roman"/>
+          <w:sz w:val="28"/>
+          <w:szCs w:val="28"/>
+          <w:lang w:eastAsia="ru-BY"/>
+        </w:rPr>
+        <w:t xml:space="preserve"> ↔ </w:t>
+      </w:r>
+      <w:proofErr w:type="spellStart"/>
+      <w:r>
+        <w:rPr>
+          <w:rFonts w:ascii="Times New Roman" w:hAnsi="Times New Roman" w:cs="Times New Roman"/>
+          <w:sz w:val="28"/>
+          <w:szCs w:val="28"/>
+          <w:lang w:eastAsia="ru-BY"/>
+        </w:rPr>
+        <w:t>treatments</w:t>
+      </w:r>
+      <w:proofErr w:type="spellEnd"/>
+      <w:r>
+        <w:rPr>
+          <w:rFonts w:ascii="Times New Roman" w:hAnsi="Times New Roman" w:cs="Times New Roman"/>
+          <w:sz w:val="28"/>
+          <w:szCs w:val="28"/>
+          <w:lang w:eastAsia="ru-BY"/>
+        </w:rPr>
+        <w:t xml:space="preserve"> (Многие-ко-многим): Реализована через промежуточную таблицу </w:t>
+      </w:r>
+      <w:proofErr w:type="spellStart"/>
       <w:r>
         <w:rPr>
           <w:rFonts w:ascii="Times New Roman" w:hAnsi="Times New Roman" w:cs="Times New Roman"/>
@@ -5745,6 +9632,7 @@
         </w:rPr>
         <w:t>appointment_treatments</w:t>
       </w:r>
+      <w:proofErr w:type="spellEnd"/>
       <w:r>
         <w:rPr>
           <w:rFonts w:ascii="Times New Roman" w:hAnsi="Times New Roman" w:cs="Times New Roman"/>
@@ -5757,6 +9645,11 @@
     </w:p>
     <w:p>
       <w:pPr>
+        <w:pStyle w:val="a5"/>
+        <w:numPr>
+          <w:ilvl w:val="0"/>
+          <w:numId w:val="4"/>
+        </w:numPr>
         <w:rPr>
           <w:rFonts w:ascii="Times New Roman" w:hAnsi="Times New Roman" w:cs="Times New Roman"/>
           <w:sz w:val="28"/>
@@ -5764,6 +9657,7 @@
           <w:lang w:eastAsia="ru-BY"/>
         </w:rPr>
       </w:pPr>
+      <w:proofErr w:type="spellStart"/>
       <w:r>
         <w:rPr>
           <w:rFonts w:ascii="Times New Roman" w:hAnsi="Times New Roman" w:cs="Times New Roman"/>
@@ -5772,27 +9666,383 @@
           <w:lang w:eastAsia="ru-BY"/>
         </w:rPr>
         <w:lastRenderedPageBreak/>
-        <w:t>ER-диаграмма (физическая модель):</w:t>
-      </w:r>
-      <w:r>
-        <w:rPr>
-          <w:rFonts w:ascii="Times New Roman" w:hAnsi="Times New Roman" w:cs="Times New Roman"/>
-          <w:sz w:val="28"/>
-          <w:szCs w:val="28"/>
-          <w:lang w:eastAsia="ru-BY"/>
-        </w:rPr>
-        <w:br/>
-        <w:t>Ниже представлена диаграмма, отображающая все таблицы с колонками, типами данных, первичными и внешними ключами, а также связи между ними.</w:t>
+        <w:t>ref_species</w:t>
+      </w:r>
+      <w:proofErr w:type="spellEnd"/>
+      <w:r>
+        <w:rPr>
+          <w:rFonts w:ascii="Times New Roman" w:hAnsi="Times New Roman" w:cs="Times New Roman"/>
+          <w:sz w:val="28"/>
+          <w:szCs w:val="28"/>
+          <w:lang w:eastAsia="ru-BY"/>
+        </w:rPr>
+        <w:t xml:space="preserve"> → </w:t>
+      </w:r>
+      <w:proofErr w:type="spellStart"/>
+      <w:r>
+        <w:rPr>
+          <w:rFonts w:ascii="Times New Roman" w:hAnsi="Times New Roman" w:cs="Times New Roman"/>
+          <w:sz w:val="28"/>
+          <w:szCs w:val="28"/>
+          <w:lang w:eastAsia="ru-BY"/>
+        </w:rPr>
+        <w:t>ref_breeds</w:t>
+      </w:r>
+      <w:proofErr w:type="spellEnd"/>
+      <w:r>
+        <w:rPr>
+          <w:rFonts w:ascii="Times New Roman" w:hAnsi="Times New Roman" w:cs="Times New Roman"/>
+          <w:sz w:val="28"/>
+          <w:szCs w:val="28"/>
+          <w:lang w:eastAsia="ru-BY"/>
+        </w:rPr>
+        <w:t xml:space="preserve"> (Один-ко-многим): один вид может иметь много пород. Связь через </w:t>
+      </w:r>
+      <w:proofErr w:type="spellStart"/>
+      <w:r>
+        <w:rPr>
+          <w:rFonts w:ascii="Times New Roman" w:hAnsi="Times New Roman" w:cs="Times New Roman"/>
+          <w:sz w:val="28"/>
+          <w:szCs w:val="28"/>
+          <w:lang w:eastAsia="ru-BY"/>
+        </w:rPr>
+        <w:t>ref_</w:t>
+      </w:r>
+      <w:proofErr w:type="gramStart"/>
+      <w:r>
+        <w:rPr>
+          <w:rFonts w:ascii="Times New Roman" w:hAnsi="Times New Roman" w:cs="Times New Roman"/>
+          <w:sz w:val="28"/>
+          <w:szCs w:val="28"/>
+          <w:lang w:eastAsia="ru-BY"/>
+        </w:rPr>
+        <w:t>breeds.species</w:t>
+      </w:r>
+      <w:proofErr w:type="gramEnd"/>
+      <w:r>
+        <w:rPr>
+          <w:rFonts w:ascii="Times New Roman" w:hAnsi="Times New Roman" w:cs="Times New Roman"/>
+          <w:sz w:val="28"/>
+          <w:szCs w:val="28"/>
+          <w:lang w:eastAsia="ru-BY"/>
+        </w:rPr>
+        <w:t>_id</w:t>
+      </w:r>
+      <w:proofErr w:type="spellEnd"/>
+      <w:r>
+        <w:rPr>
+          <w:rFonts w:ascii="Times New Roman" w:hAnsi="Times New Roman" w:cs="Times New Roman"/>
+          <w:sz w:val="28"/>
+          <w:szCs w:val="28"/>
+          <w:lang w:eastAsia="ru-BY"/>
+        </w:rPr>
+        <w:t>.</w:t>
       </w:r>
     </w:p>
     <w:p>
       <w:pPr>
-        <w:rPr>
-          <w:rFonts w:ascii="Times New Roman" w:hAnsi="Times New Roman" w:cs="Times New Roman"/>
-          <w:sz w:val="28"/>
-          <w:szCs w:val="28"/>
+        <w:pStyle w:val="a5"/>
+        <w:numPr>
+          <w:ilvl w:val="0"/>
+          <w:numId w:val="4"/>
+        </w:numPr>
+        <w:rPr>
+          <w:rFonts w:ascii="Times New Roman" w:hAnsi="Times New Roman" w:cs="Times New Roman"/>
+          <w:sz w:val="28"/>
+          <w:szCs w:val="28"/>
+          <w:lang w:eastAsia="ru-BY"/>
         </w:rPr>
       </w:pPr>
+      <w:proofErr w:type="spellStart"/>
+      <w:r>
+        <w:rPr>
+          <w:rFonts w:ascii="Times New Roman" w:hAnsi="Times New Roman" w:cs="Times New Roman"/>
+          <w:sz w:val="28"/>
+          <w:szCs w:val="28"/>
+          <w:lang w:eastAsia="ru-BY"/>
+        </w:rPr>
+        <w:t>ref_species</w:t>
+      </w:r>
+      <w:proofErr w:type="spellEnd"/>
+      <w:r>
+        <w:rPr>
+          <w:rFonts w:ascii="Times New Roman" w:hAnsi="Times New Roman" w:cs="Times New Roman"/>
+          <w:sz w:val="28"/>
+          <w:szCs w:val="28"/>
+          <w:lang w:eastAsia="ru-BY"/>
+        </w:rPr>
+        <w:t xml:space="preserve"> → </w:t>
+      </w:r>
+      <w:proofErr w:type="spellStart"/>
+      <w:r>
+        <w:rPr>
+          <w:rFonts w:ascii="Times New Roman" w:hAnsi="Times New Roman" w:cs="Times New Roman"/>
+          <w:sz w:val="28"/>
+          <w:szCs w:val="28"/>
+          <w:lang w:eastAsia="ru-BY"/>
+        </w:rPr>
+        <w:t>pets</w:t>
+      </w:r>
+      <w:proofErr w:type="spellEnd"/>
+      <w:r>
+        <w:rPr>
+          <w:rFonts w:ascii="Times New Roman" w:hAnsi="Times New Roman" w:cs="Times New Roman"/>
+          <w:sz w:val="28"/>
+          <w:szCs w:val="28"/>
+          <w:lang w:eastAsia="ru-BY"/>
+        </w:rPr>
+        <w:t xml:space="preserve"> (Один-ко-многим): один вид может быть у многих питомцев. Связь через </w:t>
+      </w:r>
+      <w:proofErr w:type="spellStart"/>
+      <w:proofErr w:type="gramStart"/>
+      <w:r>
+        <w:rPr>
+          <w:rFonts w:ascii="Times New Roman" w:hAnsi="Times New Roman" w:cs="Times New Roman"/>
+          <w:sz w:val="28"/>
+          <w:szCs w:val="28"/>
+          <w:lang w:eastAsia="ru-BY"/>
+        </w:rPr>
+        <w:t>pets.species</w:t>
+      </w:r>
+      <w:proofErr w:type="gramEnd"/>
+      <w:r>
+        <w:rPr>
+          <w:rFonts w:ascii="Times New Roman" w:hAnsi="Times New Roman" w:cs="Times New Roman"/>
+          <w:sz w:val="28"/>
+          <w:szCs w:val="28"/>
+          <w:lang w:eastAsia="ru-BY"/>
+        </w:rPr>
+        <w:t>_id</w:t>
+      </w:r>
+      <w:proofErr w:type="spellEnd"/>
+      <w:r>
+        <w:rPr>
+          <w:rFonts w:ascii="Times New Roman" w:hAnsi="Times New Roman" w:cs="Times New Roman"/>
+          <w:sz w:val="28"/>
+          <w:szCs w:val="28"/>
+          <w:lang w:eastAsia="ru-BY"/>
+        </w:rPr>
+        <w:t>.</w:t>
+      </w:r>
+    </w:p>
+    <w:p>
+      <w:pPr>
+        <w:pStyle w:val="a5"/>
+        <w:numPr>
+          <w:ilvl w:val="0"/>
+          <w:numId w:val="4"/>
+        </w:numPr>
+        <w:rPr>
+          <w:rFonts w:ascii="Times New Roman" w:hAnsi="Times New Roman" w:cs="Times New Roman"/>
+          <w:sz w:val="28"/>
+          <w:szCs w:val="28"/>
+          <w:lang w:eastAsia="ru-BY"/>
+        </w:rPr>
+      </w:pPr>
+      <w:proofErr w:type="spellStart"/>
+      <w:r>
+        <w:rPr>
+          <w:rFonts w:ascii="Times New Roman" w:hAnsi="Times New Roman" w:cs="Times New Roman"/>
+          <w:sz w:val="28"/>
+          <w:szCs w:val="28"/>
+          <w:lang w:eastAsia="ru-BY"/>
+        </w:rPr>
+        <w:t>ref_breeds</w:t>
+      </w:r>
+      <w:proofErr w:type="spellEnd"/>
+      <w:r>
+        <w:rPr>
+          <w:rFonts w:ascii="Times New Roman" w:hAnsi="Times New Roman" w:cs="Times New Roman"/>
+          <w:sz w:val="28"/>
+          <w:szCs w:val="28"/>
+          <w:lang w:eastAsia="ru-BY"/>
+        </w:rPr>
+        <w:t xml:space="preserve"> → </w:t>
+      </w:r>
+      <w:proofErr w:type="spellStart"/>
+      <w:r>
+        <w:rPr>
+          <w:rFonts w:ascii="Times New Roman" w:hAnsi="Times New Roman" w:cs="Times New Roman"/>
+          <w:sz w:val="28"/>
+          <w:szCs w:val="28"/>
+          <w:lang w:eastAsia="ru-BY"/>
+        </w:rPr>
+        <w:t>pets</w:t>
+      </w:r>
+      <w:proofErr w:type="spellEnd"/>
+      <w:r>
+        <w:rPr>
+          <w:rFonts w:ascii="Times New Roman" w:hAnsi="Times New Roman" w:cs="Times New Roman"/>
+          <w:sz w:val="28"/>
+          <w:szCs w:val="28"/>
+          <w:lang w:eastAsia="ru-BY"/>
+        </w:rPr>
+        <w:t xml:space="preserve"> (Один-ко-многим): одна порода может быть у многих питомцев. Связь через </w:t>
+      </w:r>
+      <w:proofErr w:type="spellStart"/>
+      <w:proofErr w:type="gramStart"/>
+      <w:r>
+        <w:rPr>
+          <w:rFonts w:ascii="Times New Roman" w:hAnsi="Times New Roman" w:cs="Times New Roman"/>
+          <w:sz w:val="28"/>
+          <w:szCs w:val="28"/>
+          <w:lang w:eastAsia="ru-BY"/>
+        </w:rPr>
+        <w:t>pets.breed</w:t>
+      </w:r>
+      <w:proofErr w:type="gramEnd"/>
+      <w:r>
+        <w:rPr>
+          <w:rFonts w:ascii="Times New Roman" w:hAnsi="Times New Roman" w:cs="Times New Roman"/>
+          <w:sz w:val="28"/>
+          <w:szCs w:val="28"/>
+          <w:lang w:eastAsia="ru-BY"/>
+        </w:rPr>
+        <w:t>_id</w:t>
+      </w:r>
+      <w:proofErr w:type="spellEnd"/>
+      <w:r>
+        <w:rPr>
+          <w:rFonts w:ascii="Times New Roman" w:hAnsi="Times New Roman" w:cs="Times New Roman"/>
+          <w:sz w:val="28"/>
+          <w:szCs w:val="28"/>
+          <w:lang w:eastAsia="ru-BY"/>
+        </w:rPr>
+        <w:t xml:space="preserve"> (может быть NULL).</w:t>
+      </w:r>
+    </w:p>
+    <w:p>
+      <w:pPr>
+        <w:pStyle w:val="a5"/>
+        <w:numPr>
+          <w:ilvl w:val="0"/>
+          <w:numId w:val="4"/>
+        </w:numPr>
+        <w:rPr>
+          <w:rFonts w:ascii="Times New Roman" w:hAnsi="Times New Roman" w:cs="Times New Roman"/>
+          <w:sz w:val="28"/>
+          <w:szCs w:val="28"/>
+          <w:lang w:eastAsia="ru-BY"/>
+        </w:rPr>
+      </w:pPr>
+      <w:proofErr w:type="spellStart"/>
+      <w:r>
+        <w:rPr>
+          <w:rFonts w:ascii="Times New Roman" w:hAnsi="Times New Roman" w:cs="Times New Roman"/>
+          <w:sz w:val="28"/>
+          <w:szCs w:val="28"/>
+          <w:lang w:eastAsia="ru-BY"/>
+        </w:rPr>
+        <w:t>veterinarians</w:t>
+      </w:r>
+      <w:proofErr w:type="spellEnd"/>
+      <w:r>
+        <w:rPr>
+          <w:rFonts w:ascii="Times New Roman" w:hAnsi="Times New Roman" w:cs="Times New Roman"/>
+          <w:sz w:val="28"/>
+          <w:szCs w:val="28"/>
+          <w:lang w:eastAsia="ru-BY"/>
+        </w:rPr>
+        <w:t xml:space="preserve"> ↔ </w:t>
+      </w:r>
+      <w:proofErr w:type="spellStart"/>
+      <w:r>
+        <w:rPr>
+          <w:rFonts w:ascii="Times New Roman" w:hAnsi="Times New Roman" w:cs="Times New Roman"/>
+          <w:sz w:val="28"/>
+          <w:szCs w:val="28"/>
+          <w:lang w:eastAsia="ru-BY"/>
+        </w:rPr>
+        <w:t>specializations</w:t>
+      </w:r>
+      <w:proofErr w:type="spellEnd"/>
+      <w:r>
+        <w:rPr>
+          <w:rFonts w:ascii="Times New Roman" w:hAnsi="Times New Roman" w:cs="Times New Roman"/>
+          <w:sz w:val="28"/>
+          <w:szCs w:val="28"/>
+          <w:lang w:eastAsia="ru-BY"/>
+        </w:rPr>
+        <w:t xml:space="preserve"> (Многие-ко-многим): один ветеринар может иметь несколько специализаций, одна </w:t>
+      </w:r>
+      <w:proofErr w:type="gramStart"/>
+      <w:r>
+        <w:rPr>
+          <w:rFonts w:ascii="Times New Roman" w:hAnsi="Times New Roman" w:cs="Times New Roman"/>
+          <w:sz w:val="28"/>
+          <w:szCs w:val="28"/>
+          <w:lang w:eastAsia="ru-BY"/>
+        </w:rPr>
+        <w:t>специализация может быть</w:t>
+      </w:r>
+      <w:proofErr w:type="gramEnd"/>
+      <w:r>
+        <w:rPr>
+          <w:rFonts w:ascii="Times New Roman" w:hAnsi="Times New Roman" w:cs="Times New Roman"/>
+          <w:sz w:val="28"/>
+          <w:szCs w:val="28"/>
+          <w:lang w:eastAsia="ru-BY"/>
+        </w:rPr>
+        <w:t xml:space="preserve"> у многих врачей. Реализовано через промежуточную таблицу </w:t>
+      </w:r>
+      <w:proofErr w:type="spellStart"/>
+      <w:r>
+        <w:rPr>
+          <w:rFonts w:ascii="Times New Roman" w:hAnsi="Times New Roman" w:cs="Times New Roman"/>
+          <w:sz w:val="28"/>
+          <w:szCs w:val="28"/>
+          <w:lang w:eastAsia="ru-BY"/>
+        </w:rPr>
+        <w:t>vet_specialties</w:t>
+      </w:r>
+      <w:proofErr w:type="spellEnd"/>
+      <w:r>
+        <w:rPr>
+          <w:rFonts w:ascii="Times New Roman" w:hAnsi="Times New Roman" w:cs="Times New Roman"/>
+          <w:sz w:val="28"/>
+          <w:szCs w:val="28"/>
+          <w:lang w:eastAsia="ru-BY"/>
+        </w:rPr>
+        <w:t>.</w:t>
+      </w:r>
+    </w:p>
+    <w:p>
+      <w:pPr>
+        <w:rPr>
+          <w:rFonts w:ascii="Times New Roman" w:hAnsi="Times New Roman" w:cs="Times New Roman"/>
+          <w:sz w:val="28"/>
+          <w:szCs w:val="28"/>
+          <w:lang w:eastAsia="ru-BY"/>
+        </w:rPr>
+      </w:pPr>
+      <w:r>
+        <w:rPr>
+          <w:rFonts w:ascii="Times New Roman" w:hAnsi="Times New Roman" w:cs="Times New Roman"/>
+          <w:sz w:val="28"/>
+          <w:szCs w:val="28"/>
+          <w:lang w:eastAsia="ru-BY"/>
+        </w:rPr>
+        <w:t>ER-диаграмма (физическая модель):</w:t>
+      </w:r>
+      <w:r>
+        <w:rPr>
+          <w:rFonts w:ascii="Times New Roman" w:hAnsi="Times New Roman" w:cs="Times New Roman"/>
+          <w:sz w:val="28"/>
+          <w:szCs w:val="28"/>
+          <w:lang w:eastAsia="ru-BY"/>
+        </w:rPr>
+        <w:br/>
+        <w:t>Ниже представлена диаграмма, отображающая все таблицы с колонками, типами данных, первичными и внешними ключами, а также связи между ними.</w:t>
+      </w:r>
+    </w:p>
+    <w:p>
+      <w:pPr>
+        <w:rPr>
+          <w:rFonts w:ascii="Times New Roman" w:hAnsi="Times New Roman" w:cs="Times New Roman"/>
+          <w:sz w:val="28"/>
+          <w:szCs w:val="28"/>
+        </w:rPr>
+      </w:pPr>
       <w:r>
         <w:rPr>
           <w:rFonts w:ascii="Times New Roman" w:hAnsi="Times New Roman" w:cs="Times New Roman"/>
@@ -5801,9 +10051,9 @@
           <w:szCs w:val="28"/>
         </w:rPr>
         <w:drawing>
-          <wp:inline distT="0" distB="0" distL="0" distR="0" wp14:anchorId="2E713E01" wp14:editId="2F583013">
-            <wp:extent cx="5940425" cy="3743960"/>
-            <wp:effectExtent l="0" t="0" r="3175" b="8890"/>
+          <wp:inline distT="0" distB="0" distL="0" distR="0" wp14:anchorId="2E713E01" wp14:editId="7A3FAD77">
+            <wp:extent cx="4345448" cy="3743960"/>
+            <wp:effectExtent l="0" t="0" r="0" b="8890"/>
             <wp:docPr id="2" name="Рисунок 2"/>
             <wp:cNvGraphicFramePr>
               <a:graphicFrameLocks xmlns:a="http://schemas.openxmlformats.org/drawingml/2006/main" noChangeAspect="1"/>
@@ -5816,7 +10066,7 @@
                     <pic:cNvPicPr/>
                   </pic:nvPicPr>
                   <pic:blipFill>
-                    <a:blip r:embed="rId5">
+                    <a:blip r:embed="rId5" cstate="print">
                       <a:extLst>
                         <a:ext uri="{28A0092B-C50C-407E-A947-70E740481C1C}">
                           <a14:useLocalDpi xmlns:a14="http://schemas.microsoft.com/office/drawing/2010/main" val="0"/>
@@ -5830,7 +10080,7 @@
                   <pic:spPr>
                     <a:xfrm>
                       <a:off x="0" y="0"/>
-                      <a:ext cx="5940425" cy="3743960"/>
+                      <a:ext cx="4345448" cy="3743960"/>
                     </a:xfrm>
                     <a:prstGeom prst="rect">
                       <a:avLst/>
@@ -6851,6 +11101,131 @@
       <w:contextualSpacing/>
     </w:pPr>
   </w:style>
+  <w:style w:type="table" w:styleId="a6">
+    <w:name w:val="Table Grid"/>
+    <w:basedOn w:val="a1"/>
+    <w:uiPriority w:val="39"/>
+    <w:rsid w:val="00D17518"/>
+    <w:pPr>
+      <w:spacing w:after="0" w:line="240" w:lineRule="auto"/>
+    </w:pPr>
+    <w:tblPr>
+      <w:tblBorders>
+        <w:top w:val="single" w:sz="4" w:space="0" w:color="auto"/>
+        <w:left w:val="single" w:sz="4" w:space="0" w:color="auto"/>
+        <w:bottom w:val="single" w:sz="4" w:space="0" w:color="auto"/>
+        <w:right w:val="single" w:sz="4" w:space="0" w:color="auto"/>
+        <w:insideH w:val="single" w:sz="4" w:space="0" w:color="auto"/>
+        <w:insideV w:val="single" w:sz="4" w:space="0" w:color="auto"/>
+      </w:tblBorders>
+    </w:tblPr>
+  </w:style>
+  <w:style w:type="table" w:styleId="-11">
+    <w:name w:val="Grid Table 1 Light Accent 1"/>
+    <w:basedOn w:val="a1"/>
+    <w:uiPriority w:val="46"/>
+    <w:rsid w:val="00D17518"/>
+    <w:pPr>
+      <w:spacing w:after="0" w:line="240" w:lineRule="auto"/>
+    </w:pPr>
+    <w:tblPr>
+      <w:tblStyleRowBandSize w:val="1"/>
+      <w:tblStyleColBandSize w:val="1"/>
+      <w:tblBorders>
+        <w:top w:val="single" w:sz="4" w:space="0" w:color="B4C6E7" w:themeColor="accent1" w:themeTint="66"/>
+        <w:left w:val="single" w:sz="4" w:space="0" w:color="B4C6E7" w:themeColor="accent1" w:themeTint="66"/>
+        <w:bottom w:val="single" w:sz="4" w:space="0" w:color="B4C6E7" w:themeColor="accent1" w:themeTint="66"/>
+        <w:right w:val="single" w:sz="4" w:space="0" w:color="B4C6E7" w:themeColor="accent1" w:themeTint="66"/>
+        <w:insideH w:val="single" w:sz="4" w:space="0" w:color="B4C6E7" w:themeColor="accent1" w:themeTint="66"/>
+        <w:insideV w:val="single" w:sz="4" w:space="0" w:color="B4C6E7" w:themeColor="accent1" w:themeTint="66"/>
+      </w:tblBorders>
+    </w:tblPr>
+    <w:tblStylePr w:type="firstRow">
+      <w:rPr>
+        <w:b/>
+        <w:bCs/>
+      </w:rPr>
+      <w:tblPr/>
+      <w:tcPr>
+        <w:tcBorders>
+          <w:bottom w:val="single" w:sz="12" w:space="0" w:color="8EAADB" w:themeColor="accent1" w:themeTint="99"/>
+        </w:tcBorders>
+      </w:tcPr>
+    </w:tblStylePr>
+    <w:tblStylePr w:type="lastRow">
+      <w:rPr>
+        <w:b/>
+        <w:bCs/>
+      </w:rPr>
+      <w:tblPr/>
+      <w:tcPr>
+        <w:tcBorders>
+          <w:top w:val="double" w:sz="2" w:space="0" w:color="8EAADB" w:themeColor="accent1" w:themeTint="99"/>
+        </w:tcBorders>
+      </w:tcPr>
+    </w:tblStylePr>
+    <w:tblStylePr w:type="firstCol">
+      <w:rPr>
+        <w:b/>
+        <w:bCs/>
+      </w:rPr>
+    </w:tblStylePr>
+    <w:tblStylePr w:type="lastCol">
+      <w:rPr>
+        <w:b/>
+        <w:bCs/>
+      </w:rPr>
+    </w:tblStylePr>
+  </w:style>
+  <w:style w:type="table" w:styleId="4">
+    <w:name w:val="Plain Table 4"/>
+    <w:basedOn w:val="a1"/>
+    <w:uiPriority w:val="44"/>
+    <w:rsid w:val="00D17518"/>
+    <w:pPr>
+      <w:spacing w:after="0" w:line="240" w:lineRule="auto"/>
+    </w:pPr>
+    <w:tblPr>
+      <w:tblStyleRowBandSize w:val="1"/>
+      <w:tblStyleColBandSize w:val="1"/>
+    </w:tblPr>
+    <w:tblStylePr w:type="firstRow">
+      <w:rPr>
+        <w:b/>
+        <w:bCs/>
+      </w:rPr>
+    </w:tblStylePr>
+    <w:tblStylePr w:type="lastRow">
+      <w:rPr>
+        <w:b/>
+        <w:bCs/>
+      </w:rPr>
+    </w:tblStylePr>
+    <w:tblStylePr w:type="firstCol">
+      <w:rPr>
+        <w:b/>
+        <w:bCs/>
+      </w:rPr>
+    </w:tblStylePr>
+    <w:tblStylePr w:type="lastCol">
+      <w:rPr>
+        <w:b/>
+        <w:bCs/>
+      </w:rPr>
+    </w:tblStylePr>
+    <w:tblStylePr w:type="band1Vert">
+      <w:tblPr/>
+      <w:tcPr>
+        <w:shd w:val="clear" w:color="auto" w:fill="F2F2F2" w:themeFill="background1" w:themeFillShade="F2"/>
+      </w:tcPr>
+    </w:tblStylePr>
+    <w:tblStylePr w:type="band1Horz">
+      <w:tblPr/>
+      <w:tcPr>
+        <w:shd w:val="clear" w:color="auto" w:fill="F2F2F2" w:themeFill="background1" w:themeFillShade="F2"/>
+      </w:tcPr>
+    </w:tblStylePr>
+  </w:style>
 </w:styles>
 </file>
 
